--- a/Machine-learning-methods-for-continuous-glucose-monitoring-data-and-their-potential-in-cardiovascular-risk-assessment.docx
+++ b/Machine-learning-methods-for-continuous-glucose-monitoring-data-and-their-potential-in-cardiovascular-risk-assessment.docx
@@ -479,7 +479,7 @@
     </w:p>
     <w:bookmarkEnd w:id="29"/>
     <w:bookmarkEnd w:id="30"/>
-    <w:bookmarkStart w:id="44" w:name="abbreviations"/>
+    <w:bookmarkStart w:id="48" w:name="abbreviations"/>
     <w:p>
       <w:pPr>
         <w:pStyle w:val="Heading1"/>
@@ -509,7 +509,24 @@
       <w:pPr>
         <w:pStyle w:val="BodyText"/>
       </w:pPr>
-      <w:bookmarkStart w:id="32" w:name="acronyms_CGM"/>
+      <w:bookmarkStart w:id="32" w:name="acronyms_AID"/>
+      <w:r>
+        <w:rPr>
+          <w:b/>
+          <w:bCs/>
+        </w:rPr>
+        <w:t xml:space="preserve">AID</w:t>
+      </w:r>
+      <w:bookmarkEnd w:id="32"/>
+      <w:r>
+        <w:t xml:space="preserve">: Automated insulin delivery</w:t>
+      </w:r>
+    </w:p>
+    <w:p>
+      <w:pPr>
+        <w:pStyle w:val="BodyText"/>
+      </w:pPr>
+      <w:bookmarkStart w:id="33" w:name="acronyms_CGM"/>
       <w:r>
         <w:rPr>
           <w:b/>
@@ -517,7 +534,7 @@
         </w:rPr>
         <w:t xml:space="preserve">CGM</w:t>
       </w:r>
-      <w:bookmarkEnd w:id="32"/>
+      <w:bookmarkEnd w:id="33"/>
       <w:r>
         <w:t xml:space="preserve">: continuous glucose monitoring</w:t>
       </w:r>
@@ -526,7 +543,7 @@
       <w:pPr>
         <w:pStyle w:val="BodyText"/>
       </w:pPr>
-      <w:bookmarkStart w:id="33" w:name="acronyms_CV"/>
+      <w:bookmarkStart w:id="34" w:name="acronyms_CV"/>
       <w:r>
         <w:rPr>
           <w:b/>
@@ -534,7 +551,7 @@
         </w:rPr>
         <w:t xml:space="preserve">CV</w:t>
       </w:r>
-      <w:bookmarkEnd w:id="33"/>
+      <w:bookmarkEnd w:id="34"/>
       <w:r>
         <w:t xml:space="preserve">: coefficient of variation</w:t>
       </w:r>
@@ -543,7 +560,7 @@
       <w:pPr>
         <w:pStyle w:val="BodyText"/>
       </w:pPr>
-      <w:bookmarkStart w:id="34" w:name="acronyms_CVD"/>
+      <w:bookmarkStart w:id="35" w:name="acronyms_CVD"/>
       <w:r>
         <w:rPr>
           <w:b/>
@@ -551,7 +568,7 @@
         </w:rPr>
         <w:t xml:space="preserve">CVD</w:t>
       </w:r>
-      <w:bookmarkEnd w:id="34"/>
+      <w:bookmarkEnd w:id="35"/>
       <w:r>
         <w:t xml:space="preserve">: cardiovascular disease</w:t>
       </w:r>
@@ -560,7 +577,24 @@
       <w:pPr>
         <w:pStyle w:val="BodyText"/>
       </w:pPr>
-      <w:bookmarkStart w:id="35" w:name="acronyms_GMI"/>
+      <w:bookmarkStart w:id="36" w:name="acronyms_eGFR"/>
+      <w:r>
+        <w:rPr>
+          <w:b/>
+          <w:bCs/>
+        </w:rPr>
+        <w:t xml:space="preserve">eGFR</w:t>
+      </w:r>
+      <w:bookmarkEnd w:id="36"/>
+      <w:r>
+        <w:t xml:space="preserve">: Estimated Glomerular Filtration Rate</w:t>
+      </w:r>
+    </w:p>
+    <w:p>
+      <w:pPr>
+        <w:pStyle w:val="BodyText"/>
+      </w:pPr>
+      <w:bookmarkStart w:id="37" w:name="acronyms_GMI"/>
       <w:r>
         <w:rPr>
           <w:b/>
@@ -568,7 +602,7 @@
         </w:rPr>
         <w:t xml:space="preserve">GMI</w:t>
       </w:r>
-      <w:bookmarkEnd w:id="35"/>
+      <w:bookmarkEnd w:id="37"/>
       <w:r>
         <w:t xml:space="preserve">: glucose management indicator</w:t>
       </w:r>
@@ -577,7 +611,7 @@
       <w:pPr>
         <w:pStyle w:val="BodyText"/>
       </w:pPr>
-      <w:bookmarkStart w:id="36" w:name="acronyms_HbA1c"/>
+      <w:bookmarkStart w:id="38" w:name="acronyms_HbA1c"/>
       <w:r>
         <w:rPr>
           <w:b/>
@@ -585,7 +619,7 @@
         </w:rPr>
         <w:t xml:space="preserve">HbA1c</w:t>
       </w:r>
-      <w:bookmarkEnd w:id="36"/>
+      <w:bookmarkEnd w:id="38"/>
       <w:r>
         <w:t xml:space="preserve">: hemoglobin A1c</w:t>
       </w:r>
@@ -594,7 +628,7 @@
       <w:pPr>
         <w:pStyle w:val="BodyText"/>
       </w:pPr>
-      <w:bookmarkStart w:id="37" w:name="acronyms_MBG"/>
+      <w:bookmarkStart w:id="39" w:name="acronyms_MBG"/>
       <w:r>
         <w:rPr>
           <w:b/>
@@ -602,7 +636,7 @@
         </w:rPr>
         <w:t xml:space="preserve">MBG</w:t>
       </w:r>
-      <w:bookmarkEnd w:id="37"/>
+      <w:bookmarkEnd w:id="39"/>
       <w:r>
         <w:t xml:space="preserve">: mean glucose</w:t>
       </w:r>
@@ -611,7 +645,41 @@
       <w:pPr>
         <w:pStyle w:val="BodyText"/>
       </w:pPr>
-      <w:bookmarkStart w:id="38" w:name="acronyms_SMBG"/>
+      <w:bookmarkStart w:id="40" w:name="acronyms_NT_proBNP"/>
+      <w:r>
+        <w:rPr>
+          <w:b/>
+          <w:bCs/>
+        </w:rPr>
+        <w:t xml:space="preserve">NT-proBNP</w:t>
+      </w:r>
+      <w:bookmarkEnd w:id="40"/>
+      <w:r>
+        <w:t xml:space="preserve">: N-terminal Pro-B-type Natriuretic Peptide</w:t>
+      </w:r>
+    </w:p>
+    <w:p>
+      <w:pPr>
+        <w:pStyle w:val="BodyText"/>
+      </w:pPr>
+      <w:bookmarkStart w:id="41" w:name="acronyms_SCORE2_Diabetes"/>
+      <w:r>
+        <w:rPr>
+          <w:b/>
+          <w:bCs/>
+        </w:rPr>
+        <w:t xml:space="preserve">SCORE2-Diabetes</w:t>
+      </w:r>
+      <w:bookmarkEnd w:id="41"/>
+      <w:r>
+        <w:t xml:space="preserve">: Systematic Coronary Risk Evaluation 2-Diabetes</w:t>
+      </w:r>
+    </w:p>
+    <w:p>
+      <w:pPr>
+        <w:pStyle w:val="BodyText"/>
+      </w:pPr>
+      <w:bookmarkStart w:id="42" w:name="acronyms_SMBG"/>
       <w:r>
         <w:rPr>
           <w:b/>
@@ -619,7 +687,7 @@
         </w:rPr>
         <w:t xml:space="preserve">SMBG</w:t>
       </w:r>
-      <w:bookmarkEnd w:id="38"/>
+      <w:bookmarkEnd w:id="42"/>
       <w:r>
         <w:t xml:space="preserve">: self-monitoring blood glucose</w:t>
       </w:r>
@@ -628,7 +696,7 @@
       <w:pPr>
         <w:pStyle w:val="BodyText"/>
       </w:pPr>
-      <w:bookmarkStart w:id="39" w:name="acronyms_T1D"/>
+      <w:bookmarkStart w:id="43" w:name="acronyms_T1D"/>
       <w:r>
         <w:rPr>
           <w:b/>
@@ -636,7 +704,7 @@
         </w:rPr>
         <w:t xml:space="preserve">T1D</w:t>
       </w:r>
-      <w:bookmarkEnd w:id="39"/>
+      <w:bookmarkEnd w:id="43"/>
       <w:r>
         <w:t xml:space="preserve">: type 1 diabetes</w:t>
       </w:r>
@@ -645,7 +713,7 @@
       <w:pPr>
         <w:pStyle w:val="BodyText"/>
       </w:pPr>
-      <w:bookmarkStart w:id="40" w:name="acronyms_T2D"/>
+      <w:bookmarkStart w:id="44" w:name="acronyms_T2D"/>
       <w:r>
         <w:rPr>
           <w:b/>
@@ -653,7 +721,7 @@
         </w:rPr>
         <w:t xml:space="preserve">T2D</w:t>
       </w:r>
-      <w:bookmarkEnd w:id="40"/>
+      <w:bookmarkEnd w:id="44"/>
       <w:r>
         <w:t xml:space="preserve">: type 2 diabetes</w:t>
       </w:r>
@@ -662,7 +730,7 @@
       <w:pPr>
         <w:pStyle w:val="BodyText"/>
       </w:pPr>
-      <w:bookmarkStart w:id="41" w:name="acronyms_TAR"/>
+      <w:bookmarkStart w:id="45" w:name="acronyms_TAR"/>
       <w:r>
         <w:rPr>
           <w:b/>
@@ -670,7 +738,7 @@
         </w:rPr>
         <w:t xml:space="preserve">TAR</w:t>
       </w:r>
-      <w:bookmarkEnd w:id="41"/>
+      <w:bookmarkEnd w:id="45"/>
       <w:r>
         <w:t xml:space="preserve">: time above range</w:t>
       </w:r>
@@ -679,7 +747,7 @@
       <w:pPr>
         <w:pStyle w:val="BodyText"/>
       </w:pPr>
-      <w:bookmarkStart w:id="42" w:name="acronyms_TBR"/>
+      <w:bookmarkStart w:id="46" w:name="acronyms_TBR"/>
       <w:r>
         <w:rPr>
           <w:b/>
@@ -687,7 +755,7 @@
         </w:rPr>
         <w:t xml:space="preserve">TBR</w:t>
       </w:r>
-      <w:bookmarkEnd w:id="42"/>
+      <w:bookmarkEnd w:id="46"/>
       <w:r>
         <w:t xml:space="preserve">: time below range</w:t>
       </w:r>
@@ -696,7 +764,7 @@
       <w:pPr>
         <w:pStyle w:val="BodyText"/>
       </w:pPr>
-      <w:bookmarkStart w:id="43" w:name="acronyms_TIR"/>
+      <w:bookmarkStart w:id="47" w:name="acronyms_TIR"/>
       <w:r>
         <w:rPr>
           <w:b/>
@@ -704,13 +772,13 @@
         </w:rPr>
         <w:t xml:space="preserve">TIR</w:t>
       </w:r>
-      <w:bookmarkEnd w:id="43"/>
+      <w:bookmarkEnd w:id="47"/>
       <w:r>
         <w:t xml:space="preserve">: time in range</w:t>
       </w:r>
     </w:p>
-    <w:bookmarkEnd w:id="44"/>
-    <w:bookmarkStart w:id="59" w:name="sec-introduction"/>
+    <w:bookmarkEnd w:id="48"/>
+    <w:bookmarkStart w:id="64" w:name="sec-introduction"/>
     <w:p>
       <w:pPr>
         <w:pStyle w:val="Heading1"/>
@@ -719,7 +787,7 @@
         <w:t xml:space="preserve">1. Introduction</w:t>
       </w:r>
     </w:p>
-    <w:bookmarkStart w:id="46" w:name="diabetes"/>
+    <w:bookmarkStart w:id="50" w:name="diabetes"/>
     <w:p>
       <w:pPr>
         <w:pStyle w:val="Heading2"/>
@@ -739,7 +807,7 @@
         <w:rPr>
           <w:vertAlign w:val="superscript"/>
         </w:rPr>
-        <w:t xml:space="preserve">1</w:t>
+        <w:t xml:space="preserve">1,2</w:t>
       </w:r>
       <w:r>
         <w:t xml:space="preserve"> </w:t>
@@ -751,7 +819,7 @@
         <w:rPr>
           <w:vertAlign w:val="superscript"/>
         </w:rPr>
-        <w:t xml:space="preserve">2</w:t>
+        <w:t xml:space="preserve">3</w:t>
       </w:r>
       <w:r>
         <w:t xml:space="preserve"> </w:t>
@@ -763,7 +831,7 @@
         <w:rPr>
           <w:vertAlign w:val="superscript"/>
         </w:rPr>
-        <w:t xml:space="preserve">2</w:t>
+        <w:t xml:space="preserve">3</w:t>
       </w:r>
       <w:r>
         <w:t xml:space="preserve"> </w:t>
@@ -829,7 +897,7 @@
         <w:rPr>
           <w:vertAlign w:val="superscript"/>
         </w:rPr>
-        <w:t xml:space="preserve">3</w:t>
+        <w:t xml:space="preserve">4</w:t>
       </w:r>
       <w:r>
         <w:t xml:space="preserve"> </w:t>
@@ -884,15 +952,7 @@
         <w:rPr>
           <w:vertAlign w:val="superscript"/>
         </w:rPr>
-        <w:t xml:space="preserve">4,</w:t>
-      </w:r>
-      <w:r>
-        <w:rPr>
-          <w:b/>
-          <w:bCs/>
-          <w:vertAlign w:val="superscript"/>
-        </w:rPr>
-        <w:t xml:space="preserve">Sachs2023?</w:t>
+        <w:t xml:space="preserve">1,5</w:t>
       </w:r>
       <w:r>
         <w:t xml:space="preserve"> </w:t>
@@ -915,7 +975,7 @@
         <w:rPr>
           <w:vertAlign w:val="superscript"/>
         </w:rPr>
-        <w:t xml:space="preserve">1,4,5</w:t>
+        <w:t xml:space="preserve">1,2,5</w:t>
       </w:r>
       <w:r>
         <w:t xml:space="preserve"> </w:t>
@@ -1014,15 +1074,7 @@
         <w:rPr>
           <w:vertAlign w:val="superscript"/>
         </w:rPr>
-        <w:t xml:space="preserve">3,</w:t>
-      </w:r>
-      <w:r>
-        <w:rPr>
-          <w:b/>
-          <w:bCs/>
-          <w:vertAlign w:val="superscript"/>
-        </w:rPr>
-        <w:t xml:space="preserve">ADA2023_ch6?</w:t>
+        <w:t xml:space="preserve">4,6</w:t>
       </w:r>
     </w:p>
     <w:tbl>
@@ -1038,7 +1090,7 @@
       <w:tr>
         <w:tc>
           <w:tcPr/>
-          <w:bookmarkStart w:id="45" w:name="tbl-diagnosis_criteria"/>
+          <w:bookmarkStart w:id="49" w:name="tbl-diagnosis_criteria"/>
           <w:p>
             <w:pPr>
               <w:jc w:val="center"/>
@@ -1052,7 +1104,7 @@
               <w:t xml:space="preserve">Table 1.1: Diagnostic tests for diabetes</w:t>
             </w:r>
           </w:p>
-          <w:bookmarkEnd w:id="45"/>
+          <w:bookmarkEnd w:id="49"/>
         </w:tc>
       </w:tr>
     </w:tbl>
@@ -1101,7 +1153,7 @@
         <w:rPr>
           <w:vertAlign w:val="superscript"/>
         </w:rPr>
-        <w:t xml:space="preserve">3</w:t>
+        <w:t xml:space="preserve">4</w:t>
       </w:r>
       <w:r>
         <w:t xml:space="preserve"> </w:t>
@@ -1113,7 +1165,7 @@
         <w:rPr>
           <w:vertAlign w:val="superscript"/>
         </w:rPr>
-        <w:t xml:space="preserve">3</w:t>
+        <w:t xml:space="preserve">4</w:t>
       </w:r>
       <w:r>
         <w:t xml:space="preserve"> </w:t>
@@ -1153,7 +1205,7 @@
         <w:rPr>
           <w:vertAlign w:val="superscript"/>
         </w:rPr>
-        <w:t xml:space="preserve">3</w:t>
+        <w:t xml:space="preserve">4</w:t>
       </w:r>
       <w:r>
         <w:t xml:space="preserve"> </w:t>
@@ -1182,7 +1234,7 @@
         <w:rPr>
           <w:vertAlign w:val="superscript"/>
         </w:rPr>
-        <w:t xml:space="preserve">3</w:t>
+        <w:t xml:space="preserve">4</w:t>
       </w:r>
       <w:r>
         <w:t xml:space="preserve"> </w:t>
@@ -1208,7 +1260,7 @@
         <w:rPr>
           <w:vertAlign w:val="superscript"/>
         </w:rPr>
-        <w:t xml:space="preserve">6</w:t>
+        <w:t xml:space="preserve">7</w:t>
       </w:r>
       <w:r>
         <w:t xml:space="preserve"> </w:t>
@@ -1220,35 +1272,17 @@
         <w:rPr>
           <w:vertAlign w:val="superscript"/>
         </w:rPr>
-        <w:t xml:space="preserve">3,7</w:t>
-      </w:r>
-      <w:r>
-        <w:t xml:space="preserve"> </w:t>
-      </w:r>
-      <w:r>
-        <w:t xml:space="preserve">however studies show that the association between HbA1c and risk of complications appear to be similar between ethnic race groups.</w:t>
-      </w:r>
-      <w:r>
-        <w:rPr>
-          <w:vertAlign w:val="superscript"/>
-        </w:rPr>
-        <w:t xml:space="preserve">3</w:t>
-      </w:r>
-    </w:p>
-    <w:bookmarkEnd w:id="46"/>
-    <w:bookmarkStart w:id="53" w:name="blood-glucose-monitoring"/>
-    <w:p>
-      <w:pPr>
-        <w:pStyle w:val="Heading2"/>
-      </w:pPr>
-      <w:r>
-        <w:t xml:space="preserve">1.2 Blood Glucose Monitoring</w:t>
-      </w:r>
-    </w:p>
-    <w:p>
-      <w:pPr>
-        <w:pStyle w:val="FirstParagraph"/>
-      </w:pPr>
+        <w:t xml:space="preserve">4,8</w:t>
+      </w:r>
+      <w:r>
+        <w:t xml:space="preserve"> </w:t>
+      </w:r>
+      <w:r>
+        <w:t xml:space="preserve">however studies show that the association between</w:t>
+      </w:r>
+      <w:r>
+        <w:t xml:space="preserve"> </w:t>
+      </w:r>
       <w:hyperlink w:anchor="acronyms_HbA1c">
         <w:r>
           <w:rPr>
@@ -1261,11 +1295,29 @@
         <w:t xml:space="preserve"> </w:t>
       </w:r>
       <w:r>
-        <w:t xml:space="preserve">values are also a very important part of diabetes management. The treatment goal is for</w:t>
-      </w:r>
-      <w:r>
-        <w:t xml:space="preserve"> </w:t>
-      </w:r>
+        <w:t xml:space="preserve">and risk of complications appear to be similar between ethnic race groups.</w:t>
+      </w:r>
+      <w:r>
+        <w:rPr>
+          <w:vertAlign w:val="superscript"/>
+        </w:rPr>
+        <w:t xml:space="preserve">4</w:t>
+      </w:r>
+    </w:p>
+    <w:bookmarkEnd w:id="50"/>
+    <w:bookmarkStart w:id="57" w:name="blood-glucose-monitoring"/>
+    <w:p>
+      <w:pPr>
+        <w:pStyle w:val="Heading2"/>
+      </w:pPr>
+      <w:r>
+        <w:t xml:space="preserve">1.2 Blood Glucose Monitoring</w:t>
+      </w:r>
+    </w:p>
+    <w:p>
+      <w:pPr>
+        <w:pStyle w:val="FirstParagraph"/>
+      </w:pPr>
       <w:hyperlink w:anchor="acronyms_HbA1c">
         <w:r>
           <w:rPr>
@@ -1278,13 +1330,64 @@
         <w:t xml:space="preserve"> </w:t>
       </w:r>
       <w:r>
-        <w:t xml:space="preserve">to be below 53 mmol/mol for non-pregnant adults without any hyperglycemia or hypoglycemia (low blood glucose levels). However HbA1c goals should be individualized to fit each individuals specific situation HbA1c can vary from e.g., &lt;48mmol/mol to none.</w:t>
+        <w:t xml:space="preserve">values are a very important part of diabetes management. The treatment goal is for</w:t>
+      </w:r>
+      <w:r>
+        <w:t xml:space="preserve"> </w:t>
+      </w:r>
+      <w:hyperlink w:anchor="acronyms_HbA1c">
+        <w:r>
+          <w:rPr>
+            <w:rStyle w:val="Hyperlink"/>
+          </w:rPr>
+          <w:t xml:space="preserve">HbA1c</w:t>
+        </w:r>
+      </w:hyperlink>
+      <w:r>
+        <w:t xml:space="preserve"> </w:t>
+      </w:r>
+      <w:r>
+        <w:t xml:space="preserve">to be below 53 mmol/mol for non-pregnant adults without any hyperglycemia or hypoglycemia (low blood glucose levels). However</w:t>
+      </w:r>
+      <w:r>
+        <w:t xml:space="preserve"> </w:t>
+      </w:r>
+      <w:hyperlink w:anchor="acronyms_HbA1c">
+        <w:r>
+          <w:rPr>
+            <w:rStyle w:val="Hyperlink"/>
+          </w:rPr>
+          <w:t xml:space="preserve">HbA1c</w:t>
+        </w:r>
+      </w:hyperlink>
+      <w:r>
+        <w:t xml:space="preserve"> </w:t>
+      </w:r>
+      <w:r>
+        <w:t xml:space="preserve">goals should be individualized to fit each individuals specific situation</w:t>
+      </w:r>
+      <w:r>
+        <w:t xml:space="preserve"> </w:t>
+      </w:r>
+      <w:hyperlink w:anchor="acronyms_HbA1c">
+        <w:r>
+          <w:rPr>
+            <w:rStyle w:val="Hyperlink"/>
+          </w:rPr>
+          <w:t xml:space="preserve">HbA1c</w:t>
+        </w:r>
+      </w:hyperlink>
+      <w:r>
+        <w:t xml:space="preserve"> </w:t>
+      </w:r>
+      <w:r>
+        <w:t xml:space="preserve">can vary from e.g., &lt;48mmol/mol to none.</w:t>
       </w:r>
       <w:r>
         <w:rPr>
           <w:vertAlign w:val="superscript"/>
         </w:rPr>
-        <w:t xml:space="preserve">8,9</w:t>
+        <w:t xml:space="preserve">9,10</w:t>
       </w:r>
       <w:r>
         <w:t xml:space="preserve"> </w:t>
@@ -1330,7 +1433,7 @@
         <w:rPr>
           <w:vertAlign w:val="superscript"/>
         </w:rPr>
-        <w:t xml:space="preserve">9,10</w:t>
+        <w:t xml:space="preserve">10,11</w:t>
       </w:r>
       <w:r>
         <w:t xml:space="preserve"> </w:t>
@@ -1359,7 +1462,7 @@
         <w:rPr>
           <w:vertAlign w:val="superscript"/>
         </w:rPr>
-        <w:t xml:space="preserve">9,11,12</w:t>
+        <w:t xml:space="preserve">10,12,13</w:t>
       </w:r>
     </w:p>
     <w:p>
@@ -1388,11 +1491,9 @@
       </w:r>
       <w:r>
         <w:rPr>
-          <w:b/>
-          <w:bCs/>
           <w:vertAlign w:val="superscript"/>
         </w:rPr>
-        <w:t xml:space="preserve">ADA2026_ch7?</w:t>
+        <w:t xml:space="preserve">14</w:t>
       </w:r>
       <w:r>
         <w:t xml:space="preserve"> </w:t>
@@ -1470,25 +1571,9 @@
       </w:r>
       <w:r>
         <w:rPr>
-          <w:b/>
-          <w:bCs/>
           <w:vertAlign w:val="superscript"/>
         </w:rPr>
-        <w:t xml:space="preserve">ADA2026_ch6?</w:t>
-      </w:r>
-      <w:r>
-        <w:rPr>
-          <w:vertAlign w:val="superscript"/>
-        </w:rPr>
-        <w:t xml:space="preserve">,</w:t>
-      </w:r>
-      <w:r>
-        <w:rPr>
-          <w:b/>
-          <w:bCs/>
-          <w:vertAlign w:val="superscript"/>
-        </w:rPr>
-        <w:t xml:space="preserve">ADA2026_ch7?</w:t>
+        <w:t xml:space="preserve">9,14</w:t>
       </w:r>
       <w:r>
         <w:t xml:space="preserve"> </w:t>
@@ -1550,7 +1635,7 @@
         <w:t xml:space="preserve"> </w:t>
       </w:r>
       <w:r>
-        <w:t xml:space="preserve">report shows summary statistics over all your data (usually a two weeks period). Some of the most important management measures from the</w:t>
+        <w:t xml:space="preserve">report shows summary statistics over all your data (usually a two weeks period) including</w:t>
       </w:r>
       <w:r>
         <w:t xml:space="preserve"> </w:t>
@@ -1564,24 +1649,30 @@
         </w:r>
       </w:hyperlink>
       <w:r>
-        <w:t xml:space="preserve"> </w:t>
-      </w:r>
-      <w:r>
-        <w:t xml:space="preserve">is</w:t>
-      </w:r>
-      <w:r>
-        <w:t xml:space="preserve"> </w:t>
-      </w:r>
-      <w:hyperlink w:anchor="acronyms_TIR">
+        <w:t xml:space="preserve">-derived metrics as shown in (</w:t>
+      </w:r>
+      <w:hyperlink w:anchor="tbl-agp">
         <w:r>
           <w:rPr>
             <w:rStyle w:val="Hyperlink"/>
           </w:rPr>
-          <w:t xml:space="preserve">time in range (TIR)</w:t>
+          <w:t xml:space="preserve">Table 1.2</w:t>
         </w:r>
       </w:hyperlink>
       <w:r>
-        <w:t xml:space="preserve">, and it is the time spent within normal range in percentage over a given time (often two weeks). Other</w:t>
+        <w:t xml:space="preserve">).</w:t>
+      </w:r>
+      <w:r>
+        <w:rPr>
+          <w:vertAlign w:val="superscript"/>
+        </w:rPr>
+        <w:t xml:space="preserve">12</w:t>
+      </w:r>
+      <w:r>
+        <w:t xml:space="preserve"> </w:t>
+      </w:r>
+      <w:r>
+        <w:t xml:space="preserve">Besides monitoring, data from</w:t>
       </w:r>
       <w:r>
         <w:t xml:space="preserve"> </w:t>
@@ -1595,80 +1686,33 @@
         </w:r>
       </w:hyperlink>
       <w:r>
-        <w:t xml:space="preserve">-derived metrics are</w:t>
-      </w:r>
-      <w:r>
-        <w:t xml:space="preserve"> </w:t>
-      </w:r>
-      <w:hyperlink w:anchor="acronyms_TAR">
+        <w:t xml:space="preserve"> </w:t>
+      </w:r>
+      <w:r>
+        <w:t xml:space="preserve">devices are now used in combination with insulin delivery systems to automate the process of administering insulin.</w:t>
+      </w:r>
+      <w:r>
+        <w:rPr>
+          <w:vertAlign w:val="superscript"/>
+        </w:rPr>
+        <w:t xml:space="preserve">14</w:t>
+      </w:r>
+      <w:r>
+        <w:t xml:space="preserve"> </w:t>
+      </w:r>
+      <w:hyperlink w:anchor="acronyms_AID">
         <w:r>
           <w:rPr>
             <w:rStyle w:val="Hyperlink"/>
           </w:rPr>
-          <w:t xml:space="preserve">time above range (TAR)</w:t>
+          <w:t xml:space="preserve">Automated insulin delivery (AID)</w:t>
         </w:r>
       </w:hyperlink>
       <w:r>
-        <w:t xml:space="preserve">, time below range</w:t>
-      </w:r>
-      <w:r>
-        <w:t xml:space="preserve"> </w:t>
-      </w:r>
-      <w:hyperlink w:anchor="acronyms_TBR">
-        <w:r>
-          <w:rPr>
-            <w:rStyle w:val="Hyperlink"/>
-          </w:rPr>
-          <w:t xml:space="preserve">time below range (TBR)</w:t>
-        </w:r>
-      </w:hyperlink>
-      <w:r>
-        <w:t xml:space="preserve">,</w:t>
-      </w:r>
-      <w:r>
-        <w:t xml:space="preserve"> </w:t>
-      </w:r>
-      <w:hyperlink w:anchor="acronyms_GMI">
-        <w:r>
-          <w:rPr>
-            <w:rStyle w:val="Hyperlink"/>
-          </w:rPr>
-          <w:t xml:space="preserve">glucose management indicator (GMI)</w:t>
-        </w:r>
-      </w:hyperlink>
-      <w:r>
-        <w:t xml:space="preserve">,</w:t>
-      </w:r>
-      <w:r>
-        <w:t xml:space="preserve"> </w:t>
-      </w:r>
-      <w:hyperlink w:anchor="acronyms_CV">
-        <w:r>
-          <w:rPr>
-            <w:rStyle w:val="Hyperlink"/>
-          </w:rPr>
-          <w:t xml:space="preserve">coefficient of variation (CV)</w:t>
-        </w:r>
-      </w:hyperlink>
-      <w:r>
-        <w:t xml:space="preserve"> </w:t>
-      </w:r>
-      <w:r>
-        <w:t xml:space="preserve">and the</w:t>
-      </w:r>
-      <w:r>
-        <w:t xml:space="preserve"> </w:t>
-      </w:r>
-      <w:hyperlink w:anchor="acronyms_MBG">
-        <w:r>
-          <w:rPr>
-            <w:rStyle w:val="Hyperlink"/>
-          </w:rPr>
-          <w:t xml:space="preserve">mean glucose (MBG)</w:t>
-        </w:r>
-      </w:hyperlink>
-      <w:r>
-        <w:t xml:space="preserve">, number of days</w:t>
+        <w:t xml:space="preserve"> </w:t>
+      </w:r>
+      <w:r>
+        <w:t xml:space="preserve">systems typically use data from</w:t>
       </w:r>
       <w:r>
         <w:t xml:space="preserve"> </w:t>
@@ -1685,41 +1729,49 @@
         <w:t xml:space="preserve"> </w:t>
       </w:r>
       <w:r>
-        <w:t xml:space="preserve">was worn and the percentage of time the</w:t>
-      </w:r>
-      <w:r>
-        <w:t xml:space="preserve"> </w:t>
-      </w:r>
-      <w:hyperlink w:anchor="acronyms_CGM">
+        <w:t xml:space="preserve">devices to determine or adjust insulin delivery.</w:t>
+      </w:r>
+      <w:r>
+        <w:t xml:space="preserve"> </w:t>
+      </w:r>
+      <w:r>
+        <w:t xml:space="preserve">The simplest</w:t>
+      </w:r>
+      <w:r>
+        <w:t xml:space="preserve"> </w:t>
+      </w:r>
+      <w:hyperlink w:anchor="acronyms_AID">
         <w:r>
           <w:rPr>
             <w:rStyle w:val="Hyperlink"/>
           </w:rPr>
-          <w:t xml:space="preserve">CGM</w:t>
+          <w:t xml:space="preserve">AID</w:t>
         </w:r>
       </w:hyperlink>
       <w:r>
-        <w:t xml:space="preserve"> </w:t>
-      </w:r>
-      <w:r>
-        <w:t xml:space="preserve">was active (</w:t>
-      </w:r>
-      <w:hyperlink w:anchor="tbl-agp">
-        <w:r>
-          <w:rPr>
-            <w:rStyle w:val="Hyperlink"/>
-          </w:rPr>
-          <w:t xml:space="preserve">Table 1.2</w:t>
-        </w:r>
-      </w:hyperlink>
-      <w:r>
-        <w:t xml:space="preserve">).</w:t>
+        <w:t xml:space="preserve">s are threshold-based low-glucose suspend systems in which insulin delivery is automatically suspended when blood glucose levels drop below a predefined threshold.</w:t>
       </w:r>
       <w:r>
         <w:rPr>
+          <w:b/>
+          <w:bCs/>
           <w:vertAlign w:val="superscript"/>
         </w:rPr>
-        <w:t xml:space="preserve">11</w:t>
+        <w:t xml:space="preserve">race7?</w:t>
+      </w:r>
+      <w:r>
+        <w:t xml:space="preserve"> </w:t>
+      </w:r>
+      <w:r>
+        <w:t xml:space="preserve">More advanced systems utilize additional information such as carbohydrate intake and physical activity to optimize insulin delivery.</w:t>
+      </w:r>
+      <w:r>
+        <w:rPr>
+          <w:b/>
+          <w:bCs/>
+          <w:vertAlign w:val="superscript"/>
+        </w:rPr>
+        <w:t xml:space="preserve">race8?</w:t>
       </w:r>
     </w:p>
     <w:tbl>
@@ -1735,30 +1787,30 @@
       <w:tr>
         <w:tc>
           <w:tcPr/>
-          <w:bookmarkStart w:id="51" w:name="fig-agp"/>
+          <w:bookmarkStart w:id="55" w:name="fig-agp"/>
           <w:p>
             <w:pPr>
               <w:pStyle w:val="Compact"/>
               <w:jc w:val="center"/>
             </w:pPr>
-            <w:hyperlink r:id="rId50">
+            <w:hyperlink r:id="rId54">
               <w:r>
                 <w:drawing>
                   <wp:inline>
                     <wp:extent cx="5334000" cy="6178550"/>
                     <wp:effectExtent b="0" l="0" r="0" t="0"/>
-                    <wp:docPr descr="" title="" id="48" name="Picture"/>
+                    <wp:docPr descr="" title="" id="52" name="Picture"/>
                     <a:graphic>
                       <a:graphicData uri="http://schemas.openxmlformats.org/drawingml/2006/picture">
                         <pic:pic>
                           <pic:nvPicPr>
-                            <pic:cNvPr descr="figures/1_intro_fig/agp.png" id="49" name="Picture"/>
+                            <pic:cNvPr descr="figures/1_intro_fig/agp.png" id="53" name="Picture"/>
                             <pic:cNvPicPr>
                               <a:picLocks noChangeArrowheads="1" noChangeAspect="1"/>
                             </pic:cNvPicPr>
                           </pic:nvPicPr>
                           <pic:blipFill>
-                            <a:blip r:embed="rId47"/>
+                            <a:blip r:embed="rId51"/>
                             <a:stretch>
                               <a:fillRect/>
                             </a:stretch>
@@ -1799,11 +1851,18 @@
               <w:t xml:space="preserve">Figure 1.1: Ambulatory glucose profile report from female without diabetes. Data points are from the author herself using an intermittently-scanned (Manuel data upload) FreeStyle LibreLink sensor.</w:t>
             </w:r>
           </w:p>
-          <w:bookmarkEnd w:id="51"/>
+          <w:bookmarkEnd w:id="55"/>
         </w:tc>
       </w:tr>
     </w:tbl>
-    <w:p/>
+    <w:p>
+      <w:pPr>
+        <w:pStyle w:val="BodyText"/>
+      </w:pPr>
+      <w:r>
+        <w:t xml:space="preserve"> </w:t>
+      </w:r>
+    </w:p>
     <w:tbl>
       <w:tblPr>
         <w:tblStyle w:val="Table"/>
@@ -1817,7 +1876,7 @@
       <w:tr>
         <w:tc>
           <w:tcPr/>
-          <w:bookmarkStart w:id="52" w:name="tbl-agp"/>
+          <w:bookmarkStart w:id="56" w:name="tbl-agp"/>
           <w:p>
             <w:pPr>
               <w:jc w:val="center"/>
@@ -1831,28 +1890,669 @@
               <w:t xml:space="preserve">Table 1.2: CGM-derived metrics presented in the ambulatory glucose profile report with target values.</w:t>
             </w:r>
           </w:p>
-          <w:bookmarkEnd w:id="52"/>
+          <w:bookmarkEnd w:id="56"/>
         </w:tc>
       </w:tr>
     </w:tbl>
-    <w:bookmarkEnd w:id="53"/>
-    <w:bookmarkStart w:id="54" w:name="management"/>
+    <w:bookmarkEnd w:id="57"/>
+    <w:bookmarkStart w:id="58" w:name="glycemic-variability"/>
     <w:p>
       <w:pPr>
         <w:pStyle w:val="Heading2"/>
       </w:pPr>
       <w:r>
-        <w:t xml:space="preserve">1.3 Management</w:t>
+        <w:t xml:space="preserve">1.3 Glycemic Variability</w:t>
       </w:r>
     </w:p>
-    <w:bookmarkEnd w:id="54"/>
-    <w:bookmarkStart w:id="55" w:name="glycemic-markers-and-glucose-monitoring"/>
     <w:p>
       <w:pPr>
+        <w:pStyle w:val="FirstParagraph"/>
+      </w:pPr>
+      <w:r>
+        <w:t xml:space="preserve">The challenge in obtaining good glycemic control is to keep blood glucose levels low enough to prevent comorbidities while avoiding the acute symptoms and, for insulin treated people with diabetes, potential mortality of iatrogenic(treatment-induced) hypoglycemia.</w:t>
+      </w:r>
+      <w:r>
+        <w:rPr>
+          <w:vertAlign w:val="superscript"/>
+        </w:rPr>
+        <w:t xml:space="preserve">15</w:t>
+      </w:r>
+      <w:r>
+        <w:t xml:space="preserve"> </w:t>
+      </w:r>
+      <w:r>
+        <w:t xml:space="preserve">The variability in the blood glucose fluctuations needs to be reduced in order to lower the average blood glucose levels while still avoiding hypoglycemia.</w:t>
+      </w:r>
+      <w:r>
+        <w:rPr>
+          <w:vertAlign w:val="superscript"/>
+        </w:rPr>
+        <w:t xml:space="preserve">15</w:t>
+      </w:r>
+      <w:r>
+        <w:t xml:space="preserve"> </w:t>
+      </w:r>
+      <w:r>
+        <w:t xml:space="preserve">Advances in</w:t>
+      </w:r>
+      <w:r>
+        <w:t xml:space="preserve"> </w:t>
+      </w:r>
+      <w:hyperlink w:anchor="acronyms_CGM">
+        <w:r>
+          <w:rPr>
+            <w:rStyle w:val="Hyperlink"/>
+          </w:rPr>
+          <w:t xml:space="preserve">CGM</w:t>
+        </w:r>
+      </w:hyperlink>
+      <w:r>
+        <w:t xml:space="preserve"> </w:t>
+      </w:r>
+      <w:r>
+        <w:t xml:space="preserve">technology have enabled the quantification of glucose variability, a measure of the extent of fluctuations in blood glucose levels over time, including both peaks and nadirs.</w:t>
+      </w:r>
+      <w:r>
+        <w:rPr>
+          <w:vertAlign w:val="superscript"/>
+        </w:rPr>
+        <w:t xml:space="preserve">16</w:t>
+      </w:r>
+      <w:r>
+        <w:t xml:space="preserve"> </w:t>
+      </w:r>
+      <w:r>
+        <w:t xml:space="preserve">Describing the variability is clinically relevant because two individuals with similar</w:t>
+      </w:r>
+      <w:r>
+        <w:t xml:space="preserve"> </w:t>
+      </w:r>
+      <w:hyperlink w:anchor="acronyms_HbA1c">
+        <w:r>
+          <w:rPr>
+            <w:rStyle w:val="Hyperlink"/>
+          </w:rPr>
+          <w:t xml:space="preserve">HbA1c</w:t>
+        </w:r>
+      </w:hyperlink>
+      <w:r>
+        <w:t xml:space="preserve"> </w:t>
+      </w:r>
+      <w:r>
+        <w:t xml:space="preserve">levels may exhibit different glycemic variability profiles.</w:t>
+      </w:r>
+      <w:r>
+        <w:rPr>
+          <w:vertAlign w:val="superscript"/>
+        </w:rPr>
+        <w:t xml:space="preserve">15</w:t>
+      </w:r>
+      <w:r>
+        <w:t xml:space="preserve"> </w:t>
+      </w:r>
+      <w:r>
+        <w:t xml:space="preserve">Numerous metrics have been developed to characterize different aspects of glucose variability, but no single measure captures all of its dimensions. Consequently, no universal consensus has been reached, although the</w:t>
+      </w:r>
+      <w:r>
+        <w:t xml:space="preserve"> </w:t>
+      </w:r>
+      <w:hyperlink w:anchor="acronyms_CV">
+        <w:r>
+          <w:rPr>
+            <w:rStyle w:val="Hyperlink"/>
+          </w:rPr>
+          <w:t xml:space="preserve">coefficient of variation (CV)</w:t>
+        </w:r>
+      </w:hyperlink>
+      <w:r>
+        <w:t xml:space="preserve"> </w:t>
+      </w:r>
+      <w:r>
+        <w:t xml:space="preserve">and SD have been incorporated into</w:t>
+      </w:r>
+      <w:r>
+        <w:t xml:space="preserve"> </w:t>
+      </w:r>
+      <w:hyperlink w:anchor="acronyms_AGP">
+        <w:r>
+          <w:rPr>
+            <w:rStyle w:val="Hyperlink"/>
+          </w:rPr>
+          <w:t xml:space="preserve">AGP</w:t>
+        </w:r>
+      </w:hyperlink>
+      <w:r>
+        <w:t xml:space="preserve"> </w:t>
+      </w:r>
+      <w:r>
+        <w:t xml:space="preserve">reports and the American Diabetes Association guidelines (</w:t>
+      </w:r>
+      <w:hyperlink w:anchor="tbl-agp">
+        <w:r>
+          <w:rPr>
+            <w:rStyle w:val="Hyperlink"/>
+          </w:rPr>
+          <w:t xml:space="preserve">Table 1.2</w:t>
+        </w:r>
+      </w:hyperlink>
+      <w:r>
+        <w:t xml:space="preserve">).</w:t>
+      </w:r>
+      <w:r>
+        <w:rPr>
+          <w:vertAlign w:val="superscript"/>
+        </w:rPr>
+        <w:t xml:space="preserve">15,16</w:t>
+      </w:r>
+    </w:p>
+    <w:bookmarkEnd w:id="58"/>
+    <w:bookmarkStart w:id="59" w:name="X3ff35e13629adf51e1d418d47c71ea4c11f8b03"/>
+    <w:p>
+      <w:pPr>
         <w:pStyle w:val="Heading2"/>
       </w:pPr>
       <w:r>
-        <w:t xml:space="preserve">1.4 Glycemic markers and glucose monitoring</w:t>
+        <w:t xml:space="preserve">1.4 Cardiovascular Diseases and Predicting Risk</w:t>
+      </w:r>
+    </w:p>
+    <w:p>
+      <w:pPr>
+        <w:pStyle w:val="FirstParagraph"/>
+      </w:pPr>
+      <w:r>
+        <w:t xml:space="preserve">Although advances in diabetes management have reduced the incidence of several diabetes-related complications, cardiovascular disease remains a major cause of morbidity and mortality in people with diabetes.</w:t>
+      </w:r>
+      <w:r>
+        <w:rPr>
+          <w:vertAlign w:val="superscript"/>
+        </w:rPr>
+        <w:t xml:space="preserve">17–19</w:t>
+      </w:r>
+      <w:r>
+        <w:t xml:space="preserve"> </w:t>
+      </w:r>
+      <w:r>
+        <w:t xml:space="preserve">Chronic hyperglycemia can lead to long-term complications, although the progression and manifestation of these complications vary between individuals.</w:t>
+      </w:r>
+      <w:r>
+        <w:rPr>
+          <w:vertAlign w:val="superscript"/>
+        </w:rPr>
+        <w:t xml:space="preserve">4</w:t>
+      </w:r>
+      <w:r>
+        <w:t xml:space="preserve"> </w:t>
+      </w:r>
+      <w:r>
+        <w:t xml:space="preserve">Identifying individuals at increased risk of atherosclerotic cardiovascular disease or heart failure before clinical disease develops is therefore an important component of diabetes care.</w:t>
+      </w:r>
+      <w:r>
+        <w:rPr>
+          <w:vertAlign w:val="superscript"/>
+        </w:rPr>
+        <w:t xml:space="preserve">18</w:t>
+      </w:r>
+    </w:p>
+    <w:p>
+      <w:pPr>
+        <w:pStyle w:val="BodyText"/>
+      </w:pPr>
+      <w:r>
+        <w:t xml:space="preserve">Risk prediction models estimating an individual’s future risk of developing</w:t>
+      </w:r>
+      <w:r>
+        <w:t xml:space="preserve"> </w:t>
+      </w:r>
+      <w:hyperlink w:anchor="acronyms_CVD">
+        <w:r>
+          <w:rPr>
+            <w:rStyle w:val="Hyperlink"/>
+          </w:rPr>
+          <w:t xml:space="preserve">cardiovascular disease (CVD)</w:t>
+        </w:r>
+      </w:hyperlink>
+      <w:r>
+        <w:t xml:space="preserve"> </w:t>
+      </w:r>
+      <w:r>
+        <w:t xml:space="preserve">have been developed and are widely used.</w:t>
+      </w:r>
+      <w:r>
+        <w:rPr>
+          <w:vertAlign w:val="superscript"/>
+        </w:rPr>
+        <w:t xml:space="preserve">19–22</w:t>
+      </w:r>
+      <w:r>
+        <w:t xml:space="preserve"> </w:t>
+      </w:r>
+      <w:r>
+        <w:t xml:space="preserve">By estimating the probability of a</w:t>
+      </w:r>
+      <w:r>
+        <w:t xml:space="preserve"> </w:t>
+      </w:r>
+      <w:hyperlink w:anchor="acronyms_CVD">
+        <w:r>
+          <w:rPr>
+            <w:rStyle w:val="Hyperlink"/>
+          </w:rPr>
+          <w:t xml:space="preserve">CVD</w:t>
+        </w:r>
+      </w:hyperlink>
+      <w:r>
+        <w:t xml:space="preserve"> </w:t>
+      </w:r>
+      <w:r>
+        <w:t xml:space="preserve">event within a specified time horizon, these models can increase awareness of cardiovascular risk, encourage adherence to recommended lifestyle changes and medical treatment, and help identify individuals who are most likely to benefit from preventive interventions.</w:t>
+      </w:r>
+      <w:r>
+        <w:rPr>
+          <w:vertAlign w:val="superscript"/>
+        </w:rPr>
+        <w:t xml:space="preserve">23</w:t>
+      </w:r>
+      <w:r>
+        <w:t xml:space="preserve"> </w:t>
+      </w:r>
+      <w:r>
+        <w:t xml:space="preserve">Among these, the</w:t>
+      </w:r>
+      <w:r>
+        <w:t xml:space="preserve"> </w:t>
+      </w:r>
+      <w:hyperlink w:anchor="acronyms_SCORE2_Diabetes">
+        <w:r>
+          <w:rPr>
+            <w:rStyle w:val="Hyperlink"/>
+          </w:rPr>
+          <w:t xml:space="preserve">Systematic Coronary Risk Evaluation 2-Diabetes (SCORE2-Diabetes)</w:t>
+        </w:r>
+      </w:hyperlink>
+      <w:r>
+        <w:t xml:space="preserve"> </w:t>
+      </w:r>
+      <w:r>
+        <w:t xml:space="preserve">model estimates the 10-year risk of</w:t>
+      </w:r>
+      <w:r>
+        <w:t xml:space="preserve"> </w:t>
+      </w:r>
+      <w:hyperlink w:anchor="acronyms_CVD">
+        <w:r>
+          <w:rPr>
+            <w:rStyle w:val="Hyperlink"/>
+          </w:rPr>
+          <w:t xml:space="preserve">CVD</w:t>
+        </w:r>
+      </w:hyperlink>
+      <w:r>
+        <w:t xml:space="preserve"> </w:t>
+      </w:r>
+      <w:r>
+        <w:t xml:space="preserve">in individuals with</w:t>
+      </w:r>
+      <w:r>
+        <w:t xml:space="preserve"> </w:t>
+      </w:r>
+      <w:hyperlink w:anchor="acronyms_T2D">
+        <w:r>
+          <w:rPr>
+            <w:rStyle w:val="Hyperlink"/>
+          </w:rPr>
+          <w:t xml:space="preserve">T2D</w:t>
+        </w:r>
+      </w:hyperlink>
+      <w:r>
+        <w:t xml:space="preserve">. It was developed and calibrated using European cohorts, making it particularly relevant for the Danish cohort included in this dissertation.</w:t>
+      </w:r>
+      <w:r>
+        <w:rPr>
+          <w:vertAlign w:val="superscript"/>
+        </w:rPr>
+        <w:t xml:space="preserve">19</w:t>
+      </w:r>
+      <w:r>
+        <w:t xml:space="preserve"> </w:t>
+      </w:r>
+      <w:r>
+        <w:t xml:space="preserve">However, the</w:t>
+      </w:r>
+      <w:r>
+        <w:t xml:space="preserve"> </w:t>
+      </w:r>
+      <w:hyperlink w:anchor="acronyms_SCORE2_Diabetes">
+        <w:r>
+          <w:rPr>
+            <w:rStyle w:val="Hyperlink"/>
+          </w:rPr>
+          <w:t xml:space="preserve">SCORE2-Diabetes</w:t>
+        </w:r>
+      </w:hyperlink>
+      <w:r>
+        <w:t xml:space="preserve"> </w:t>
+      </w:r>
+      <w:r>
+        <w:t xml:space="preserve">model relies solely on traditional clinical variables, including age, sex, smoking status, systolic blood pressure, high-density lipoprotein cholesterol, age at diabetes diagnosis,</w:t>
+      </w:r>
+      <w:r>
+        <w:t xml:space="preserve"> </w:t>
+      </w:r>
+      <w:hyperlink w:anchor="acronyms_HbA1c">
+        <w:r>
+          <w:rPr>
+            <w:rStyle w:val="Hyperlink"/>
+          </w:rPr>
+          <w:t xml:space="preserve">HbA1c</w:t>
+        </w:r>
+      </w:hyperlink>
+      <w:r>
+        <w:t xml:space="preserve">, and</w:t>
+      </w:r>
+      <w:r>
+        <w:t xml:space="preserve"> </w:t>
+      </w:r>
+      <w:hyperlink w:anchor="acronyms_eGFR">
+        <w:r>
+          <w:rPr>
+            <w:rStyle w:val="Hyperlink"/>
+          </w:rPr>
+          <w:t xml:space="preserve">Estimated Glomerular Filtration Rate (eGFR)</w:t>
+        </w:r>
+      </w:hyperlink>
+      <w:r>
+        <w:t xml:space="preserve">, and does not incorporate information on glucose dynamics beyond the long-term glycemic exposure reflected by</w:t>
+      </w:r>
+      <w:r>
+        <w:t xml:space="preserve"> </w:t>
+      </w:r>
+      <w:hyperlink w:anchor="acronyms_HbA1c">
+        <w:r>
+          <w:rPr>
+            <w:rStyle w:val="Hyperlink"/>
+          </w:rPr>
+          <w:t xml:space="preserve">HbA1c</w:t>
+        </w:r>
+      </w:hyperlink>
+      <w:r>
+        <w:t xml:space="preserve">.</w:t>
+      </w:r>
+      <w:r>
+        <w:rPr>
+          <w:vertAlign w:val="superscript"/>
+        </w:rPr>
+        <w:t xml:space="preserve">19</w:t>
+      </w:r>
+      <w:r>
+        <w:t xml:space="preserve"> </w:t>
+      </w:r>
+      <w:hyperlink w:anchor="acronyms_HbA1c">
+        <w:r>
+          <w:rPr>
+            <w:rStyle w:val="Hyperlink"/>
+          </w:rPr>
+          <w:t xml:space="preserve">HbA1c</w:t>
+        </w:r>
+      </w:hyperlink>
+      <w:r>
+        <w:t xml:space="preserve"> </w:t>
+      </w:r>
+      <w:r>
+        <w:t xml:space="preserve">have been independently associated with risk of heart failure,</w:t>
+      </w:r>
+      <w:r>
+        <w:rPr>
+          <w:vertAlign w:val="superscript"/>
+        </w:rPr>
+        <w:t xml:space="preserve">24</w:t>
+      </w:r>
+      <w:r>
+        <w:t xml:space="preserve"> </w:t>
+      </w:r>
+      <w:r>
+        <w:t xml:space="preserve">however it does not capture the short-term glucose fluctuations, which may be associated with the progression of vascular complications in diabetes.</w:t>
+      </w:r>
+      <w:r>
+        <w:rPr>
+          <w:vertAlign w:val="superscript"/>
+        </w:rPr>
+        <w:t xml:space="preserve">25</w:t>
+      </w:r>
+      <w:r>
+        <w:t xml:space="preserve"> </w:t>
+      </w:r>
+      <w:r>
+        <w:t xml:space="preserve">Associations between</w:t>
+      </w:r>
+      <w:r>
+        <w:t xml:space="preserve"> </w:t>
+      </w:r>
+      <w:hyperlink w:anchor="acronyms_CGM">
+        <w:r>
+          <w:rPr>
+            <w:rStyle w:val="Hyperlink"/>
+          </w:rPr>
+          <w:t xml:space="preserve">CGM</w:t>
+        </w:r>
+      </w:hyperlink>
+      <w:r>
+        <w:t xml:space="preserve">-derived metrics and</w:t>
+      </w:r>
+      <w:r>
+        <w:t xml:space="preserve"> </w:t>
+      </w:r>
+      <w:hyperlink w:anchor="acronyms_CVD">
+        <w:r>
+          <w:rPr>
+            <w:rStyle w:val="Hyperlink"/>
+          </w:rPr>
+          <w:t xml:space="preserve">CVD</w:t>
+        </w:r>
+      </w:hyperlink>
+      <w:r>
+        <w:t xml:space="preserve"> </w:t>
+      </w:r>
+      <w:r>
+        <w:t xml:space="preserve">outcomes have been investigated in the literature</w:t>
+      </w:r>
+      <w:r>
+        <w:rPr>
+          <w:vertAlign w:val="superscript"/>
+        </w:rPr>
+        <w:t xml:space="preserve">26–28</w:t>
+      </w:r>
+      <w:r>
+        <w:t xml:space="preserve"> </w:t>
+      </w:r>
+      <w:r>
+        <w:t xml:space="preserve">however evidence regarding the predictive power of CGM-derived metrics in predicting CVD remains limited.</w:t>
+      </w:r>
+      <w:r>
+        <w:rPr>
+          <w:vertAlign w:val="superscript"/>
+        </w:rPr>
+        <w:t xml:space="preserve">29</w:t>
+      </w:r>
+    </w:p>
+    <w:bookmarkEnd w:id="59"/>
+    <w:bookmarkStart w:id="60" w:name="heart-failure"/>
+    <w:p>
+      <w:pPr>
+        <w:pStyle w:val="Heading2"/>
+      </w:pPr>
+      <w:r>
+        <w:t xml:space="preserve">1.5 Heart Failure</w:t>
+      </w:r>
+    </w:p>
+    <w:p>
+      <w:pPr>
+        <w:pStyle w:val="FirstParagraph"/>
+      </w:pPr>
+      <w:r>
+        <w:t xml:space="preserve">The limited evidence on the predictive value of CGM data is particularly important for heart failure, as the condition is at least twice as prevalent among people with diabetes as in the general population.</w:t>
+      </w:r>
+      <w:r>
+        <w:rPr>
+          <w:vertAlign w:val="superscript"/>
+        </w:rPr>
+        <w:t xml:space="preserve">18,30</w:t>
+      </w:r>
+      <w:r>
+        <w:t xml:space="preserve"> </w:t>
+      </w:r>
+      <w:r>
+        <w:t xml:space="preserve">Heart failure may present as either an acute or a chronic condition.</w:t>
+      </w:r>
+      <w:r>
+        <w:rPr>
+          <w:vertAlign w:val="superscript"/>
+        </w:rPr>
+        <w:t xml:space="preserve">31</w:t>
+      </w:r>
+      <w:r>
+        <w:t xml:space="preserve"> </w:t>
+      </w:r>
+      <w:r>
+        <w:t xml:space="preserve">It is a clinical syndrome characterized by a combination of symptoms, including breathlessness, fatigue, and ankle swelling, together with clinical signs such as elevated jugular venous pressure and pulmonary crackles.</w:t>
+      </w:r>
+      <w:r>
+        <w:rPr>
+          <w:vertAlign w:val="superscript"/>
+        </w:rPr>
+        <w:t xml:space="preserve">31</w:t>
+      </w:r>
+      <w:r>
+        <w:t xml:space="preserve"> </w:t>
+      </w:r>
+      <w:r>
+        <w:t xml:space="preserve">In individuals with suspected chronic heart failure based on risk factors, symptoms, clinical findings, and supporting investigations such as electrocardiography, measurement of</w:t>
+      </w:r>
+      <w:r>
+        <w:t xml:space="preserve"> </w:t>
+      </w:r>
+      <w:hyperlink w:anchor="acronyms_NT_proBNP">
+        <w:r>
+          <w:rPr>
+            <w:rStyle w:val="Hyperlink"/>
+          </w:rPr>
+          <w:t xml:space="preserve">N-terminal Pro-B-type Natriuretic Peptide (NT-proBNP)</w:t>
+        </w:r>
+      </w:hyperlink>
+      <w:r>
+        <w:t xml:space="preserve"> </w:t>
+      </w:r>
+      <w:r>
+        <w:t xml:space="preserve">is recommended as part of the diagnostic work-up.</w:t>
+      </w:r>
+      <w:r>
+        <w:rPr>
+          <w:vertAlign w:val="superscript"/>
+        </w:rPr>
+        <w:t xml:space="preserve">31</w:t>
+      </w:r>
+      <w:r>
+        <w:t xml:space="preserve"> </w:t>
+      </w:r>
+      <w:r>
+        <w:t xml:space="preserve">An</w:t>
+      </w:r>
+      <w:r>
+        <w:t xml:space="preserve"> </w:t>
+      </w:r>
+      <w:hyperlink w:anchor="acronyms_NT_proBNP">
+        <w:r>
+          <w:rPr>
+            <w:rStyle w:val="Hyperlink"/>
+          </w:rPr>
+          <w:t xml:space="preserve">NT-proBNP</w:t>
+        </w:r>
+      </w:hyperlink>
+      <w:r>
+        <w:t xml:space="preserve"> </w:t>
+      </w:r>
+      <w:r>
+        <w:t xml:space="preserve">concentration of ≥125 pg/mL indicates the need for further cardiac evaluation, whereas concentrations below this threshold make chronic heart failure unlikely and alternative diagnoses should be considered.</w:t>
+      </w:r>
+      <w:r>
+        <w:rPr>
+          <w:vertAlign w:val="superscript"/>
+        </w:rPr>
+        <w:t xml:space="preserve">31</w:t>
+      </w:r>
+      <w:r>
+        <w:t xml:space="preserve"> </w:t>
+      </w:r>
+      <w:r>
+        <w:t xml:space="preserve">Consequently,</w:t>
+      </w:r>
+      <w:r>
+        <w:t xml:space="preserve"> </w:t>
+      </w:r>
+      <w:hyperlink w:anchor="acronyms_NT_proBNP">
+        <w:r>
+          <w:rPr>
+            <w:rStyle w:val="Hyperlink"/>
+          </w:rPr>
+          <w:t xml:space="preserve">NT-proBNP</w:t>
+        </w:r>
+      </w:hyperlink>
+      <w:r>
+        <w:t xml:space="preserve"> </w:t>
+      </w:r>
+      <w:r>
+        <w:t xml:space="preserve">represents a clinically relevant biomarker for identifying individuals at increased risk of chronic heart failure.</w:t>
+      </w:r>
+    </w:p>
+    <w:bookmarkEnd w:id="60"/>
+    <w:bookmarkStart w:id="61" w:name="association-vs-prediction"/>
+    <w:p>
+      <w:pPr>
+        <w:pStyle w:val="Heading2"/>
+      </w:pPr>
+      <w:r>
+        <w:t xml:space="preserve">1.6 Association vs Prediction</w:t>
+      </w:r>
+    </w:p>
+    <w:p>
+      <w:pPr>
+        <w:pStyle w:val="FirstParagraph"/>
+      </w:pPr>
+      <w:r>
+        <w:t xml:space="preserve">Many studies have</w:t>
+      </w:r>
+    </w:p>
+    <w:bookmarkEnd w:id="61"/>
+    <w:bookmarkStart w:id="62" w:name="machine-learning"/>
+    <w:p>
+      <w:pPr>
+        <w:pStyle w:val="Heading2"/>
+      </w:pPr>
+      <w:r>
+        <w:t xml:space="preserve">1.7 Machine learning</w:t>
+      </w:r>
+    </w:p>
+    <w:p>
+      <w:pPr>
+        <w:pStyle w:val="FirstParagraph"/>
+      </w:pPr>
+      <w:r>
+        <w:rPr>
+          <w:b/>
+          <w:bCs/>
+        </w:rPr>
+        <w:t xml:space="preserve">Relevant?</w:t>
+      </w:r>
+      <w:r>
+        <w:t xml:space="preserve"> </w:t>
+      </w:r>
+      <w:r>
+        <w:t xml:space="preserve">Artificial Intelligence: The Future for Diabetes Care: https://www.clinicalkey.com/#!/content/playContent/1-s2.0-S0002934320303399?returnurl=https:%2F%2Flinkinghub.elsevier.com%2Fretrieve%2Fpii%2FS0002934320303399%3Fshowall%3Dtrue&amp;referrer=</w:t>
+      </w:r>
+      <w:r>
+        <w:t xml:space="preserve"> </w:t>
+      </w:r>
+      <w:r>
+        <w:t xml:space="preserve">Mo2023: says something about glucose variability metrics, what they are and what critiques are there to say about them: Glycemic variability: Measurement, target, impact on complications of diabetes and does it really matter? https://onlinelibrary.wiley.com/doi/10.1111/jdi.14112</w:t>
       </w:r>
     </w:p>
     <w:p>
@@ -1864,7 +2564,7 @@
         </w:numPr>
       </w:pPr>
       <w:r>
-        <w:t xml:space="preserve">☒ HbA1c and its limitations</w:t>
+        <w:t xml:space="preserve">Data-driven vs hypothesis-drivenly(knowledge-based) paradigms</w:t>
       </w:r>
     </w:p>
     <w:p>
@@ -1876,7 +2576,7 @@
         </w:numPr>
       </w:pPr>
       <w:r>
-        <w:t xml:space="preserve">☒ Continuous glucose monitoring (CGM)</w:t>
+        <w:t xml:space="preserve">Why machine learning in diabetes and cardiovascular risk prediction?</w:t>
       </w:r>
     </w:p>
     <w:p>
@@ -1888,15 +2588,7 @@
         </w:numPr>
       </w:pPr>
       <w:r>
-        <w:t xml:space="preserve">☐ AIDs use CGMs and algorithms to adjust insulin delivery.</w:t>
-      </w:r>
-      <w:r>
-        <w:rPr>
-          <w:b/>
-          <w:bCs/>
-          <w:vertAlign w:val="superscript"/>
-        </w:rPr>
-        <w:t xml:space="preserve">ADA2026_ch7?</w:t>
+        <w:t xml:space="preserve">Why are ML fantastic for CGM data?</w:t>
       </w:r>
     </w:p>
     <w:p>
@@ -1908,19 +2600,78 @@
         </w:numPr>
       </w:pPr>
       <w:r>
-        <w:t xml:space="preserve">[ ]Glycemic variability</w:t>
+        <w:t xml:space="preserve">Types of machine learning methods</w:t>
       </w:r>
     </w:p>
     <w:p>
       <w:pPr>
-        <w:pStyle w:val="Compact"/>
         <w:numPr>
           <w:ilvl w:val="1"/>
           <w:numId w:val="1002"/>
         </w:numPr>
       </w:pPr>
       <w:r>
-        <w:t xml:space="preserve">Metrics of glycemic variability</w:t>
+        <w:t xml:space="preserve">Logistic regression</w:t>
+      </w:r>
+    </w:p>
+    <w:p>
+      <w:pPr>
+        <w:numPr>
+          <w:ilvl w:val="1"/>
+          <w:numId w:val="1002"/>
+        </w:numPr>
+      </w:pPr>
+      <w:r>
+        <w:t xml:space="preserve">LSTM and CNNs</w:t>
+      </w:r>
+    </w:p>
+    <w:p>
+      <w:pPr>
+        <w:numPr>
+          <w:ilvl w:val="1"/>
+          <w:numId w:val="1002"/>
+        </w:numPr>
+      </w:pPr>
+      <w:r>
+        <w:t xml:space="preserve">Foundation models and their advantage</w:t>
+      </w:r>
+      <w:r>
+        <w:t xml:space="preserve"> </w:t>
+      </w:r>
+      <w:r>
+        <w:t xml:space="preserve"> </w:t>
+      </w:r>
+      <w:r>
+        <w:t xml:space="preserve"> </w:t>
+      </w:r>
+    </w:p>
+    <w:p>
+      <w:pPr>
+        <w:numPr>
+          <w:ilvl w:val="1"/>
+          <w:numId w:val="1002"/>
+        </w:numPr>
+      </w:pPr>
+      <w:r>
+        <w:t xml:space="preserve">The CGMformer is bla bla bla</w:t>
+      </w:r>
+      <w:r>
+        <w:rPr>
+          <w:vertAlign w:val="superscript"/>
+        </w:rPr>
+        <w:t xml:space="preserve">32</w:t>
+      </w:r>
+    </w:p>
+    <w:p>
+      <w:pPr>
+        <w:pStyle w:val="Compact"/>
+        <w:numPr>
+          <w:ilvl w:val="0"/>
+          <w:numId w:val="1001"/>
+        </w:numPr>
+      </w:pPr>
+      <w:r>
+        <w:t xml:space="preserve">Challenges and pitfalls of machine learning in healthcare</w:t>
       </w:r>
     </w:p>
     <w:p>
@@ -1932,325 +2683,138 @@
         </w:numPr>
       </w:pPr>
       <w:r>
-        <w:t xml:space="preserve">Clinical challenges of glycemic variability (Think HbA1c and MBG and variability study)</w:t>
-      </w:r>
-    </w:p>
-    <w:bookmarkEnd w:id="55"/>
-    <w:bookmarkStart w:id="56" w:name="cardiovascular-diseases-and-diabetes"/>
-    <w:p>
-      <w:pPr>
-        <w:pStyle w:val="Heading2"/>
-      </w:pPr>
-      <w:r>
-        <w:t xml:space="preserve">1.5 Cardiovascular diseases and Diabetes</w:t>
+        <w:t xml:space="preserve">Overfitting and generalizability</w:t>
       </w:r>
     </w:p>
     <w:p>
       <w:pPr>
         <w:pStyle w:val="Compact"/>
+        <w:numPr>
+          <w:ilvl w:val="1"/>
+          <w:numId w:val="1003"/>
+        </w:numPr>
+      </w:pPr>
+      <w:r>
+        <w:t xml:space="preserve">Interpretability and explainability</w:t>
+      </w:r>
+    </w:p>
+    <w:bookmarkEnd w:id="62"/>
+    <w:bookmarkStart w:id="63" w:name="fairness-and-bias-in-machine-learning"/>
+    <w:p>
+      <w:pPr>
+        <w:pStyle w:val="Heading2"/>
+      </w:pPr>
+      <w:r>
+        <w:t xml:space="preserve">1.8 Fairness and bias in machine learning</w:t>
+      </w:r>
+    </w:p>
+    <w:p>
+      <w:pPr>
         <w:numPr>
           <w:ilvl w:val="0"/>
           <w:numId w:val="1004"/>
         </w:numPr>
       </w:pPr>
       <w:r>
-        <w:t xml:space="preserve">Cardiovascular complications</w:t>
+        <w:t xml:space="preserve">Define race and ethnicity</w:t>
       </w:r>
     </w:p>
     <w:p>
       <w:pPr>
-        <w:pStyle w:val="Compact"/>
         <w:numPr>
           <w:ilvl w:val="0"/>
           <w:numId w:val="1004"/>
         </w:numPr>
       </w:pPr>
       <w:r>
-        <w:t xml:space="preserve">Heart failure in diabetes</w:t>
+        <w:t xml:space="preserve">Algorithmic bias and group fairness</w:t>
       </w:r>
     </w:p>
     <w:p>
       <w:pPr>
-        <w:pStyle w:val="FirstParagraph"/>
-      </w:pPr>
-      <w:r>
-        <w:t xml:space="preserve">Williams2020 expenditures and complications: https://www.sciencedirect.com/science/article/pii/S0168822720301388</w:t>
-      </w:r>
-      <w:r>
-        <w:t xml:space="preserve"> </w:t>
-      </w:r>
-      <w:r>
-        <w:t xml:space="preserve">## Cardiovascular risk prediction in diabetes</w:t>
-      </w:r>
-      <w:r>
-        <w:t xml:space="preserve"> </w:t>
-      </w:r>
-      <w:r>
-        <w:t xml:space="preserve">* Traditional risk models</w:t>
-      </w:r>
-      <w:r>
-        <w:t xml:space="preserve"> </w:t>
-      </w:r>
-      <w:r>
-        <w:t xml:space="preserve">* SCORE2-Diabetes risk score</w:t>
-      </w:r>
-      <w:r>
-        <w:t xml:space="preserve"> </w:t>
-      </w:r>
-      <w:r>
-        <w:t xml:space="preserve">* What is SCORE2-Diabetes 10 year CVD risk score?</w:t>
-      </w:r>
-      <w:r>
-        <w:t xml:space="preserve"> </w:t>
-      </w:r>
-      <w:r>
-        <w:t xml:space="preserve">* Limitations of conventional predictors</w:t>
-      </w:r>
-    </w:p>
-    <w:bookmarkEnd w:id="56"/>
-    <w:bookmarkStart w:id="57" w:name="machine-learning"/>
-    <w:p>
-      <w:pPr>
-        <w:pStyle w:val="Heading2"/>
-      </w:pPr>
-      <w:r>
-        <w:t xml:space="preserve">1.6 Machine learning</w:t>
+        <w:numPr>
+          <w:ilvl w:val="0"/>
+          <w:numId w:val="1004"/>
+        </w:numPr>
+      </w:pPr>
+      <w:r>
+        <w:t xml:space="preserve">Fairness metrics and mitigation strategies</w:t>
       </w:r>
     </w:p>
     <w:p>
       <w:pPr>
-        <w:pStyle w:val="FirstParagraph"/>
-      </w:pPr>
-      <w:r>
-        <w:rPr>
-          <w:b/>
-          <w:bCs/>
-        </w:rPr>
-        <w:t xml:space="preserve">Relevant?</w:t>
-      </w:r>
-      <w:r>
-        <w:t xml:space="preserve"> </w:t>
-      </w:r>
-      <w:r>
-        <w:t xml:space="preserve">Artificial Intelligence: The Future for Diabetes Care: https://www.clinicalkey.com/#!/content/playContent/1-s2.0-S0002934320303399?returnurl=https:%2F%2Flinkinghub.elsevier.com%2Fretrieve%2Fpii%2FS0002934320303399%3Fshowall%3Dtrue&amp;referrer=</w:t>
-      </w:r>
-    </w:p>
-    <w:p>
-      <w:pPr>
-        <w:pStyle w:val="Compact"/>
         <w:numPr>
           <w:ilvl w:val="0"/>
-          <w:numId w:val="1005"/>
+          <w:numId w:val="1004"/>
         </w:numPr>
       </w:pPr>
       <w:r>
-        <w:t xml:space="preserve">Data-driven vs hypothesis-drivenly(knowledge-based) paradigms</w:t>
+        <w:t xml:space="preserve">Trends in the quality of care and racial disparities in Medicare managed care: https://pubmed.ncbi.nlm.nih.gov/16107622/</w:t>
       </w:r>
     </w:p>
+    <w:bookmarkEnd w:id="63"/>
+    <w:bookmarkEnd w:id="64"/>
+    <w:bookmarkStart w:id="118" w:name="sec-refs"/>
     <w:p>
       <w:pPr>
-        <w:pStyle w:val="Compact"/>
-        <w:numPr>
-          <w:ilvl w:val="0"/>
-          <w:numId w:val="1005"/>
-        </w:numPr>
-      </w:pPr>
-      <w:r>
-        <w:t xml:space="preserve">Why machine learning in diabetes and cardiovascular risk prediction?</w:t>
+        <w:pStyle w:val="Heading1"/>
+      </w:pPr>
+      <w:r>
+        <w:t xml:space="preserve">References</w:t>
       </w:r>
     </w:p>
+    <w:bookmarkStart w:id="117" w:name="refs"/>
+    <w:bookmarkStart w:id="65" w:name="ref-Sacks2023"/>
     <w:p>
       <w:pPr>
-        <w:pStyle w:val="Compact"/>
-        <w:numPr>
-          <w:ilvl w:val="0"/>
-          <w:numId w:val="1005"/>
-        </w:numPr>
-      </w:pPr>
-      <w:r>
-        <w:t xml:space="preserve">Why are ML fantastic for CGM data?</w:t>
+        <w:pStyle w:val="Bibliography"/>
+      </w:pPr>
+      <w:r>
+        <w:t xml:space="preserve">1.</w:t>
+      </w:r>
+      <w:r>
+        <w:t xml:space="preserve"> </w:t>
+      </w:r>
+      <w:r>
+        <w:t xml:space="preserve">	</w:t>
+      </w:r>
+      <w:r>
+        <w:t xml:space="preserve">Sacks DB, Arnold M, Bakris GL, et al. Guidelines and recommendations for laboratory analysis in the diagnosis and management of diabetes mellitus. Diabetes care 2023;46(10):e151–99.</w:t>
+      </w:r>
+      <w:r>
+        <w:t xml:space="preserve"> </w:t>
       </w:r>
     </w:p>
+    <w:bookmarkEnd w:id="65"/>
+    <w:bookmarkStart w:id="66" w:name="ref-Deshpande2008"/>
     <w:p>
       <w:pPr>
-        <w:pStyle w:val="Compact"/>
-        <w:numPr>
-          <w:ilvl w:val="0"/>
-          <w:numId w:val="1005"/>
-        </w:numPr>
-      </w:pPr>
-      <w:r>
-        <w:t xml:space="preserve">Types of machine learning methods</w:t>
+        <w:pStyle w:val="Bibliography"/>
+      </w:pPr>
+      <w:r>
+        <w:t xml:space="preserve">2.</w:t>
+      </w:r>
+      <w:r>
+        <w:t xml:space="preserve"> </w:t>
+      </w:r>
+      <w:r>
+        <w:t xml:space="preserve">	</w:t>
+      </w:r>
+      <w:r>
+        <w:t xml:space="preserve">Deshpande AD, Harris-Hayes M, Schootman M. Epidemiology of diabetes and diabetes-related complications. Physical therapy 2008;88(11):1254–64.</w:t>
+      </w:r>
+      <w:r>
+        <w:t xml:space="preserve"> </w:t>
       </w:r>
     </w:p>
+    <w:bookmarkEnd w:id="66"/>
+    <w:bookmarkStart w:id="68" w:name="ref-IDF_ed10_Magliano2021"/>
     <w:p>
       <w:pPr>
-        <w:numPr>
-          <w:ilvl w:val="1"/>
-          <w:numId w:val="1006"/>
-        </w:numPr>
-      </w:pPr>
-      <w:r>
-        <w:t xml:space="preserve">Logistic regression</w:t>
-      </w:r>
-    </w:p>
-    <w:p>
-      <w:pPr>
-        <w:numPr>
-          <w:ilvl w:val="1"/>
-          <w:numId w:val="1006"/>
-        </w:numPr>
-      </w:pPr>
-      <w:r>
-        <w:t xml:space="preserve">LSTM and CNNs</w:t>
-      </w:r>
-    </w:p>
-    <w:p>
-      <w:pPr>
-        <w:numPr>
-          <w:ilvl w:val="1"/>
-          <w:numId w:val="1006"/>
-        </w:numPr>
-      </w:pPr>
-      <w:r>
-        <w:t xml:space="preserve">Foundation models and their advantage</w:t>
-      </w:r>
-      <w:r>
-        <w:t xml:space="preserve"> </w:t>
-      </w:r>
-      <w:r>
-        <w:t xml:space="preserve"> </w:t>
-      </w:r>
-      <w:r>
-        <w:t xml:space="preserve"> </w:t>
-      </w:r>
-    </w:p>
-    <w:p>
-      <w:pPr>
-        <w:numPr>
-          <w:ilvl w:val="1"/>
-          <w:numId w:val="1006"/>
-        </w:numPr>
-      </w:pPr>
-      <w:r>
-        <w:t xml:space="preserve">The CGMformer is bla bla bla</w:t>
-      </w:r>
-      <w:r>
-        <w:rPr>
-          <w:vertAlign w:val="superscript"/>
-        </w:rPr>
-        <w:t xml:space="preserve">13</w:t>
-      </w:r>
-    </w:p>
-    <w:p>
-      <w:pPr>
-        <w:pStyle w:val="Compact"/>
-        <w:numPr>
-          <w:ilvl w:val="0"/>
-          <w:numId w:val="1005"/>
-        </w:numPr>
-      </w:pPr>
-      <w:r>
-        <w:t xml:space="preserve">Challenges and pitfalls of machine learning in healthcare</w:t>
-      </w:r>
-    </w:p>
-    <w:p>
-      <w:pPr>
-        <w:pStyle w:val="Compact"/>
-        <w:numPr>
-          <w:ilvl w:val="1"/>
-          <w:numId w:val="1007"/>
-        </w:numPr>
-      </w:pPr>
-      <w:r>
-        <w:t xml:space="preserve">Overfitting and generalizability</w:t>
-      </w:r>
-    </w:p>
-    <w:p>
-      <w:pPr>
-        <w:pStyle w:val="Compact"/>
-        <w:numPr>
-          <w:ilvl w:val="1"/>
-          <w:numId w:val="1007"/>
-        </w:numPr>
-      </w:pPr>
-      <w:r>
-        <w:t xml:space="preserve">Interpretability and explainability</w:t>
-      </w:r>
-    </w:p>
-    <w:bookmarkEnd w:id="57"/>
-    <w:bookmarkStart w:id="58" w:name="fairness-and-bias-in-machine-learning"/>
-    <w:p>
-      <w:pPr>
-        <w:pStyle w:val="Heading2"/>
-      </w:pPr>
-      <w:r>
-        <w:t xml:space="preserve">1.7 Fairness and bias in machine learning</w:t>
-      </w:r>
-    </w:p>
-    <w:p>
-      <w:pPr>
-        <w:numPr>
-          <w:ilvl w:val="0"/>
-          <w:numId w:val="1008"/>
-        </w:numPr>
-      </w:pPr>
-      <w:r>
-        <w:t xml:space="preserve">Define race and ethnicity</w:t>
-      </w:r>
-    </w:p>
-    <w:p>
-      <w:pPr>
-        <w:numPr>
-          <w:ilvl w:val="0"/>
-          <w:numId w:val="1008"/>
-        </w:numPr>
-      </w:pPr>
-      <w:r>
-        <w:t xml:space="preserve">Algorithmic bias and group fairness</w:t>
-      </w:r>
-    </w:p>
-    <w:p>
-      <w:pPr>
-        <w:numPr>
-          <w:ilvl w:val="0"/>
-          <w:numId w:val="1008"/>
-        </w:numPr>
-      </w:pPr>
-      <w:r>
-        <w:t xml:space="preserve">Fairness metrics and mitigation strategies</w:t>
-      </w:r>
-    </w:p>
-    <w:p>
-      <w:pPr>
-        <w:numPr>
-          <w:ilvl w:val="0"/>
-          <w:numId w:val="1008"/>
-        </w:numPr>
-      </w:pPr>
-      <w:r>
-        <w:t xml:space="preserve">Trends in the quality of care and racial disparities in Medicare managed care: https://pubmed.ncbi.nlm.nih.gov/16107622/</w:t>
-      </w:r>
-    </w:p>
-    <w:bookmarkEnd w:id="58"/>
-    <w:bookmarkEnd w:id="59"/>
-    <w:bookmarkStart w:id="82" w:name="sec-refs"/>
-    <w:p>
-      <w:pPr>
-        <w:pStyle w:val="Heading1"/>
-      </w:pPr>
-      <w:r>
-        <w:t xml:space="preserve">References</w:t>
-      </w:r>
-    </w:p>
-    <w:bookmarkStart w:id="81" w:name="refs"/>
-    <w:bookmarkStart w:id="60" w:name="ref-Sacks2023"/>
-    <w:p>
-      <w:pPr>
         <w:pStyle w:val="Bibliography"/>
       </w:pPr>
       <w:r>
-        <w:t xml:space="preserve">1.</w:t>
+        <w:t xml:space="preserve">3.</w:t>
       </w:r>
       <w:r>
         <w:t xml:space="preserve"> </w:t>
@@ -2259,34 +2823,12 @@
         <w:t xml:space="preserve">	</w:t>
       </w:r>
       <w:r>
-        <w:t xml:space="preserve">Sacks DB, Arnold M, Bakris GL, et al. Guidelines and recommendations for laboratory analysis in the diagnosis and management of diabetes mellitus. Diabetes care 2023;46(10):e151–99.</w:t>
-      </w:r>
-      <w:r>
-        <w:t xml:space="preserve"> </w:t>
-      </w:r>
-    </w:p>
-    <w:bookmarkEnd w:id="60"/>
-    <w:bookmarkStart w:id="62" w:name="ref-IDF_ed10_Magliano2021"/>
-    <w:p>
-      <w:pPr>
-        <w:pStyle w:val="Bibliography"/>
-      </w:pPr>
-      <w:r>
-        <w:t xml:space="preserve">2.</w:t>
-      </w:r>
-      <w:r>
-        <w:t xml:space="preserve"> </w:t>
-      </w:r>
-      <w:r>
-        <w:t xml:space="preserve">	</w:t>
-      </w:r>
-      <w:r>
         <w:t xml:space="preserve">Magliano DJ, Boyko EJ. IDF diabetes atlas [Internet]. 10th ed. Brussels, Belgium: International Diabetes Federation; 2021. Available from:</w:t>
       </w:r>
       <w:r>
         <w:t xml:space="preserve"> </w:t>
       </w:r>
-      <w:hyperlink r:id="rId61">
+      <w:hyperlink r:id="rId67">
         <w:r>
           <w:rPr>
             <w:rStyle w:val="Hyperlink"/>
@@ -2295,14 +2837,14 @@
         </w:r>
       </w:hyperlink>
     </w:p>
-    <w:bookmarkEnd w:id="62"/>
-    <w:bookmarkStart w:id="64" w:name="ref-ADA2026_ch2"/>
+    <w:bookmarkEnd w:id="68"/>
+    <w:bookmarkStart w:id="70" w:name="ref-ADA2026_ch2"/>
     <w:p>
       <w:pPr>
         <w:pStyle w:val="Bibliography"/>
       </w:pPr>
       <w:r>
-        <w:t xml:space="preserve">3.</w:t>
+        <w:t xml:space="preserve">4.</w:t>
       </w:r>
       <w:r>
         <w:t xml:space="preserve"> </w:t>
@@ -2382,7 +2924,7 @@
       <w:r>
         <w:t xml:space="preserve"> </w:t>
       </w:r>
-      <w:hyperlink r:id="rId63">
+      <w:hyperlink r:id="rId69">
         <w:r>
           <w:rPr>
             <w:rStyle w:val="Hyperlink"/>
@@ -2391,14 +2933,14 @@
         </w:r>
       </w:hyperlink>
     </w:p>
-    <w:bookmarkEnd w:id="64"/>
-    <w:bookmarkStart w:id="65" w:name="ref-Hall2020"/>
+    <w:bookmarkEnd w:id="70"/>
+    <w:bookmarkStart w:id="71" w:name="ref-Hall2020"/>
     <w:p>
       <w:pPr>
         <w:pStyle w:val="Bibliography"/>
       </w:pPr>
       <w:r>
-        <w:t xml:space="preserve">4.</w:t>
+        <w:t xml:space="preserve">5.</w:t>
       </w:r>
       <w:r>
         <w:t xml:space="preserve"> </w:t>
@@ -2413,14 +2955,14 @@
         <w:t xml:space="preserve"> </w:t>
       </w:r>
     </w:p>
-    <w:bookmarkEnd w:id="65"/>
-    <w:bookmarkStart w:id="66" w:name="ref-Deshpande2008"/>
+    <w:bookmarkEnd w:id="71"/>
+    <w:bookmarkStart w:id="73" w:name="ref-ADA2023_ch6"/>
     <w:p>
       <w:pPr>
         <w:pStyle w:val="Bibliography"/>
       </w:pPr>
       <w:r>
-        <w:t xml:space="preserve">5.</w:t>
+        <w:t xml:space="preserve">6.</w:t>
       </w:r>
       <w:r>
         <w:t xml:space="preserve"> </w:t>
@@ -2429,20 +2971,88 @@
         <w:t xml:space="preserve">	</w:t>
       </w:r>
       <w:r>
-        <w:t xml:space="preserve">Deshpande AD, Harris-Hayes M, Schootman M. Epidemiology of diabetes and diabetes-related complications. Physical therapy 2008;88(11):1254–64.</w:t>
-      </w:r>
-      <w:r>
-        <w:t xml:space="preserve"> </w:t>
-      </w:r>
+        <w:t xml:space="preserve">American Diabetes Association Professional Practice Committee. 6.</w:t>
+      </w:r>
+      <w:r>
+        <w:t xml:space="preserve"> </w:t>
+      </w:r>
+      <w:r>
+        <w:t xml:space="preserve">Glycemic</w:t>
+      </w:r>
+      <w:r>
+        <w:t xml:space="preserve"> </w:t>
+      </w:r>
+      <w:r>
+        <w:t xml:space="preserve">Goals</w:t>
+      </w:r>
+      <w:r>
+        <w:t xml:space="preserve"> </w:t>
+      </w:r>
+      <w:r>
+        <w:t xml:space="preserve">and</w:t>
+      </w:r>
+      <w:r>
+        <w:t xml:space="preserve"> </w:t>
+      </w:r>
+      <w:r>
+        <w:t xml:space="preserve">Hypoglycemia</w:t>
+      </w:r>
+      <w:r>
+        <w:t xml:space="preserve">:</w:t>
+      </w:r>
+      <w:r>
+        <w:t xml:space="preserve"> </w:t>
+      </w:r>
+      <w:r>
+        <w:t xml:space="preserve">Standards</w:t>
+      </w:r>
+      <w:r>
+        <w:t xml:space="preserve"> </w:t>
+      </w:r>
+      <w:r>
+        <w:t xml:space="preserve">of</w:t>
+      </w:r>
+      <w:r>
+        <w:t xml:space="preserve"> </w:t>
+      </w:r>
+      <w:r>
+        <w:t xml:space="preserve">Care</w:t>
+      </w:r>
+      <w:r>
+        <w:t xml:space="preserve"> </w:t>
+      </w:r>
+      <w:r>
+        <w:t xml:space="preserve">in</w:t>
+      </w:r>
+      <w:r>
+        <w:t xml:space="preserve"> </w:t>
+      </w:r>
+      <w:r>
+        <w:t xml:space="preserve">Diabetes</w:t>
+      </w:r>
+      <w:r>
+        <w:t xml:space="preserve">—2024. Diabetes Care [Internet] 2023 [cited 2024 May 17];47(Supplement_1):Suppl 1:S111–S125. Available from:</w:t>
+      </w:r>
+      <w:r>
+        <w:t xml:space="preserve"> </w:t>
+      </w:r>
+      <w:hyperlink r:id="rId72">
+        <w:r>
+          <w:rPr>
+            <w:rStyle w:val="Hyperlink"/>
+          </w:rPr>
+          <w:t xml:space="preserve">https://doi.org/10.2337/dc24-S006</w:t>
+        </w:r>
+      </w:hyperlink>
     </w:p>
-    <w:bookmarkEnd w:id="66"/>
-    <w:bookmarkStart w:id="68" w:name="ref-Selvin2013"/>
+    <w:bookmarkEnd w:id="73"/>
+    <w:bookmarkStart w:id="75" w:name="ref-Selvin2013"/>
     <w:p>
       <w:pPr>
         <w:pStyle w:val="Bibliography"/>
       </w:pPr>
       <w:r>
-        <w:t xml:space="preserve">6.</w:t>
+        <w:t xml:space="preserve">7.</w:t>
       </w:r>
       <w:r>
         <w:t xml:space="preserve"> </w:t>
@@ -2537,7 +3147,7 @@
       <w:r>
         <w:t xml:space="preserve"> </w:t>
       </w:r>
-      <w:hyperlink r:id="rId67">
+      <w:hyperlink r:id="rId74">
         <w:r>
           <w:rPr>
             <w:rStyle w:val="Hyperlink"/>
@@ -2546,14 +3156,14 @@
         </w:r>
       </w:hyperlink>
     </w:p>
-    <w:bookmarkEnd w:id="68"/>
-    <w:bookmarkStart w:id="70" w:name="ref-kirk2006"/>
+    <w:bookmarkEnd w:id="75"/>
+    <w:bookmarkStart w:id="77" w:name="ref-kirk2006"/>
     <w:p>
       <w:pPr>
         <w:pStyle w:val="Bibliography"/>
       </w:pPr>
       <w:r>
-        <w:t xml:space="preserve">7.</w:t>
+        <w:t xml:space="preserve">8.</w:t>
       </w:r>
       <w:r>
         <w:t xml:space="preserve"> </w:t>
@@ -2642,7 +3252,7 @@
       <w:r>
         <w:t xml:space="preserve"> </w:t>
       </w:r>
-      <w:hyperlink r:id="rId69">
+      <w:hyperlink r:id="rId76">
         <w:r>
           <w:rPr>
             <w:rStyle w:val="Hyperlink"/>
@@ -2651,14 +3261,14 @@
         </w:r>
       </w:hyperlink>
     </w:p>
-    <w:bookmarkEnd w:id="70"/>
-    <w:bookmarkStart w:id="72" w:name="ref-ADA_2026_ch6"/>
+    <w:bookmarkEnd w:id="77"/>
+    <w:bookmarkStart w:id="79" w:name="ref-ADA2026_ch6"/>
     <w:p>
       <w:pPr>
         <w:pStyle w:val="Bibliography"/>
       </w:pPr>
       <w:r>
-        <w:t xml:space="preserve">8.</w:t>
+        <w:t xml:space="preserve">9.</w:t>
       </w:r>
       <w:r>
         <w:t xml:space="preserve"> </w:t>
@@ -2744,7 +3354,7 @@
       <w:r>
         <w:t xml:space="preserve"> </w:t>
       </w:r>
-      <w:hyperlink r:id="rId71">
+      <w:hyperlink r:id="rId78">
         <w:r>
           <w:rPr>
             <w:rStyle w:val="Hyperlink"/>
@@ -2753,14 +3363,14 @@
         </w:r>
       </w:hyperlink>
     </w:p>
-    <w:bookmarkEnd w:id="72"/>
-    <w:bookmarkStart w:id="74" w:name="ref-IDF_2025_guidelines"/>
+    <w:bookmarkEnd w:id="79"/>
+    <w:bookmarkStart w:id="81" w:name="ref-IDF_2025_guidelines"/>
     <w:p>
       <w:pPr>
         <w:pStyle w:val="Bibliography"/>
       </w:pPr>
       <w:r>
-        <w:t xml:space="preserve">9.</w:t>
+        <w:t xml:space="preserve">10.</w:t>
       </w:r>
       <w:r>
         <w:t xml:space="preserve"> </w:t>
@@ -2774,7 +3384,7 @@
       <w:r>
         <w:t xml:space="preserve"> </w:t>
       </w:r>
-      <w:hyperlink r:id="rId73">
+      <w:hyperlink r:id="rId80">
         <w:r>
           <w:rPr>
             <w:rStyle w:val="Hyperlink"/>
@@ -2783,14 +3393,14 @@
         </w:r>
       </w:hyperlink>
     </w:p>
-    <w:bookmarkEnd w:id="74"/>
-    <w:bookmarkStart w:id="76" w:name="ref-Buscemi2010"/>
+    <w:bookmarkEnd w:id="81"/>
+    <w:bookmarkStart w:id="83" w:name="ref-Buscemi2010"/>
     <w:p>
       <w:pPr>
         <w:pStyle w:val="Bibliography"/>
       </w:pPr>
       <w:r>
-        <w:t xml:space="preserve">10.</w:t>
+        <w:t xml:space="preserve">11.</w:t>
       </w:r>
       <w:r>
         <w:t xml:space="preserve"> </w:t>
@@ -2816,7 +3426,7 @@
       <w:r>
         <w:t xml:space="preserve"> </w:t>
       </w:r>
-      <w:hyperlink r:id="rId75">
+      <w:hyperlink r:id="rId82">
         <w:r>
           <w:rPr>
             <w:rStyle w:val="Hyperlink"/>
@@ -2825,14 +3435,14 @@
         </w:r>
       </w:hyperlink>
     </w:p>
-    <w:bookmarkEnd w:id="76"/>
-    <w:bookmarkStart w:id="77" w:name="ref-Danne2017"/>
+    <w:bookmarkEnd w:id="83"/>
+    <w:bookmarkStart w:id="84" w:name="ref-Danne2017"/>
     <w:p>
       <w:pPr>
         <w:pStyle w:val="Bibliography"/>
       </w:pPr>
       <w:r>
-        <w:t xml:space="preserve">11.</w:t>
+        <w:t xml:space="preserve">12.</w:t>
       </w:r>
       <w:r>
         <w:t xml:space="preserve"> </w:t>
@@ -2847,14 +3457,14 @@
         <w:t xml:space="preserve"> </w:t>
       </w:r>
     </w:p>
-    <w:bookmarkEnd w:id="77"/>
-    <w:bookmarkStart w:id="79" w:name="ref-freckmann2024"/>
+    <w:bookmarkEnd w:id="84"/>
+    <w:bookmarkStart w:id="86" w:name="ref-Freckmann2024"/>
     <w:p>
       <w:pPr>
         <w:pStyle w:val="Bibliography"/>
       </w:pPr>
       <w:r>
-        <w:t xml:space="preserve">12.</w:t>
+        <w:t xml:space="preserve">13.</w:t>
       </w:r>
       <w:r>
         <w:t xml:space="preserve"> </w:t>
@@ -2868,7 +3478,7 @@
       <w:r>
         <w:t xml:space="preserve"> </w:t>
       </w:r>
-      <w:hyperlink r:id="rId78">
+      <w:hyperlink r:id="rId85">
         <w:r>
           <w:rPr>
             <w:rStyle w:val="Hyperlink"/>
@@ -3051,14 +3661,14 @@
         <w:t xml:space="preserve"> </w:t>
       </w:r>
     </w:p>
-    <w:bookmarkEnd w:id="79"/>
-    <w:bookmarkStart w:id="80" w:name="ref-YurunLu2025"/>
+    <w:bookmarkEnd w:id="86"/>
+    <w:bookmarkStart w:id="88" w:name="ref-ADA2026_ch7"/>
     <w:p>
       <w:pPr>
         <w:pStyle w:val="Bibliography"/>
       </w:pPr>
       <w:r>
-        <w:t xml:space="preserve">13.</w:t>
+        <w:t xml:space="preserve">14.</w:t>
       </w:r>
       <w:r>
         <w:t xml:space="preserve"> </w:t>
@@ -3067,16 +3677,956 @@
         <w:t xml:space="preserve">	</w:t>
       </w:r>
       <w:r>
+        <w:t xml:space="preserve">American Diabetes Association Professional Practice Committee for Diabetes*. 7.</w:t>
+      </w:r>
+      <w:r>
+        <w:t xml:space="preserve"> </w:t>
+      </w:r>
+      <w:r>
+        <w:t xml:space="preserve">Diabetes</w:t>
+      </w:r>
+      <w:r>
+        <w:t xml:space="preserve"> </w:t>
+      </w:r>
+      <w:r>
+        <w:t xml:space="preserve">Technology</w:t>
+      </w:r>
+      <w:r>
+        <w:t xml:space="preserve">:</w:t>
+      </w:r>
+      <w:r>
+        <w:t xml:space="preserve"> </w:t>
+      </w:r>
+      <w:r>
+        <w:t xml:space="preserve">Standards</w:t>
+      </w:r>
+      <w:r>
+        <w:t xml:space="preserve"> </w:t>
+      </w:r>
+      <w:r>
+        <w:t xml:space="preserve">of</w:t>
+      </w:r>
+      <w:r>
+        <w:t xml:space="preserve"> </w:t>
+      </w:r>
+      <w:r>
+        <w:t xml:space="preserve">Care</w:t>
+      </w:r>
+      <w:r>
+        <w:t xml:space="preserve"> </w:t>
+      </w:r>
+      <w:r>
+        <w:t xml:space="preserve">in</w:t>
+      </w:r>
+      <w:r>
+        <w:t xml:space="preserve"> </w:t>
+      </w:r>
+      <w:r>
+        <w:t xml:space="preserve">Diabetes</w:t>
+      </w:r>
+      <w:r>
+        <w:t xml:space="preserve">—2026. Diabetes Care [Internet] 2026 [cited 2026 July 13];49(Supplement_1):S150–65. Available from:</w:t>
+      </w:r>
+      <w:r>
+        <w:t xml:space="preserve"> </w:t>
+      </w:r>
+      <w:hyperlink r:id="rId87">
+        <w:r>
+          <w:rPr>
+            <w:rStyle w:val="Hyperlink"/>
+          </w:rPr>
+          <w:t xml:space="preserve">https://doi.org/10.2337/dc26-S007</w:t>
+        </w:r>
+      </w:hyperlink>
+    </w:p>
+    <w:bookmarkEnd w:id="88"/>
+    <w:bookmarkStart w:id="90" w:name="ref-Kovatchev2016"/>
+    <w:p>
+      <w:pPr>
+        <w:pStyle w:val="Bibliography"/>
+      </w:pPr>
+      <w:r>
+        <w:t xml:space="preserve">15.</w:t>
+      </w:r>
+      <w:r>
+        <w:t xml:space="preserve"> </w:t>
+      </w:r>
+      <w:r>
+        <w:t xml:space="preserve">	</w:t>
+      </w:r>
+      <w:r>
+        <w:t xml:space="preserve">Kovatchev B, Cobelli C. Glucose</w:t>
+      </w:r>
+      <w:r>
+        <w:t xml:space="preserve"> </w:t>
+      </w:r>
+      <w:r>
+        <w:t xml:space="preserve">Variability</w:t>
+      </w:r>
+      <w:r>
+        <w:t xml:space="preserve">:</w:t>
+      </w:r>
+      <w:r>
+        <w:t xml:space="preserve"> </w:t>
+      </w:r>
+      <w:r>
+        <w:t xml:space="preserve">Timing</w:t>
+      </w:r>
+      <w:r>
+        <w:t xml:space="preserve">,</w:t>
+      </w:r>
+      <w:r>
+        <w:t xml:space="preserve"> </w:t>
+      </w:r>
+      <w:r>
+        <w:t xml:space="preserve">Risk</w:t>
+      </w:r>
+      <w:r>
+        <w:t xml:space="preserve"> </w:t>
+      </w:r>
+      <w:r>
+        <w:t xml:space="preserve">Analysis</w:t>
+      </w:r>
+      <w:r>
+        <w:t xml:space="preserve">, and</w:t>
+      </w:r>
+      <w:r>
+        <w:t xml:space="preserve"> </w:t>
+      </w:r>
+      <w:r>
+        <w:t xml:space="preserve">Relationship</w:t>
+      </w:r>
+      <w:r>
+        <w:t xml:space="preserve"> </w:t>
+      </w:r>
+      <w:r>
+        <w:t xml:space="preserve">to</w:t>
+      </w:r>
+      <w:r>
+        <w:t xml:space="preserve"> </w:t>
+      </w:r>
+      <w:r>
+        <w:t xml:space="preserve">Hypoglycemia</w:t>
+      </w:r>
+      <w:r>
+        <w:t xml:space="preserve"> </w:t>
+      </w:r>
+      <w:r>
+        <w:t xml:space="preserve">in</w:t>
+      </w:r>
+      <w:r>
+        <w:t xml:space="preserve"> </w:t>
+      </w:r>
+      <w:r>
+        <w:t xml:space="preserve">Diabetes</w:t>
+      </w:r>
+      <w:r>
+        <w:t xml:space="preserve">. Diabetes Care [Internet] 2016 [cited 2024 Dec 20];39(4):502–10. Available from:</w:t>
+      </w:r>
+      <w:r>
+        <w:t xml:space="preserve"> </w:t>
+      </w:r>
+      <w:hyperlink r:id="rId89">
+        <w:r>
+          <w:rPr>
+            <w:rStyle w:val="Hyperlink"/>
+          </w:rPr>
+          <w:t xml:space="preserve">https://doi.org/10.2337/dc15-2035</w:t>
+        </w:r>
+      </w:hyperlink>
+    </w:p>
+    <w:bookmarkEnd w:id="90"/>
+    <w:bookmarkStart w:id="92" w:name="ref-Mo2024"/>
+    <w:p>
+      <w:pPr>
+        <w:pStyle w:val="Bibliography"/>
+      </w:pPr>
+      <w:r>
+        <w:t xml:space="preserve">16.</w:t>
+      </w:r>
+      <w:r>
+        <w:t xml:space="preserve"> </w:t>
+      </w:r>
+      <w:r>
+        <w:t xml:space="preserve">	</w:t>
+      </w:r>
+      <w:r>
+        <w:t xml:space="preserve">Mo Y, Lu J, Zhou J. Glycemic variability:</w:t>
+      </w:r>
+      <w:r>
+        <w:t xml:space="preserve"> </w:t>
+      </w:r>
+      <w:r>
+        <w:t xml:space="preserve">Measurement</w:t>
+      </w:r>
+      <w:r>
+        <w:t xml:space="preserve">, target, impact on complications of diabetes and does it really matter? Journal of Diabetes Investigation [Internet] 2024 [cited 2026 July 13];15(1):5–14. Available from:</w:t>
+      </w:r>
+      <w:r>
+        <w:t xml:space="preserve"> </w:t>
+      </w:r>
+      <w:hyperlink r:id="rId91">
+        <w:r>
+          <w:rPr>
+            <w:rStyle w:val="Hyperlink"/>
+          </w:rPr>
+          <w:t xml:space="preserve">https://onlinelibrary.wiley.com/doi/10.1111/jdi.14112</w:t>
+        </w:r>
+      </w:hyperlink>
+    </w:p>
+    <w:bookmarkEnd w:id="92"/>
+    <w:bookmarkStart w:id="94" w:name="ref-rawshani2017"/>
+    <w:p>
+      <w:pPr>
+        <w:pStyle w:val="Bibliography"/>
+      </w:pPr>
+      <w:r>
+        <w:t xml:space="preserve">17.</w:t>
+      </w:r>
+      <w:r>
+        <w:t xml:space="preserve"> </w:t>
+      </w:r>
+      <w:r>
+        <w:t xml:space="preserve">	</w:t>
+      </w:r>
+      <w:r>
+        <w:t xml:space="preserve">Rawshani A, Rawshani A, Franz én S, et al.</w:t>
+      </w:r>
+      <w:r>
+        <w:t xml:space="preserve"> Mortality and</w:t>
+      </w:r>
+      <w:r>
+        <w:t xml:space="preserve"> </w:t>
+      </w:r>
+      <w:r>
+        <w:t xml:space="preserve">Cardiovascular</w:t>
+      </w:r>
+      <w:r>
+        <w:t xml:space="preserve"> </w:t>
+      </w:r>
+      <w:r>
+        <w:t xml:space="preserve">Disease</w:t>
+      </w:r>
+      <w:r>
+        <w:t xml:space="preserve"> </w:t>
+      </w:r>
+      <w:r>
+        <w:t xml:space="preserve">in</w:t>
+      </w:r>
+      <w:r>
+        <w:t xml:space="preserve"> </w:t>
+      </w:r>
+      <w:r>
+        <w:t xml:space="preserve">Type</w:t>
+      </w:r>
+      <w:r>
+        <w:t xml:space="preserve"> </w:t>
+      </w:r>
+      <w:r>
+        <w:t xml:space="preserve">1 and</w:t>
+      </w:r>
+      <w:r>
+        <w:t xml:space="preserve"> </w:t>
+      </w:r>
+      <w:r>
+        <w:t xml:space="preserve">Type</w:t>
+      </w:r>
+      <w:r>
+        <w:t xml:space="preserve"> </w:t>
+      </w:r>
+      <w:r>
+        <w:t xml:space="preserve">2</w:t>
+      </w:r>
+      <w:r>
+        <w:t xml:space="preserve"> </w:t>
+      </w:r>
+      <w:r>
+        <w:t xml:space="preserve">Diabetes</w:t>
+      </w:r>
+      <w:r>
+        <w:t xml:space="preserve">. New England Journal of Medicine [Internet] 2017 [cited 2026 July 13];376(15):1407–18. Available from:</w:t>
+      </w:r>
+      <w:r>
+        <w:t xml:space="preserve"> </w:t>
+      </w:r>
+      <w:hyperlink r:id="rId93">
+        <w:r>
+          <w:rPr>
+            <w:rStyle w:val="Hyperlink"/>
+          </w:rPr>
+          <w:t xml:space="preserve">https://www.nejm.org/doi/full/10.1056/NEJMoa1608664</w:t>
+        </w:r>
+      </w:hyperlink>
+    </w:p>
+    <w:bookmarkEnd w:id="94"/>
+    <w:bookmarkStart w:id="95" w:name="ref-ADA2026_ch10"/>
+    <w:p>
+      <w:pPr>
+        <w:pStyle w:val="Bibliography"/>
+      </w:pPr>
+      <w:r>
+        <w:t xml:space="preserve">18.</w:t>
+      </w:r>
+      <w:r>
+        <w:t xml:space="preserve"> </w:t>
+      </w:r>
+      <w:r>
+        <w:t xml:space="preserve">	</w:t>
+      </w:r>
+      <w:r>
+        <w:t xml:space="preserve">Bajaj M, McCoy RG, Balapattabi K, et al. 10. Cardiovascular disease and risk management: Standards of care in diabetes-2026. Diabetes care 2026;49(Supplement_1):S216–45.</w:t>
+      </w:r>
+      <w:r>
+        <w:t xml:space="preserve"> </w:t>
+      </w:r>
+    </w:p>
+    <w:bookmarkEnd w:id="95"/>
+    <w:bookmarkStart w:id="96" w:name="ref-Pennells2023_score2dm"/>
+    <w:p>
+      <w:pPr>
+        <w:pStyle w:val="Bibliography"/>
+      </w:pPr>
+      <w:r>
+        <w:t xml:space="preserve">19.</w:t>
+      </w:r>
+      <w:r>
+        <w:t xml:space="preserve"> </w:t>
+      </w:r>
+      <w:r>
+        <w:t xml:space="preserve">	</w:t>
+      </w:r>
+      <w:r>
+        <w:t xml:space="preserve">Pennells L, Kaptoge S, Østergaard HB, et al. SCORE2-diabetes: 10-year cardiovascular risk estimation in type 2 diabetes in europe. European heart journal 2023;44(28):2544–56.</w:t>
+      </w:r>
+      <w:r>
+        <w:t xml:space="preserve"> </w:t>
+      </w:r>
+    </w:p>
+    <w:bookmarkEnd w:id="96"/>
+    <w:bookmarkStart w:id="98" w:name="ref-Framingham2007"/>
+    <w:p>
+      <w:pPr>
+        <w:pStyle w:val="Bibliography"/>
+      </w:pPr>
+      <w:r>
+        <w:t xml:space="preserve">20.</w:t>
+      </w:r>
+      <w:r>
+        <w:t xml:space="preserve"> </w:t>
+      </w:r>
+      <w:r>
+        <w:t xml:space="preserve">	</w:t>
+      </w:r>
+      <w:r>
+        <w:t xml:space="preserve">Hemann BA, Bimson WF, Taylor AJ. The framingham risk score: An appraisal of its benefits and limitations. American Heart Hospital Journal [Internet] 2007;5(2):91–6. Available from:</w:t>
+      </w:r>
+      <w:r>
+        <w:t xml:space="preserve"> </w:t>
+      </w:r>
+      <w:hyperlink r:id="rId97">
+        <w:r>
+          <w:rPr>
+            <w:rStyle w:val="Hyperlink"/>
+          </w:rPr>
+          <w:t xml:space="preserve">https://onlinelibrary.wiley.com/doi/abs/10.1111/j.1541-9215.2007.06350.x</w:t>
+        </w:r>
+      </w:hyperlink>
+    </w:p>
+    <w:bookmarkEnd w:id="98"/>
+    <w:bookmarkStart w:id="100" w:name="ref-QRISK_2007"/>
+    <w:p>
+      <w:pPr>
+        <w:pStyle w:val="Bibliography"/>
+      </w:pPr>
+      <w:r>
+        <w:t xml:space="preserve">21.</w:t>
+      </w:r>
+      <w:r>
+        <w:t xml:space="preserve"> </w:t>
+      </w:r>
+      <w:r>
+        <w:t xml:space="preserve">	</w:t>
+      </w:r>
+      <w:r>
+        <w:t xml:space="preserve">Hippisley-Cox J, Coupland C, Vinogradova Y, Robson J, May M, Brindle P. Derivation and validation of</w:t>
+      </w:r>
+      <w:r>
+        <w:t xml:space="preserve"> </w:t>
+      </w:r>
+      <w:r>
+        <w:t xml:space="preserve">QRISK</w:t>
+      </w:r>
+      <w:r>
+        <w:t xml:space="preserve">, a new cardiovascular disease risk score for the</w:t>
+      </w:r>
+      <w:r>
+        <w:t xml:space="preserve"> </w:t>
+      </w:r>
+      <w:r>
+        <w:t xml:space="preserve">United</w:t>
+      </w:r>
+      <w:r>
+        <w:t xml:space="preserve"> </w:t>
+      </w:r>
+      <w:r>
+        <w:t xml:space="preserve">Kingdom</w:t>
+      </w:r>
+      <w:r>
+        <w:t xml:space="preserve">: Prospective open cohort study. BMJ : British Medical Journal [Internet] 2007 [cited 2026 July 13];335(7611):136. Available from:</w:t>
+      </w:r>
+      <w:r>
+        <w:t xml:space="preserve"> </w:t>
+      </w:r>
+      <w:hyperlink r:id="rId99">
+        <w:r>
+          <w:rPr>
+            <w:rStyle w:val="Hyperlink"/>
+          </w:rPr>
+          <w:t xml:space="preserve">https://pmc.ncbi.nlm.nih.gov/articles/PMC1925200/</w:t>
+        </w:r>
+      </w:hyperlink>
+    </w:p>
+    <w:bookmarkEnd w:id="100"/>
+    <w:bookmarkStart w:id="102" w:name="ref-Segar2019"/>
+    <w:p>
+      <w:pPr>
+        <w:pStyle w:val="Bibliography"/>
+      </w:pPr>
+      <w:r>
+        <w:t xml:space="preserve">22.</w:t>
+      </w:r>
+      <w:r>
+        <w:t xml:space="preserve"> </w:t>
+      </w:r>
+      <w:r>
+        <w:t xml:space="preserve">	</w:t>
+      </w:r>
+      <w:r>
+        <w:t xml:space="preserve">Segar MW, Vaduganathan M, Patel KV, et al. Machine</w:t>
+      </w:r>
+      <w:r>
+        <w:t xml:space="preserve"> </w:t>
+      </w:r>
+      <w:r>
+        <w:t xml:space="preserve">Learning</w:t>
+      </w:r>
+      <w:r>
+        <w:t xml:space="preserve"> </w:t>
+      </w:r>
+      <w:r>
+        <w:t xml:space="preserve">to</w:t>
+      </w:r>
+      <w:r>
+        <w:t xml:space="preserve"> </w:t>
+      </w:r>
+      <w:r>
+        <w:t xml:space="preserve">Predict</w:t>
+      </w:r>
+      <w:r>
+        <w:t xml:space="preserve"> </w:t>
+      </w:r>
+      <w:r>
+        <w:t xml:space="preserve">the</w:t>
+      </w:r>
+      <w:r>
+        <w:t xml:space="preserve"> </w:t>
+      </w:r>
+      <w:r>
+        <w:t xml:space="preserve">Risk</w:t>
+      </w:r>
+      <w:r>
+        <w:t xml:space="preserve"> </w:t>
+      </w:r>
+      <w:r>
+        <w:t xml:space="preserve">of</w:t>
+      </w:r>
+      <w:r>
+        <w:t xml:space="preserve"> </w:t>
+      </w:r>
+      <w:r>
+        <w:t xml:space="preserve">Incident</w:t>
+      </w:r>
+      <w:r>
+        <w:t xml:space="preserve"> </w:t>
+      </w:r>
+      <w:r>
+        <w:t xml:space="preserve">Heart</w:t>
+      </w:r>
+      <w:r>
+        <w:t xml:space="preserve"> </w:t>
+      </w:r>
+      <w:r>
+        <w:t xml:space="preserve">Failure</w:t>
+      </w:r>
+      <w:r>
+        <w:t xml:space="preserve"> </w:t>
+      </w:r>
+      <w:r>
+        <w:t xml:space="preserve">Hospitalization</w:t>
+      </w:r>
+      <w:r>
+        <w:t xml:space="preserve"> </w:t>
+      </w:r>
+      <w:r>
+        <w:t xml:space="preserve">Among</w:t>
+      </w:r>
+      <w:r>
+        <w:t xml:space="preserve"> </w:t>
+      </w:r>
+      <w:r>
+        <w:t xml:space="preserve">Patients</w:t>
+      </w:r>
+      <w:r>
+        <w:t xml:space="preserve"> </w:t>
+      </w:r>
+      <w:r>
+        <w:t xml:space="preserve">With</w:t>
+      </w:r>
+      <w:r>
+        <w:t xml:space="preserve"> </w:t>
+      </w:r>
+      <w:r>
+        <w:t xml:space="preserve">Diabetes</w:t>
+      </w:r>
+      <w:r>
+        <w:t xml:space="preserve">:</w:t>
+      </w:r>
+      <w:r>
+        <w:t xml:space="preserve"> </w:t>
+      </w:r>
+      <w:r>
+        <w:t xml:space="preserve">The</w:t>
+      </w:r>
+      <w:r>
+        <w:t xml:space="preserve"> </w:t>
+      </w:r>
+      <w:r>
+        <w:t xml:space="preserve">WATCH</w:t>
+      </w:r>
+      <w:r>
+        <w:t xml:space="preserve">-</w:t>
+      </w:r>
+      <w:r>
+        <w:t xml:space="preserve">DM</w:t>
+      </w:r>
+      <w:r>
+        <w:t xml:space="preserve"> </w:t>
+      </w:r>
+      <w:r>
+        <w:t xml:space="preserve">Risk</w:t>
+      </w:r>
+      <w:r>
+        <w:t xml:space="preserve"> </w:t>
+      </w:r>
+      <w:r>
+        <w:t xml:space="preserve">Score</w:t>
+      </w:r>
+      <w:r>
+        <w:t xml:space="preserve">. Diabetes Care [Internet] 2019 [cited 2026 July 13];42(12):2298–306. Available from:</w:t>
+      </w:r>
+      <w:r>
+        <w:t xml:space="preserve"> </w:t>
+      </w:r>
+      <w:hyperlink r:id="rId101">
+        <w:r>
+          <w:rPr>
+            <w:rStyle w:val="Hyperlink"/>
+          </w:rPr>
+          <w:t xml:space="preserve">https://doi.org/10.2337/dc19-0587</w:t>
+        </w:r>
+      </w:hyperlink>
+    </w:p>
+    <w:bookmarkEnd w:id="102"/>
+    <w:bookmarkStart w:id="104" w:name="ref-Donald2010"/>
+    <w:p>
+      <w:pPr>
+        <w:pStyle w:val="Bibliography"/>
+      </w:pPr>
+      <w:r>
+        <w:t xml:space="preserve">23.</w:t>
+      </w:r>
+      <w:r>
+        <w:t xml:space="preserve"> </w:t>
+      </w:r>
+      <w:r>
+        <w:t xml:space="preserve">	</w:t>
+      </w:r>
+      <w:r>
+        <w:t xml:space="preserve">Lloyd-Jones DM. Cardiovascular risk prediction. Circulation [Internet] 2010;121(15):1768–77. Available from:</w:t>
+      </w:r>
+      <w:r>
+        <w:t xml:space="preserve"> </w:t>
+      </w:r>
+      <w:hyperlink r:id="rId103">
+        <w:r>
+          <w:rPr>
+            <w:rStyle w:val="Hyperlink"/>
+          </w:rPr>
+          <w:t xml:space="preserve">https://www.ahajournals.org/doi/abs/10.1161/CIRCULATIONAHA.109.849166</w:t>
+        </w:r>
+      </w:hyperlink>
+    </w:p>
+    <w:bookmarkEnd w:id="104"/>
+    <w:bookmarkStart w:id="105" w:name="ref-Hsiao2025"/>
+    <w:p>
+      <w:pPr>
+        <w:pStyle w:val="Bibliography"/>
+      </w:pPr>
+      <w:r>
+        <w:t xml:space="preserve">24.</w:t>
+      </w:r>
+      <w:r>
+        <w:t xml:space="preserve"> </w:t>
+      </w:r>
+      <w:r>
+        <w:t xml:space="preserve">	</w:t>
+      </w:r>
+      <w:r>
+        <w:t xml:space="preserve">Hsiao F-C, Lin C-P, Hsu T-J, et al. Glycohemoglobin variations and long-term risk of incident heart failure in patients with type 2 diabetes. Mayo Clinic proceedings 2025;100(8):1332–44.</w:t>
+      </w:r>
+      <w:r>
+        <w:t xml:space="preserve"> </w:t>
+      </w:r>
+    </w:p>
+    <w:bookmarkEnd w:id="105"/>
+    <w:bookmarkStart w:id="106" w:name="ref-Belli2023"/>
+    <w:p>
+      <w:pPr>
+        <w:pStyle w:val="Bibliography"/>
+      </w:pPr>
+      <w:r>
+        <w:t xml:space="preserve">25.</w:t>
+      </w:r>
+      <w:r>
+        <w:t xml:space="preserve"> </w:t>
+      </w:r>
+      <w:r>
+        <w:t xml:space="preserve">	</w:t>
+      </w:r>
+      <w:r>
+        <w:t xml:space="preserve">Belli M, Bellia A, Sergi D, Barone L, Lauro D, Barillà F. Glucose variability: A new risk factor for cardiovascular disease. Acta diabetologica 2023;60(10):1291–9.</w:t>
+      </w:r>
+      <w:r>
+        <w:t xml:space="preserve"> </w:t>
+      </w:r>
+    </w:p>
+    <w:bookmarkEnd w:id="106"/>
+    <w:bookmarkStart w:id="107" w:name="ref-Yapanis2022"/>
+    <w:p>
+      <w:pPr>
+        <w:pStyle w:val="Bibliography"/>
+      </w:pPr>
+      <w:r>
+        <w:t xml:space="preserve">26.</w:t>
+      </w:r>
+      <w:r>
+        <w:t xml:space="preserve"> </w:t>
+      </w:r>
+      <w:r>
+        <w:t xml:space="preserve">	</w:t>
+      </w:r>
+      <w:r>
+        <w:t xml:space="preserve">Yapanis M, James S, Craig ME, O’Neal D, Ekinci EI. Complications of diabetes and metrics of glycemic management derived from continuous glucose monitoring. The journal of clinical endocrinology and metabolism 2022;107(6):e2221–36.</w:t>
+      </w:r>
+      <w:r>
+        <w:t xml:space="preserve"> </w:t>
+      </w:r>
+    </w:p>
+    <w:bookmarkEnd w:id="107"/>
+    <w:bookmarkStart w:id="109" w:name="ref-Thomsen2026"/>
+    <w:p>
+      <w:pPr>
+        <w:pStyle w:val="Bibliography"/>
+      </w:pPr>
+      <w:r>
+        <w:t xml:space="preserve">27.</w:t>
+      </w:r>
+      <w:r>
+        <w:t xml:space="preserve"> </w:t>
+      </w:r>
+      <w:r>
+        <w:t xml:space="preserve">	</w:t>
+      </w:r>
+      <w:r>
+        <w:t xml:space="preserve">Thomsen HB, Lebiecka-Johansen B, Nørgaard O, et al. Continuous glucose monitoring–derived metrics and cardiovascular risk among people with diabetes: Systematic scoping review. JMIR Diabetes [Internet] 2026;11:e89374. Available from:</w:t>
+      </w:r>
+      <w:r>
+        <w:t xml:space="preserve"> </w:t>
+      </w:r>
+      <w:hyperlink r:id="rId108">
+        <w:r>
+          <w:rPr>
+            <w:rStyle w:val="Hyperlink"/>
+          </w:rPr>
+          <w:t xml:space="preserve">https://doi.org/10.2196/89374</w:t>
+        </w:r>
+      </w:hyperlink>
+    </w:p>
+    <w:bookmarkEnd w:id="109"/>
+    <w:bookmarkStart w:id="110" w:name="ref-Zhang2024"/>
+    <w:p>
+      <w:pPr>
+        <w:pStyle w:val="Bibliography"/>
+      </w:pPr>
+      <w:r>
+        <w:t xml:space="preserve">28.</w:t>
+      </w:r>
+      <w:r>
+        <w:t xml:space="preserve"> </w:t>
+      </w:r>
+      <w:r>
+        <w:t xml:space="preserve">	</w:t>
+      </w:r>
+      <w:r>
+        <w:t xml:space="preserve">Zhang L, Sun X-X, Tian Q. Research progress on the association between glycemic variability index derived from CGM and cardiovascular disease complications. Acta diabetologica 2024;61(6):679–92.</w:t>
+      </w:r>
+      <w:r>
+        <w:t xml:space="preserve"> </w:t>
+      </w:r>
+    </w:p>
+    <w:bookmarkEnd w:id="110"/>
+    <w:bookmarkStart w:id="111" w:name="ref-Su2011"/>
+    <w:p>
+      <w:pPr>
+        <w:pStyle w:val="Bibliography"/>
+      </w:pPr>
+      <w:r>
+        <w:t xml:space="preserve">29.</w:t>
+      </w:r>
+      <w:r>
+        <w:t xml:space="preserve"> </w:t>
+      </w:r>
+      <w:r>
+        <w:t xml:space="preserve">	</w:t>
+      </w:r>
+      <w:r>
+        <w:t xml:space="preserve">Su G, Mi S, Tao H, et al. Association of glycemic variability and the presence and severity of coronary artery disease in patients with type 2 diabetes. Cardiovascular diabetology 2011;10(1):19–9.</w:t>
+      </w:r>
+      <w:r>
+        <w:t xml:space="preserve"> </w:t>
+      </w:r>
+    </w:p>
+    <w:bookmarkEnd w:id="111"/>
+    <w:bookmarkStart w:id="113" w:name="ref-Hoek2024"/>
+    <w:p>
+      <w:pPr>
+        <w:pStyle w:val="Bibliography"/>
+      </w:pPr>
+      <w:r>
+        <w:t xml:space="preserve">30.</w:t>
+      </w:r>
+      <w:r>
+        <w:t xml:space="preserve"> </w:t>
+      </w:r>
+      <w:r>
+        <w:t xml:space="preserve">	</w:t>
+      </w:r>
+      <w:r>
+        <w:t xml:space="preserve">Hoek AG, Dal Canto E, Wenker E, et al. Epidemiology of heart failure in diabetes: A disease in disguise. Diabetologia [Internet] 2024 [cited 2026 July 13];67(4):574–601. Available from:</w:t>
+      </w:r>
+      <w:r>
+        <w:t xml:space="preserve"> </w:t>
+      </w:r>
+      <w:hyperlink r:id="rId112">
+        <w:r>
+          <w:rPr>
+            <w:rStyle w:val="Hyperlink"/>
+          </w:rPr>
+          <w:t xml:space="preserve">https://doi.org/10.1007/s00125-023-06068-2</w:t>
+        </w:r>
+      </w:hyperlink>
+    </w:p>
+    <w:bookmarkEnd w:id="113"/>
+    <w:bookmarkStart w:id="115" w:name="ref-mcdonagh2021"/>
+    <w:p>
+      <w:pPr>
+        <w:pStyle w:val="Bibliography"/>
+      </w:pPr>
+      <w:r>
+        <w:t xml:space="preserve">31.</w:t>
+      </w:r>
+      <w:r>
+        <w:t xml:space="preserve"> </w:t>
+      </w:r>
+      <w:r>
+        <w:t xml:space="preserve">	</w:t>
+      </w:r>
+      <w:r>
+        <w:t xml:space="preserve">McDonagh TA, Metra M, Adamo M, et al. 2021</w:t>
+      </w:r>
+      <w:r>
+        <w:t xml:space="preserve"> </w:t>
+      </w:r>
+      <w:r>
+        <w:t xml:space="preserve">ESC</w:t>
+      </w:r>
+      <w:r>
+        <w:t xml:space="preserve"> </w:t>
+      </w:r>
+      <w:r>
+        <w:t xml:space="preserve">Guidelines</w:t>
+      </w:r>
+      <w:r>
+        <w:t xml:space="preserve"> </w:t>
+      </w:r>
+      <w:r>
+        <w:t xml:space="preserve">for the diagnosis and treatment of acute and chronic heart failure:</w:t>
+      </w:r>
+      <w:r>
+        <w:t xml:space="preserve"> </w:t>
+      </w:r>
+      <w:r>
+        <w:t xml:space="preserve">Developed</w:t>
+      </w:r>
+      <w:r>
+        <w:t xml:space="preserve"> </w:t>
+      </w:r>
+      <w:r>
+        <w:t xml:space="preserve">by the</w:t>
+      </w:r>
+      <w:r>
+        <w:t xml:space="preserve"> </w:t>
+      </w:r>
+      <w:r>
+        <w:t xml:space="preserve">Task</w:t>
+      </w:r>
+      <w:r>
+        <w:t xml:space="preserve"> </w:t>
+      </w:r>
+      <w:r>
+        <w:t xml:space="preserve">Force</w:t>
+      </w:r>
+      <w:r>
+        <w:t xml:space="preserve"> </w:t>
+      </w:r>
+      <w:r>
+        <w:t xml:space="preserve">for the diagnosis and treatment of acute and chronic heart failure of the</w:t>
+      </w:r>
+      <w:r>
+        <w:t xml:space="preserve"> </w:t>
+      </w:r>
+      <w:r>
+        <w:t xml:space="preserve">European</w:t>
+      </w:r>
+      <w:r>
+        <w:t xml:space="preserve"> </w:t>
+      </w:r>
+      <w:r>
+        <w:t xml:space="preserve">Society</w:t>
+      </w:r>
+      <w:r>
+        <w:t xml:space="preserve"> </w:t>
+      </w:r>
+      <w:r>
+        <w:t xml:space="preserve">of</w:t>
+      </w:r>
+      <w:r>
+        <w:t xml:space="preserve"> </w:t>
+      </w:r>
+      <w:r>
+        <w:t xml:space="preserve">Cardiology</w:t>
+      </w:r>
+      <w:r>
+        <w:t xml:space="preserve"> </w:t>
+      </w:r>
+      <w:r>
+        <w:t xml:space="preserve">(</w:t>
+      </w:r>
+      <w:r>
+        <w:t xml:space="preserve">ESC</w:t>
+      </w:r>
+      <w:r>
+        <w:t xml:space="preserve">)</w:t>
+      </w:r>
+      <w:r>
+        <w:t xml:space="preserve"> </w:t>
+      </w:r>
+      <w:r>
+        <w:t xml:space="preserve">With</w:t>
+      </w:r>
+      <w:r>
+        <w:t xml:space="preserve"> </w:t>
+      </w:r>
+      <w:r>
+        <w:t xml:space="preserve">the special contribution of the</w:t>
+      </w:r>
+      <w:r>
+        <w:t xml:space="preserve"> </w:t>
+      </w:r>
+      <w:r>
+        <w:t xml:space="preserve">Heart</w:t>
+      </w:r>
+      <w:r>
+        <w:t xml:space="preserve"> </w:t>
+      </w:r>
+      <w:r>
+        <w:t xml:space="preserve">Failure</w:t>
+      </w:r>
+      <w:r>
+        <w:t xml:space="preserve"> </w:t>
+      </w:r>
+      <w:r>
+        <w:t xml:space="preserve">Association</w:t>
+      </w:r>
+      <w:r>
+        <w:t xml:space="preserve"> </w:t>
+      </w:r>
+      <w:r>
+        <w:t xml:space="preserve">(</w:t>
+      </w:r>
+      <w:r>
+        <w:t xml:space="preserve">HFA</w:t>
+      </w:r>
+      <w:r>
+        <w:t xml:space="preserve">) of the</w:t>
+      </w:r>
+      <w:r>
+        <w:t xml:space="preserve"> </w:t>
+      </w:r>
+      <w:r>
+        <w:t xml:space="preserve">ESC</w:t>
+      </w:r>
+      <w:r>
+        <w:t xml:space="preserve">. European Heart Journal [Internet] 2021 [cited 2026 July 13];42(36):3599–726. Available from:</w:t>
+      </w:r>
+      <w:r>
+        <w:t xml:space="preserve"> </w:t>
+      </w:r>
+      <w:hyperlink r:id="rId114">
+        <w:r>
+          <w:rPr>
+            <w:rStyle w:val="Hyperlink"/>
+          </w:rPr>
+          <w:t xml:space="preserve">https://doi.org/10.1093/eurheartj/ehab368</w:t>
+        </w:r>
+      </w:hyperlink>
+    </w:p>
+    <w:bookmarkEnd w:id="115"/>
+    <w:bookmarkStart w:id="116" w:name="ref-YurunLu2025"/>
+    <w:p>
+      <w:pPr>
+        <w:pStyle w:val="Bibliography"/>
+      </w:pPr>
+      <w:r>
+        <w:t xml:space="preserve">32.</w:t>
+      </w:r>
+      <w:r>
+        <w:t xml:space="preserve"> </w:t>
+      </w:r>
+      <w:r>
+        <w:t xml:space="preserve">	</w:t>
+      </w:r>
+      <w:r>
         <w:t xml:space="preserve">Lu Y, Liu D, Liang Z, et al. A pretrained transformer model for decoding individual glucose dynamics from continuous glucose monitoring data. National science review 2025;12(5):nwaf039–.</w:t>
       </w:r>
       <w:r>
         <w:t xml:space="preserve"> </w:t>
       </w:r>
     </w:p>
-    <w:bookmarkEnd w:id="80"/>
-    <w:bookmarkEnd w:id="81"/>
-    <w:bookmarkEnd w:id="82"/>
-    <w:bookmarkStart w:id="85" w:name="sec-suppl-search-strings"/>
+    <w:bookmarkEnd w:id="116"/>
+    <w:bookmarkEnd w:id="117"/>
+    <w:bookmarkEnd w:id="118"/>
+    <w:bookmarkStart w:id="121" w:name="sec-suppl-search-strings"/>
     <w:p>
       <w:pPr>
         <w:pStyle w:val="Heading1"/>
@@ -3098,7 +4648,7 @@
       <w:tr>
         <w:tc>
           <w:tcPr/>
-          <w:bookmarkStart w:id="83" w:name="tbl-suppl-search-strings-medline"/>
+          <w:bookmarkStart w:id="119" w:name="tbl-suppl-search-strings-medline"/>
           <w:p>
             <w:pPr>
               <w:jc w:val="center"/>
@@ -4699,7 +6249,7 @@
               </w:tc>
             </w:tr>
           </w:tbl>
-          <w:bookmarkEnd w:id="83"/>
+          <w:bookmarkEnd w:id="119"/>
           <w:p/>
         </w:tc>
       </w:tr>
@@ -4718,7 +6268,7 @@
       <w:tr>
         <w:tc>
           <w:tcPr/>
-          <w:bookmarkStart w:id="84" w:name="tbl-suppl-search-strings-embase"/>
+          <w:bookmarkStart w:id="120" w:name="tbl-suppl-search-strings-embase"/>
           <w:p>
             <w:pPr>
               <w:jc w:val="center"/>
@@ -6454,13 +8004,13 @@
               </w:tc>
             </w:tr>
           </w:tbl>
-          <w:bookmarkEnd w:id="84"/>
+          <w:bookmarkEnd w:id="120"/>
           <w:p/>
         </w:tc>
       </w:tr>
     </w:tbl>
-    <w:bookmarkEnd w:id="85"/>
-    <w:bookmarkStart w:id="86" w:name="sec-suppl-study1-reports"/>
+    <w:bookmarkEnd w:id="121"/>
+    <w:bookmarkStart w:id="122" w:name="sec-suppl-study1-reports"/>
     <w:p>
       <w:pPr>
         <w:pStyle w:val="Heading1"/>
@@ -6469,8 +8019,8 @@
         <w:t xml:space="preserve">Appendix A — Study I: Included and excluded reports</w:t>
       </w:r>
     </w:p>
-    <w:bookmarkEnd w:id="86"/>
-    <w:bookmarkStart w:id="87" w:name="sec-suppl-geo-map"/>
+    <w:bookmarkEnd w:id="122"/>
+    <w:bookmarkStart w:id="123" w:name="sec-suppl-geo-map"/>
     <w:p>
       <w:pPr>
         <w:pStyle w:val="Heading1"/>
@@ -6635,8 +8185,8 @@
         <w:t xml:space="preserve">mean blood glucose show stronger associations with cardiovascular disease risk factors than do postprandial glycaemia or glucose variability in persons with diabetes: the A1C-Derived Average Glucose (ADAG) study. 2011; ADAG Study Group, editor. Diabetologia. 54: 69–72. doi:10.1007/s00125-010-1918-2</w:t>
       </w:r>
     </w:p>
-    <w:bookmarkEnd w:id="87"/>
-    <w:bookmarkStart w:id="88" w:name="sec-suppl-subclin-results"/>
+    <w:bookmarkEnd w:id="123"/>
+    <w:bookmarkStart w:id="124" w:name="sec-suppl-subclin-results"/>
     <w:p>
       <w:pPr>
         <w:pStyle w:val="Heading1"/>
@@ -6650,7 +8200,7 @@
         <w:pStyle w:val="Compact"/>
         <w:numPr>
           <w:ilvl w:val="0"/>
-          <w:numId w:val="1009"/>
+          <w:numId w:val="1005"/>
         </w:numPr>
       </w:pPr>
       <w:r>
@@ -6662,15 +8212,15 @@
         <w:pStyle w:val="Compact"/>
         <w:numPr>
           <w:ilvl w:val="0"/>
-          <w:numId w:val="1010"/>
+          <w:numId w:val="1006"/>
         </w:numPr>
       </w:pPr>
       <w:r>
         <w:t xml:space="preserve">Add table overview of subclinical results</w:t>
       </w:r>
     </w:p>
-    <w:bookmarkEnd w:id="88"/>
-    <w:bookmarkStart w:id="94" w:name="sec-suppl-pred-stability"/>
+    <w:bookmarkEnd w:id="124"/>
+    <w:bookmarkStart w:id="130" w:name="sec-suppl-pred-stability"/>
     <w:p>
       <w:pPr>
         <w:pStyle w:val="Heading1"/>
@@ -6710,30 +8260,30 @@
       <w:tr>
         <w:tc>
           <w:tcPr/>
-          <w:bookmarkStart w:id="93" w:name="fig-pred-stability"/>
+          <w:bookmarkStart w:id="129" w:name="fig-pred-stability"/>
           <w:p>
             <w:pPr>
               <w:pStyle w:val="Compact"/>
               <w:jc w:val="center"/>
             </w:pPr>
-            <w:hyperlink r:id="rId92">
+            <w:hyperlink r:id="rId128">
               <w:r>
                 <w:drawing>
                   <wp:inline>
                     <wp:extent cx="5334000" cy="7638288"/>
                     <wp:effectExtent b="0" l="0" r="0" t="0"/>
-                    <wp:docPr descr="" title="" id="90" name="Picture"/>
+                    <wp:docPr descr="" title="" id="126" name="Picture"/>
                     <a:graphic>
                       <a:graphicData uri="http://schemas.openxmlformats.org/drawingml/2006/picture">
                         <pic:pic>
                           <pic:nvPicPr>
-                            <pic:cNvPr descr="figures/4_results_fig/study_2_prediction_stability.png" id="91" name="Picture"/>
+                            <pic:cNvPr descr="figures/4_results_fig/study_2_prediction_stability.png" id="127" name="Picture"/>
                             <pic:cNvPicPr>
                               <a:picLocks noChangeArrowheads="1" noChangeAspect="1"/>
                             </pic:cNvPicPr>
                           </pic:nvPicPr>
                           <pic:blipFill>
-                            <a:blip r:embed="rId89"/>
+                            <a:blip r:embed="rId125"/>
                             <a:stretch>
                               <a:fillRect/>
                             </a:stretch>
@@ -6774,12 +8324,12 @@
               <w:t xml:space="preserve">Figure E.1: Prediction stability plots show the predictions (estimated risk) for the full dataset from the development model (equivalent to the apparent model) on the x-axis, and the predictions from all bootstrap models on the y-axis. Tight alignment along the diagonal indicates higher prediction stability.</w:t>
             </w:r>
           </w:p>
-          <w:bookmarkEnd w:id="93"/>
+          <w:bookmarkEnd w:id="129"/>
         </w:tc>
       </w:tr>
     </w:tbl>
-    <w:bookmarkEnd w:id="94"/>
-    <w:bookmarkStart w:id="97" w:name="sec-suppl-seg-results"/>
+    <w:bookmarkEnd w:id="130"/>
+    <w:bookmarkStart w:id="133" w:name="sec-suppl-seg-results"/>
     <w:p>
       <w:pPr>
         <w:pStyle w:val="Heading1"/>
@@ -6801,7 +8351,7 @@
       <w:tr>
         <w:tc>
           <w:tcPr/>
-          <w:bookmarkStart w:id="95" w:name="tbl-seg-white"/>
+          <w:bookmarkStart w:id="131" w:name="tbl-seg-white"/>
           <w:p>
             <w:pPr>
               <w:jc w:val="center"/>
@@ -9176,7 +10726,7 @@
               </w:tc>
             </w:tr>
           </w:tbl>
-          <w:bookmarkEnd w:id="95"/>
+          <w:bookmarkEnd w:id="131"/>
           <w:p/>
         </w:tc>
       </w:tr>
@@ -9186,7 +10736,7 @@
         <w:pStyle w:val="Compact"/>
         <w:numPr>
           <w:ilvl w:val="0"/>
-          <w:numId w:val="1011"/>
+          <w:numId w:val="1007"/>
         </w:numPr>
       </w:pPr>
       <w:r>
@@ -9206,7 +10756,7 @@
       <w:tr>
         <w:tc>
           <w:tcPr/>
-          <w:bookmarkStart w:id="96" w:name="tbl-seg-black"/>
+          <w:bookmarkStart w:id="132" w:name="tbl-seg-black"/>
           <w:p>
             <w:pPr>
               <w:jc w:val="center"/>
@@ -11581,13 +13131,13 @@
               </w:tc>
             </w:tr>
           </w:tbl>
-          <w:bookmarkEnd w:id="96"/>
+          <w:bookmarkEnd w:id="132"/>
           <w:p/>
         </w:tc>
       </w:tr>
     </w:tbl>
-    <w:bookmarkEnd w:id="97"/>
-    <w:bookmarkStart w:id="100" w:name="addenda-and-errata"/>
+    <w:bookmarkEnd w:id="133"/>
+    <w:bookmarkStart w:id="136" w:name="addenda-and-errata"/>
     <w:p>
       <w:pPr>
         <w:pStyle w:val="Heading1"/>
@@ -11609,7 +13159,7 @@
         <w:pStyle w:val="Compact"/>
         <w:numPr>
           <w:ilvl w:val="0"/>
-          <w:numId w:val="1012"/>
+          <w:numId w:val="1008"/>
         </w:numPr>
       </w:pPr>
       <w:r>
@@ -11621,14 +13171,14 @@
         <w:pStyle w:val="Compact"/>
         <w:numPr>
           <w:ilvl w:val="0"/>
-          <w:numId w:val="1012"/>
+          <w:numId w:val="1008"/>
         </w:numPr>
       </w:pPr>
       <w:r>
         <w:t xml:space="preserve">Errata: corrections to errors discovered since submission of the dissertation.</w:t>
       </w:r>
     </w:p>
-    <w:bookmarkStart w:id="98" w:name="addenda"/>
+    <w:bookmarkStart w:id="134" w:name="addenda"/>
     <w:p>
       <w:pPr>
         <w:pStyle w:val="Heading2"/>
@@ -11637,8 +13187,8 @@
         <w:t xml:space="preserve">B.1 Addenda</w:t>
       </w:r>
     </w:p>
-    <w:bookmarkEnd w:id="98"/>
-    <w:bookmarkStart w:id="99" w:name="errata"/>
+    <w:bookmarkEnd w:id="134"/>
+    <w:bookmarkStart w:id="135" w:name="errata"/>
     <w:p>
       <w:pPr>
         <w:pStyle w:val="Heading2"/>
@@ -11647,8 +13197,8 @@
         <w:t xml:space="preserve">B.2 Errata</w:t>
       </w:r>
     </w:p>
-    <w:bookmarkEnd w:id="99"/>
-    <w:bookmarkEnd w:id="100"/>
+    <w:bookmarkEnd w:id="135"/>
+    <w:bookmarkEnd w:id="136"/>
     <w:sectPr>
       <w:footnotePr>
         <w:numRestart w:val="eachSect"/>
@@ -11945,36 +13495,24 @@
     <w:abstractNumId w:val="991"/>
   </w:num>
   <w:num w:numId="1002">
-    <w:abstractNumId w:val="992"/>
+    <w:abstractNumId w:val="991"/>
   </w:num>
   <w:num w:numId="1003">
-    <w:abstractNumId w:val="992"/>
+    <w:abstractNumId w:val="991"/>
   </w:num>
   <w:num w:numId="1004">
     <w:abstractNumId w:val="991"/>
   </w:num>
   <w:num w:numId="1005">
-    <w:abstractNumId w:val="991"/>
+    <w:abstractNumId w:val="992"/>
   </w:num>
   <w:num w:numId="1006">
-    <w:abstractNumId w:val="991"/>
+    <w:abstractNumId w:val="992"/>
   </w:num>
   <w:num w:numId="1007">
-    <w:abstractNumId w:val="991"/>
+    <w:abstractNumId w:val="992"/>
   </w:num>
   <w:num w:numId="1008">
-    <w:abstractNumId w:val="991"/>
-  </w:num>
-  <w:num w:numId="1009">
-    <w:abstractNumId w:val="992"/>
-  </w:num>
-  <w:num w:numId="1010">
-    <w:abstractNumId w:val="992"/>
-  </w:num>
-  <w:num w:numId="1011">
-    <w:abstractNumId w:val="992"/>
-  </w:num>
-  <w:num w:numId="1012">
     <w:abstractNumId w:val="991"/>
   </w:num>
 </w:numbering>

--- a/Machine-learning-methods-for-continuous-glucose-monitoring-data-and-their-potential-in-cardiovascular-risk-assessment.docx
+++ b/Machine-learning-methods-for-continuous-glucose-monitoring-data-and-their-potential-in-cardiovascular-risk-assessment.docx
@@ -479,7 +479,7 @@
     </w:p>
     <w:bookmarkEnd w:id="29"/>
     <w:bookmarkEnd w:id="30"/>
-    <w:bookmarkStart w:id="48" w:name="abbreviations"/>
+    <w:bookmarkStart w:id="50" w:name="abbreviations"/>
     <w:p>
       <w:pPr>
         <w:pStyle w:val="Heading1"/>
@@ -526,7 +526,24 @@
       <w:pPr>
         <w:pStyle w:val="BodyText"/>
       </w:pPr>
-      <w:bookmarkStart w:id="33" w:name="acronyms_CGM"/>
+      <w:bookmarkStart w:id="33" w:name="acronyms_AUROC"/>
+      <w:r>
+        <w:rPr>
+          <w:b/>
+          <w:bCs/>
+        </w:rPr>
+        <w:t xml:space="preserve">AUROC</w:t>
+      </w:r>
+      <w:bookmarkEnd w:id="33"/>
+      <w:r>
+        <w:t xml:space="preserve">: Area Under the Receiver Operating Characteristic Curve</w:t>
+      </w:r>
+    </w:p>
+    <w:p>
+      <w:pPr>
+        <w:pStyle w:val="BodyText"/>
+      </w:pPr>
+      <w:bookmarkStart w:id="34" w:name="acronyms_CGM"/>
       <w:r>
         <w:rPr>
           <w:b/>
@@ -534,7 +551,7 @@
         </w:rPr>
         <w:t xml:space="preserve">CGM</w:t>
       </w:r>
-      <w:bookmarkEnd w:id="33"/>
+      <w:bookmarkEnd w:id="34"/>
       <w:r>
         <w:t xml:space="preserve">: continuous glucose monitoring</w:t>
       </w:r>
@@ -543,7 +560,7 @@
       <w:pPr>
         <w:pStyle w:val="BodyText"/>
       </w:pPr>
-      <w:bookmarkStart w:id="34" w:name="acronyms_CV"/>
+      <w:bookmarkStart w:id="35" w:name="acronyms_CV"/>
       <w:r>
         <w:rPr>
           <w:b/>
@@ -551,7 +568,7 @@
         </w:rPr>
         <w:t xml:space="preserve">CV</w:t>
       </w:r>
-      <w:bookmarkEnd w:id="34"/>
+      <w:bookmarkEnd w:id="35"/>
       <w:r>
         <w:t xml:space="preserve">: coefficient of variation</w:t>
       </w:r>
@@ -560,7 +577,7 @@
       <w:pPr>
         <w:pStyle w:val="BodyText"/>
       </w:pPr>
-      <w:bookmarkStart w:id="35" w:name="acronyms_CVD"/>
+      <w:bookmarkStart w:id="36" w:name="acronyms_CVD"/>
       <w:r>
         <w:rPr>
           <w:b/>
@@ -568,7 +585,7 @@
         </w:rPr>
         <w:t xml:space="preserve">CVD</w:t>
       </w:r>
-      <w:bookmarkEnd w:id="35"/>
+      <w:bookmarkEnd w:id="36"/>
       <w:r>
         <w:t xml:space="preserve">: cardiovascular disease</w:t>
       </w:r>
@@ -577,7 +594,7 @@
       <w:pPr>
         <w:pStyle w:val="BodyText"/>
       </w:pPr>
-      <w:bookmarkStart w:id="36" w:name="acronyms_eGFR"/>
+      <w:bookmarkStart w:id="37" w:name="acronyms_eGFR"/>
       <w:r>
         <w:rPr>
           <w:b/>
@@ -585,7 +602,7 @@
         </w:rPr>
         <w:t xml:space="preserve">eGFR</w:t>
       </w:r>
-      <w:bookmarkEnd w:id="36"/>
+      <w:bookmarkEnd w:id="37"/>
       <w:r>
         <w:t xml:space="preserve">: Estimated Glomerular Filtration Rate</w:t>
       </w:r>
@@ -594,7 +611,7 @@
       <w:pPr>
         <w:pStyle w:val="BodyText"/>
       </w:pPr>
-      <w:bookmarkStart w:id="37" w:name="acronyms_GMI"/>
+      <w:bookmarkStart w:id="38" w:name="acronyms_GMI"/>
       <w:r>
         <w:rPr>
           <w:b/>
@@ -602,7 +619,7 @@
         </w:rPr>
         <w:t xml:space="preserve">GMI</w:t>
       </w:r>
-      <w:bookmarkEnd w:id="37"/>
+      <w:bookmarkEnd w:id="38"/>
       <w:r>
         <w:t xml:space="preserve">: glucose management indicator</w:t>
       </w:r>
@@ -611,7 +628,7 @@
       <w:pPr>
         <w:pStyle w:val="BodyText"/>
       </w:pPr>
-      <w:bookmarkStart w:id="38" w:name="acronyms_HbA1c"/>
+      <w:bookmarkStart w:id="39" w:name="acronyms_HbA1c"/>
       <w:r>
         <w:rPr>
           <w:b/>
@@ -619,7 +636,7 @@
         </w:rPr>
         <w:t xml:space="preserve">HbA1c</w:t>
       </w:r>
-      <w:bookmarkEnd w:id="38"/>
+      <w:bookmarkEnd w:id="39"/>
       <w:r>
         <w:t xml:space="preserve">: hemoglobin A1c</w:t>
       </w:r>
@@ -628,7 +645,7 @@
       <w:pPr>
         <w:pStyle w:val="BodyText"/>
       </w:pPr>
-      <w:bookmarkStart w:id="39" w:name="acronyms_MBG"/>
+      <w:bookmarkStart w:id="40" w:name="acronyms_MBG"/>
       <w:r>
         <w:rPr>
           <w:b/>
@@ -636,7 +653,7 @@
         </w:rPr>
         <w:t xml:space="preserve">MBG</w:t>
       </w:r>
-      <w:bookmarkEnd w:id="39"/>
+      <w:bookmarkEnd w:id="40"/>
       <w:r>
         <w:t xml:space="preserve">: mean glucose</w:t>
       </w:r>
@@ -645,7 +662,7 @@
       <w:pPr>
         <w:pStyle w:val="BodyText"/>
       </w:pPr>
-      <w:bookmarkStart w:id="40" w:name="acronyms_NT_proBNP"/>
+      <w:bookmarkStart w:id="41" w:name="acronyms_NT_proBNP"/>
       <w:r>
         <w:rPr>
           <w:b/>
@@ -653,7 +670,7 @@
         </w:rPr>
         <w:t xml:space="preserve">NT-proBNP</w:t>
       </w:r>
-      <w:bookmarkEnd w:id="40"/>
+      <w:bookmarkEnd w:id="41"/>
       <w:r>
         <w:t xml:space="preserve">: N-terminal Pro-B-type Natriuretic Peptide</w:t>
       </w:r>
@@ -662,7 +679,24 @@
       <w:pPr>
         <w:pStyle w:val="BodyText"/>
       </w:pPr>
-      <w:bookmarkStart w:id="41" w:name="acronyms_SCORE2_Diabetes"/>
+      <w:bookmarkStart w:id="42" w:name="acronyms_RMSE"/>
+      <w:r>
+        <w:rPr>
+          <w:b/>
+          <w:bCs/>
+        </w:rPr>
+        <w:t xml:space="preserve">RMSE</w:t>
+      </w:r>
+      <w:bookmarkEnd w:id="42"/>
+      <w:r>
+        <w:t xml:space="preserve">: root mean square error</w:t>
+      </w:r>
+    </w:p>
+    <w:p>
+      <w:pPr>
+        <w:pStyle w:val="BodyText"/>
+      </w:pPr>
+      <w:bookmarkStart w:id="43" w:name="acronyms_SCORE2_Diabetes"/>
       <w:r>
         <w:rPr>
           <w:b/>
@@ -670,7 +704,7 @@
         </w:rPr>
         <w:t xml:space="preserve">SCORE2-Diabetes</w:t>
       </w:r>
-      <w:bookmarkEnd w:id="41"/>
+      <w:bookmarkEnd w:id="43"/>
       <w:r>
         <w:t xml:space="preserve">: Systematic Coronary Risk Evaluation 2-Diabetes</w:t>
       </w:r>
@@ -679,7 +713,7 @@
       <w:pPr>
         <w:pStyle w:val="BodyText"/>
       </w:pPr>
-      <w:bookmarkStart w:id="42" w:name="acronyms_SMBG"/>
+      <w:bookmarkStart w:id="44" w:name="acronyms_SMBG"/>
       <w:r>
         <w:rPr>
           <w:b/>
@@ -687,7 +721,7 @@
         </w:rPr>
         <w:t xml:space="preserve">SMBG</w:t>
       </w:r>
-      <w:bookmarkEnd w:id="42"/>
+      <w:bookmarkEnd w:id="44"/>
       <w:r>
         <w:t xml:space="preserve">: self-monitoring blood glucose</w:t>
       </w:r>
@@ -696,7 +730,7 @@
       <w:pPr>
         <w:pStyle w:val="BodyText"/>
       </w:pPr>
-      <w:bookmarkStart w:id="43" w:name="acronyms_T1D"/>
+      <w:bookmarkStart w:id="45" w:name="acronyms_T1D"/>
       <w:r>
         <w:rPr>
           <w:b/>
@@ -704,7 +738,7 @@
         </w:rPr>
         <w:t xml:space="preserve">T1D</w:t>
       </w:r>
-      <w:bookmarkEnd w:id="43"/>
+      <w:bookmarkEnd w:id="45"/>
       <w:r>
         <w:t xml:space="preserve">: type 1 diabetes</w:t>
       </w:r>
@@ -713,7 +747,7 @@
       <w:pPr>
         <w:pStyle w:val="BodyText"/>
       </w:pPr>
-      <w:bookmarkStart w:id="44" w:name="acronyms_T2D"/>
+      <w:bookmarkStart w:id="46" w:name="acronyms_T2D"/>
       <w:r>
         <w:rPr>
           <w:b/>
@@ -721,7 +755,7 @@
         </w:rPr>
         <w:t xml:space="preserve">T2D</w:t>
       </w:r>
-      <w:bookmarkEnd w:id="44"/>
+      <w:bookmarkEnd w:id="46"/>
       <w:r>
         <w:t xml:space="preserve">: type 2 diabetes</w:t>
       </w:r>
@@ -730,7 +764,7 @@
       <w:pPr>
         <w:pStyle w:val="BodyText"/>
       </w:pPr>
-      <w:bookmarkStart w:id="45" w:name="acronyms_TAR"/>
+      <w:bookmarkStart w:id="47" w:name="acronyms_TAR"/>
       <w:r>
         <w:rPr>
           <w:b/>
@@ -738,7 +772,7 @@
         </w:rPr>
         <w:t xml:space="preserve">TAR</w:t>
       </w:r>
-      <w:bookmarkEnd w:id="45"/>
+      <w:bookmarkEnd w:id="47"/>
       <w:r>
         <w:t xml:space="preserve">: time above range</w:t>
       </w:r>
@@ -747,7 +781,7 @@
       <w:pPr>
         <w:pStyle w:val="BodyText"/>
       </w:pPr>
-      <w:bookmarkStart w:id="46" w:name="acronyms_TBR"/>
+      <w:bookmarkStart w:id="48" w:name="acronyms_TBR"/>
       <w:r>
         <w:rPr>
           <w:b/>
@@ -755,7 +789,7 @@
         </w:rPr>
         <w:t xml:space="preserve">TBR</w:t>
       </w:r>
-      <w:bookmarkEnd w:id="46"/>
+      <w:bookmarkEnd w:id="48"/>
       <w:r>
         <w:t xml:space="preserve">: time below range</w:t>
       </w:r>
@@ -764,7 +798,7 @@
       <w:pPr>
         <w:pStyle w:val="BodyText"/>
       </w:pPr>
-      <w:bookmarkStart w:id="47" w:name="acronyms_TIR"/>
+      <w:bookmarkStart w:id="49" w:name="acronyms_TIR"/>
       <w:r>
         <w:rPr>
           <w:b/>
@@ -772,13 +806,13 @@
         </w:rPr>
         <w:t xml:space="preserve">TIR</w:t>
       </w:r>
-      <w:bookmarkEnd w:id="47"/>
+      <w:bookmarkEnd w:id="49"/>
       <w:r>
         <w:t xml:space="preserve">: time in range</w:t>
       </w:r>
     </w:p>
-    <w:bookmarkEnd w:id="48"/>
-    <w:bookmarkStart w:id="64" w:name="sec-introduction"/>
+    <w:bookmarkEnd w:id="50"/>
+    <w:bookmarkStart w:id="66" w:name="sec-introduction"/>
     <w:p>
       <w:pPr>
         <w:pStyle w:val="Heading1"/>
@@ -787,7 +821,7 @@
         <w:t xml:space="preserve">1. Introduction</w:t>
       </w:r>
     </w:p>
-    <w:bookmarkStart w:id="50" w:name="diabetes"/>
+    <w:bookmarkStart w:id="52" w:name="diabetes"/>
     <w:p>
       <w:pPr>
         <w:pStyle w:val="Heading2"/>
@@ -1090,7 +1124,7 @@
       <w:tr>
         <w:tc>
           <w:tcPr/>
-          <w:bookmarkStart w:id="49" w:name="tbl-diagnosis_criteria"/>
+          <w:bookmarkStart w:id="51" w:name="tbl-diagnosis_criteria"/>
           <w:p>
             <w:pPr>
               <w:jc w:val="center"/>
@@ -1104,7 +1138,7 @@
               <w:t xml:space="preserve">Table 1.1: Diagnostic tests for diabetes</w:t>
             </w:r>
           </w:p>
-          <w:bookmarkEnd w:id="49"/>
+          <w:bookmarkEnd w:id="51"/>
         </w:tc>
       </w:tr>
     </w:tbl>
@@ -1304,8 +1338,8 @@
         <w:t xml:space="preserve">4</w:t>
       </w:r>
     </w:p>
-    <w:bookmarkEnd w:id="50"/>
-    <w:bookmarkStart w:id="57" w:name="blood-glucose-monitoring"/>
+    <w:bookmarkEnd w:id="52"/>
+    <w:bookmarkStart w:id="59" w:name="blood-glucose-monitoring"/>
     <w:p>
       <w:pPr>
         <w:pStyle w:val="Heading2"/>
@@ -1787,30 +1821,30 @@
       <w:tr>
         <w:tc>
           <w:tcPr/>
-          <w:bookmarkStart w:id="55" w:name="fig-agp"/>
+          <w:bookmarkStart w:id="57" w:name="fig-agp"/>
           <w:p>
             <w:pPr>
               <w:pStyle w:val="Compact"/>
               <w:jc w:val="center"/>
             </w:pPr>
-            <w:hyperlink r:id="rId54">
+            <w:hyperlink r:id="rId56">
               <w:r>
                 <w:drawing>
                   <wp:inline>
                     <wp:extent cx="5334000" cy="6178550"/>
                     <wp:effectExtent b="0" l="0" r="0" t="0"/>
-                    <wp:docPr descr="" title="" id="52" name="Picture"/>
+                    <wp:docPr descr="" title="" id="54" name="Picture"/>
                     <a:graphic>
                       <a:graphicData uri="http://schemas.openxmlformats.org/drawingml/2006/picture">
                         <pic:pic>
                           <pic:nvPicPr>
-                            <pic:cNvPr descr="figures/1_intro_fig/agp.png" id="53" name="Picture"/>
+                            <pic:cNvPr descr="figures/1_intro_fig/agp.png" id="55" name="Picture"/>
                             <pic:cNvPicPr>
                               <a:picLocks noChangeArrowheads="1" noChangeAspect="1"/>
                             </pic:cNvPicPr>
                           </pic:nvPicPr>
                           <pic:blipFill>
-                            <a:blip r:embed="rId51"/>
+                            <a:blip r:embed="rId53"/>
                             <a:stretch>
                               <a:fillRect/>
                             </a:stretch>
@@ -1851,7 +1885,7 @@
               <w:t xml:space="preserve">Figure 1.1: Ambulatory glucose profile report from female without diabetes. Data points are from the author herself using an intermittently-scanned (Manuel data upload) FreeStyle LibreLink sensor.</w:t>
             </w:r>
           </w:p>
-          <w:bookmarkEnd w:id="55"/>
+          <w:bookmarkEnd w:id="57"/>
         </w:tc>
       </w:tr>
     </w:tbl>
@@ -1876,7 +1910,7 @@
       <w:tr>
         <w:tc>
           <w:tcPr/>
-          <w:bookmarkStart w:id="56" w:name="tbl-agp"/>
+          <w:bookmarkStart w:id="58" w:name="tbl-agp"/>
           <w:p>
             <w:pPr>
               <w:jc w:val="center"/>
@@ -1890,12 +1924,12 @@
               <w:t xml:space="preserve">Table 1.2: CGM-derived metrics presented in the ambulatory glucose profile report with target values.</w:t>
             </w:r>
           </w:p>
-          <w:bookmarkEnd w:id="56"/>
+          <w:bookmarkEnd w:id="58"/>
         </w:tc>
       </w:tr>
     </w:tbl>
-    <w:bookmarkEnd w:id="57"/>
-    <w:bookmarkStart w:id="58" w:name="glycemic-variability"/>
+    <w:bookmarkEnd w:id="59"/>
+    <w:bookmarkStart w:id="60" w:name="glycemic-variability"/>
     <w:p>
       <w:pPr>
         <w:pStyle w:val="Heading2"/>
@@ -2045,14 +2079,14 @@
         <w:t xml:space="preserve">15,16</w:t>
       </w:r>
     </w:p>
-    <w:bookmarkEnd w:id="58"/>
-    <w:bookmarkStart w:id="59" w:name="X3ff35e13629adf51e1d418d47c71ea4c11f8b03"/>
+    <w:bookmarkEnd w:id="60"/>
+    <w:bookmarkStart w:id="61" w:name="Xa25a845739ec1a3be7e04654a41cb728d3a75af"/>
     <w:p>
       <w:pPr>
         <w:pStyle w:val="Heading2"/>
       </w:pPr>
       <w:r>
-        <w:t xml:space="preserve">1.4 Cardiovascular Diseases and Predicting Risk</w:t>
+        <w:t xml:space="preserve">1.4 Cardiovascular Diseases and Heart Failure</w:t>
       </w:r>
     </w:p>
     <w:p>
@@ -2098,7 +2132,136 @@
         <w:pStyle w:val="BodyText"/>
       </w:pPr>
       <w:r>
-        <w:t xml:space="preserve">Risk prediction models estimating an individual’s future risk of developing</w:t>
+        <w:t xml:space="preserve">Heart failure, as the condition is at least twice as prevalent among people with diabetes as in the general population.</w:t>
+      </w:r>
+      <w:r>
+        <w:rPr>
+          <w:vertAlign w:val="superscript"/>
+        </w:rPr>
+        <w:t xml:space="preserve">18,20</w:t>
+      </w:r>
+      <w:r>
+        <w:t xml:space="preserve"> </w:t>
+      </w:r>
+      <w:r>
+        <w:t xml:space="preserve">It may present as either an acute or a chronic condition which is characterized by a combination of symptoms, including breathlessness, fatigue, and ankle swelling, together with clinical signs such as elevated jugular venous pressure and pulmonary crackles.</w:t>
+      </w:r>
+      <w:r>
+        <w:rPr>
+          <w:vertAlign w:val="superscript"/>
+        </w:rPr>
+        <w:t xml:space="preserve">21</w:t>
+      </w:r>
+      <w:r>
+        <w:t xml:space="preserve"> </w:t>
+      </w:r>
+      <w:r>
+        <w:t xml:space="preserve">In individuals with suspected chronic heart failure based on risk factors, symptoms, clinical findings, and supporting investigations such as electrocardiography, measurement of</w:t>
+      </w:r>
+      <w:r>
+        <w:t xml:space="preserve"> </w:t>
+      </w:r>
+      <w:hyperlink w:anchor="acronyms_NT_proBNP">
+        <w:r>
+          <w:rPr>
+            <w:rStyle w:val="Hyperlink"/>
+          </w:rPr>
+          <w:t xml:space="preserve">N-terminal Pro-B-type Natriuretic Peptide (NT-proBNP)</w:t>
+        </w:r>
+      </w:hyperlink>
+      <w:r>
+        <w:t xml:space="preserve"> </w:t>
+      </w:r>
+      <w:r>
+        <w:t xml:space="preserve">is recommended as part of the diagnostic work-up.</w:t>
+      </w:r>
+      <w:r>
+        <w:rPr>
+          <w:vertAlign w:val="superscript"/>
+        </w:rPr>
+        <w:t xml:space="preserve">21</w:t>
+      </w:r>
+      <w:r>
+        <w:t xml:space="preserve"> </w:t>
+      </w:r>
+      <w:r>
+        <w:t xml:space="preserve">An</w:t>
+      </w:r>
+      <w:r>
+        <w:t xml:space="preserve"> </w:t>
+      </w:r>
+      <w:hyperlink w:anchor="acronyms_NT_proBNP">
+        <w:r>
+          <w:rPr>
+            <w:rStyle w:val="Hyperlink"/>
+          </w:rPr>
+          <w:t xml:space="preserve">NT-proBNP</w:t>
+        </w:r>
+      </w:hyperlink>
+      <w:r>
+        <w:t xml:space="preserve"> </w:t>
+      </w:r>
+      <w:r>
+        <w:t xml:space="preserve">concentration of ≥125 pg/mL indicates the need for further cardiac evaluation, whereas concentrations below this threshold make chronic heart failure unlikely and alternative diagnoses should be considered.</w:t>
+      </w:r>
+      <w:r>
+        <w:rPr>
+          <w:vertAlign w:val="superscript"/>
+        </w:rPr>
+        <w:t xml:space="preserve">21</w:t>
+      </w:r>
+      <w:r>
+        <w:t xml:space="preserve"> </w:t>
+      </w:r>
+      <w:r>
+        <w:t xml:space="preserve">Consequently,</w:t>
+      </w:r>
+      <w:r>
+        <w:t xml:space="preserve"> </w:t>
+      </w:r>
+      <w:hyperlink w:anchor="acronyms_NT_proBNP">
+        <w:r>
+          <w:rPr>
+            <w:rStyle w:val="Hyperlink"/>
+          </w:rPr>
+          <w:t xml:space="preserve">NT-proBNP</w:t>
+        </w:r>
+      </w:hyperlink>
+      <w:r>
+        <w:t xml:space="preserve"> </w:t>
+      </w:r>
+      <w:r>
+        <w:t xml:space="preserve">represents a clinically relevant biomarker for identifying individuals at increased risk of chronic heart failure.</w:t>
+      </w:r>
+    </w:p>
+    <w:bookmarkEnd w:id="61"/>
+    <w:bookmarkStart w:id="62" w:name="clinical-prediction-models"/>
+    <w:p>
+      <w:pPr>
+        <w:pStyle w:val="Heading2"/>
+      </w:pPr>
+      <w:r>
+        <w:t xml:space="preserve">1.5 Clinical Prediction Models</w:t>
+      </w:r>
+    </w:p>
+    <w:p>
+      <w:pPr>
+        <w:pStyle w:val="FirstParagraph"/>
+      </w:pPr>
+      <w:r>
+        <w:t xml:space="preserve">To facilitate early identification of individuals at increased cardiovascular risk, several clinical prediction models have been developed.</w:t>
+      </w:r>
+      <w:r>
+        <w:rPr>
+          <w:vertAlign w:val="superscript"/>
+        </w:rPr>
+        <w:t xml:space="preserve">19,22–24</w:t>
+      </w:r>
+      <w:r>
+        <w:t xml:space="preserve"> </w:t>
+      </w:r>
+      <w:r>
+        <w:t xml:space="preserve">By estimating the probability of a</w:t>
       </w:r>
       <w:r>
         <w:t xml:space="preserve"> </w:t>
@@ -2115,19 +2278,36 @@
         <w:t xml:space="preserve"> </w:t>
       </w:r>
       <w:r>
-        <w:t xml:space="preserve">have been developed and are widely used.</w:t>
+        <w:t xml:space="preserve">event within a specified time horizon, these models can increase awareness of cardiovascular risk, encourage adherence to recommended lifestyle changes and medical treatment, and help identify individuals who are most likely to benefit from preventive interventions.</w:t>
       </w:r>
       <w:r>
         <w:rPr>
           <w:vertAlign w:val="superscript"/>
         </w:rPr>
-        <w:t xml:space="preserve">19–22</w:t>
-      </w:r>
-      <w:r>
-        <w:t xml:space="preserve"> </w:t>
-      </w:r>
-      <w:r>
-        <w:t xml:space="preserve">By estimating the probability of a</w:t>
+        <w:t xml:space="preserve">25</w:t>
+      </w:r>
+      <w:r>
+        <w:t xml:space="preserve"> </w:t>
+      </w:r>
+      <w:r>
+        <w:t xml:space="preserve">Among these, the</w:t>
+      </w:r>
+      <w:r>
+        <w:t xml:space="preserve"> </w:t>
+      </w:r>
+      <w:hyperlink w:anchor="acronyms_SCORE2_Diabetes">
+        <w:r>
+          <w:rPr>
+            <w:rStyle w:val="Hyperlink"/>
+          </w:rPr>
+          <w:t xml:space="preserve">Systematic Coronary Risk Evaluation 2-Diabetes (SCORE2-Diabetes)</w:t>
+        </w:r>
+      </w:hyperlink>
+      <w:r>
+        <w:t xml:space="preserve"> </w:t>
+      </w:r>
+      <w:r>
+        <w:t xml:space="preserve">model estimates the 10-year risk of</w:t>
       </w:r>
       <w:r>
         <w:t xml:space="preserve"> </w:t>
@@ -2144,19 +2324,33 @@
         <w:t xml:space="preserve"> </w:t>
       </w:r>
       <w:r>
-        <w:t xml:space="preserve">event within a specified time horizon, these models can increase awareness of cardiovascular risk, encourage adherence to recommended lifestyle changes and medical treatment, and help identify individuals who are most likely to benefit from preventive interventions.</w:t>
+        <w:t xml:space="preserve">in individuals with</w:t>
+      </w:r>
+      <w:r>
+        <w:t xml:space="preserve"> </w:t>
+      </w:r>
+      <w:hyperlink w:anchor="acronyms_T2D">
+        <w:r>
+          <w:rPr>
+            <w:rStyle w:val="Hyperlink"/>
+          </w:rPr>
+          <w:t xml:space="preserve">T2D</w:t>
+        </w:r>
+      </w:hyperlink>
+      <w:r>
+        <w:t xml:space="preserve">. It was developed and calibrated using European cohorts, making it particularly relevant for the Danish cohort included in this dissertation.</w:t>
       </w:r>
       <w:r>
         <w:rPr>
           <w:vertAlign w:val="superscript"/>
         </w:rPr>
-        <w:t xml:space="preserve">23</w:t>
-      </w:r>
-      <w:r>
-        <w:t xml:space="preserve"> </w:t>
-      </w:r>
-      <w:r>
-        <w:t xml:space="preserve">Among these, the</w:t>
+        <w:t xml:space="preserve">19</w:t>
+      </w:r>
+      <w:r>
+        <w:t xml:space="preserve"> </w:t>
+      </w:r>
+      <w:r>
+        <w:t xml:space="preserve">However, the</w:t>
       </w:r>
       <w:r>
         <w:t xml:space="preserve"> </w:t>
@@ -2166,14 +2360,384 @@
           <w:rPr>
             <w:rStyle w:val="Hyperlink"/>
           </w:rPr>
-          <w:t xml:space="preserve">Systematic Coronary Risk Evaluation 2-Diabetes (SCORE2-Diabetes)</w:t>
+          <w:t xml:space="preserve">SCORE2-Diabetes</w:t>
         </w:r>
       </w:hyperlink>
       <w:r>
         <w:t xml:space="preserve"> </w:t>
       </w:r>
       <w:r>
-        <w:t xml:space="preserve">model estimates the 10-year risk of</w:t>
+        <w:t xml:space="preserve">model relies solely on traditional clinical variables, including age, sex, smoking status, systolic blood pressure, high-density lipoprotein cholesterol, age at diabetes diagnosis,</w:t>
+      </w:r>
+      <w:r>
+        <w:t xml:space="preserve"> </w:t>
+      </w:r>
+      <w:hyperlink w:anchor="acronyms_HbA1c">
+        <w:r>
+          <w:rPr>
+            <w:rStyle w:val="Hyperlink"/>
+          </w:rPr>
+          <w:t xml:space="preserve">HbA1c</w:t>
+        </w:r>
+      </w:hyperlink>
+      <w:r>
+        <w:t xml:space="preserve">, and</w:t>
+      </w:r>
+      <w:r>
+        <w:t xml:space="preserve"> </w:t>
+      </w:r>
+      <w:hyperlink w:anchor="acronyms_eGFR">
+        <w:r>
+          <w:rPr>
+            <w:rStyle w:val="Hyperlink"/>
+          </w:rPr>
+          <w:t xml:space="preserve">Estimated Glomerular Filtration Rate (eGFR)</w:t>
+        </w:r>
+      </w:hyperlink>
+      <w:r>
+        <w:t xml:space="preserve">, and does not incorporate information on glucose dynamics beyond the long-term glycemic exposure reflected by</w:t>
+      </w:r>
+      <w:r>
+        <w:t xml:space="preserve"> </w:t>
+      </w:r>
+      <w:hyperlink w:anchor="acronyms_HbA1c">
+        <w:r>
+          <w:rPr>
+            <w:rStyle w:val="Hyperlink"/>
+          </w:rPr>
+          <w:t xml:space="preserve">HbA1c</w:t>
+        </w:r>
+      </w:hyperlink>
+      <w:r>
+        <w:t xml:space="preserve">.</w:t>
+      </w:r>
+      <w:r>
+        <w:rPr>
+          <w:vertAlign w:val="superscript"/>
+        </w:rPr>
+        <w:t xml:space="preserve">19</w:t>
+      </w:r>
+      <w:r>
+        <w:t xml:space="preserve"> </w:t>
+      </w:r>
+      <w:hyperlink w:anchor="acronyms_HbA1c">
+        <w:r>
+          <w:rPr>
+            <w:rStyle w:val="Hyperlink"/>
+          </w:rPr>
+          <w:t xml:space="preserve">HbA1c</w:t>
+        </w:r>
+      </w:hyperlink>
+      <w:r>
+        <w:t xml:space="preserve"> </w:t>
+      </w:r>
+      <w:r>
+        <w:t xml:space="preserve">have been independently associated with risk of heart failure,</w:t>
+      </w:r>
+      <w:r>
+        <w:rPr>
+          <w:vertAlign w:val="superscript"/>
+        </w:rPr>
+        <w:t xml:space="preserve">26</w:t>
+      </w:r>
+      <w:r>
+        <w:t xml:space="preserve"> </w:t>
+      </w:r>
+      <w:r>
+        <w:t xml:space="preserve">however it does not capture the short-term glucose fluctuations, which may be associated with the progression of vascular complications in diabetes.</w:t>
+      </w:r>
+      <w:r>
+        <w:rPr>
+          <w:vertAlign w:val="superscript"/>
+        </w:rPr>
+        <w:t xml:space="preserve">27</w:t>
+      </w:r>
+      <w:r>
+        <w:t xml:space="preserve"> </w:t>
+      </w:r>
+      <w:r>
+        <w:t xml:space="preserve">However association is not prediction and this distinction is important, as association and prediction are fundamentally different objectives, despite the terms sometimes being used interchangeably in the medical literature.</w:t>
+      </w:r>
+      <w:r>
+        <w:rPr>
+          <w:vertAlign w:val="superscript"/>
+        </w:rPr>
+        <w:t xml:space="preserve">28</w:t>
+      </w:r>
+      <w:r>
+        <w:t xml:space="preserve"> </w:t>
+      </w:r>
+      <w:r>
+        <w:t xml:space="preserve">Association studies aim to identify relationships between variables and an outcome at group level, whereas prediction models are developed to estimate future outcomes for individual patients.</w:t>
+      </w:r>
+      <w:r>
+        <w:rPr>
+          <w:vertAlign w:val="superscript"/>
+        </w:rPr>
+        <w:t xml:space="preserve">28</w:t>
+      </w:r>
+    </w:p>
+    <w:bookmarkEnd w:id="62"/>
+    <w:bookmarkStart w:id="63" w:name="association-vs-prediction"/>
+    <w:p>
+      <w:pPr>
+        <w:pStyle w:val="Heading2"/>
+      </w:pPr>
+      <w:r>
+        <w:t xml:space="preserve">1.6 Association vs Prediction</w:t>
+      </w:r>
+    </w:p>
+    <w:p>
+      <w:pPr>
+        <w:pStyle w:val="FirstParagraph"/>
+      </w:pPr>
+      <w:r>
+        <w:t xml:space="preserve">Traditional statistical modelling is often used to test hypotheses regarding associations between exposures</w:t>
+      </w:r>
+      <w:r>
+        <w:t xml:space="preserve"> </w:t>
+      </w:r>
+      <m:oMath>
+        <m:r>
+          <m:t>X</m:t>
+        </m:r>
+      </m:oMath>
+      <w:r>
+        <w:t xml:space="preserve"> </w:t>
+      </w:r>
+      <w:r>
+        <w:t xml:space="preserve">and outcomes</w:t>
+      </w:r>
+      <w:r>
+        <w:t xml:space="preserve"> </w:t>
+      </w:r>
+      <m:oMath>
+        <m:r>
+          <m:t>Y</m:t>
+        </m:r>
+      </m:oMath>
+      <w:r>
+        <w:t xml:space="preserve">.</w:t>
+      </w:r>
+      <w:r>
+        <w:rPr>
+          <w:vertAlign w:val="superscript"/>
+        </w:rPr>
+        <w:t xml:space="preserve">29</w:t>
+      </w:r>
+      <w:r>
+        <w:t xml:space="preserve"> </w:t>
+      </w:r>
+      <w:r>
+        <w:t xml:space="preserve">Regression models applied to observational data are commonly used to evaluate hypotheses derived from prior knowledge, where the choice of exposures is guided by existing theory.</w:t>
+      </w:r>
+      <w:r>
+        <w:rPr>
+          <w:vertAlign w:val="superscript"/>
+        </w:rPr>
+        <w:t xml:space="preserve">29</w:t>
+      </w:r>
+      <w:r>
+        <w:t xml:space="preserve"> </w:t>
+      </w:r>
+      <w:r>
+        <w:t xml:space="preserve">These approaches assume that the chosen statistical model adequately represents the underlying data-generating mechanism, allowing conclusions to be drawn from the estimated model parameters.</w:t>
+      </w:r>
+      <w:r>
+        <w:rPr>
+          <w:vertAlign w:val="superscript"/>
+        </w:rPr>
+        <w:t xml:space="preserve">30</w:t>
+      </w:r>
+      <w:r>
+        <w:t xml:space="preserve"> </w:t>
+      </w:r>
+      <w:r>
+        <w:t xml:space="preserve">Results from association studies are typically summarized using estimated effect measures, such as regression coefficients, odds ratios, hazard ratios, or risk ratios, together with confidence intervals and significance tests,</w:t>
+      </w:r>
+      <w:r>
+        <w:rPr>
+          <w:vertAlign w:val="superscript"/>
+        </w:rPr>
+        <w:t xml:space="preserve">28</w:t>
+      </w:r>
+    </w:p>
+    <w:p>
+      <w:pPr>
+        <w:pStyle w:val="BodyText"/>
+      </w:pPr>
+      <w:r>
+        <w:t xml:space="preserve">In contrast, prediction modelling applies statistical models to predict future outcomes</w:t>
+      </w:r>
+      <w:r>
+        <w:t xml:space="preserve"> </w:t>
+      </w:r>
+      <m:oMath>
+        <m:r>
+          <m:t>Y</m:t>
+        </m:r>
+      </m:oMath>
+      <w:r>
+        <w:t xml:space="preserve"> </w:t>
+      </w:r>
+      <w:r>
+        <w:t xml:space="preserve">based on a set of predictors</w:t>
+      </w:r>
+      <w:r>
+        <w:t xml:space="preserve"> </w:t>
+      </w:r>
+      <m:oMath>
+        <m:r>
+          <m:t>X</m:t>
+        </m:r>
+      </m:oMath>
+      <w:r>
+        <w:t xml:space="preserve">.</w:t>
+      </w:r>
+      <w:r>
+        <w:rPr>
+          <w:vertAlign w:val="superscript"/>
+        </w:rPr>
+        <w:t xml:space="preserve">30</w:t>
+      </w:r>
+      <w:r>
+        <w:t xml:space="preserve"> </w:t>
+      </w:r>
+      <w:r>
+        <w:t xml:space="preserve">Prediction models may be implemented using a wide range of approaches, including regression models, decision trees, and machine learning algorithms.</w:t>
+      </w:r>
+      <w:r>
+        <w:rPr>
+          <w:vertAlign w:val="superscript"/>
+        </w:rPr>
+        <w:t xml:space="preserve">29,30</w:t>
+      </w:r>
+      <w:r>
+        <w:t xml:space="preserve"> </w:t>
+      </w:r>
+      <w:r>
+        <w:t xml:space="preserve">The prediction models are fitted to data (the predictors) and the output</w:t>
+      </w:r>
+      <w:r>
+        <w:t xml:space="preserve"> </w:t>
+      </w:r>
+      <m:oMath>
+        <m:r>
+          <m:t>Y</m:t>
+        </m:r>
+        <m:r>
+          <m:rPr>
+            <m:sty m:val="p"/>
+          </m:rPr>
+          <m:t>´</m:t>
+        </m:r>
+      </m:oMath>
+      <w:r>
+        <w:t xml:space="preserve"> </w:t>
+      </w:r>
+      <w:r>
+        <w:t xml:space="preserve">is evaluated based on your outcome</w:t>
+      </w:r>
+      <w:r>
+        <w:t xml:space="preserve"> </w:t>
+      </w:r>
+      <m:oMath>
+        <m:r>
+          <m:t>Y</m:t>
+        </m:r>
+      </m:oMath>
+      <w:r>
+        <w:t xml:space="preserve">,</w:t>
+      </w:r>
+      <w:r>
+        <w:rPr>
+          <w:vertAlign w:val="superscript"/>
+        </w:rPr>
+        <w:t xml:space="preserve">30</w:t>
+      </w:r>
+      <w:r>
+        <w:t xml:space="preserve"> </w:t>
+      </w:r>
+      <w:r>
+        <w:t xml:space="preserve">and evaluation metrics on prediction studies often include classification metrics such as</w:t>
+      </w:r>
+      <w:r>
+        <w:t xml:space="preserve"> </w:t>
+      </w:r>
+      <w:hyperlink w:anchor="acronyms_AUROC">
+        <w:r>
+          <w:rPr>
+            <w:rStyle w:val="Hyperlink"/>
+          </w:rPr>
+          <w:t xml:space="preserve">Area Under the Receiver Operating Characteristic Curve (AUROC)</w:t>
+        </w:r>
+      </w:hyperlink>
+      <w:r>
+        <w:t xml:space="preserve">, sensitivity, specificity and calibration plots</w:t>
+      </w:r>
+      <w:r>
+        <w:rPr>
+          <w:vertAlign w:val="superscript"/>
+        </w:rPr>
+        <w:t xml:space="preserve">31</w:t>
+      </w:r>
+      <w:r>
+        <w:t xml:space="preserve"> </w:t>
+      </w:r>
+      <w:r>
+        <w:t xml:space="preserve">or correlation coefficients, and</w:t>
+      </w:r>
+      <w:r>
+        <w:t xml:space="preserve"> </w:t>
+      </w:r>
+      <w:hyperlink w:anchor="acronyms_RMSE">
+        <w:r>
+          <w:rPr>
+            <w:rStyle w:val="Hyperlink"/>
+          </w:rPr>
+          <w:t xml:space="preserve">root mean square error (RMSE)</w:t>
+        </w:r>
+      </w:hyperlink>
+      <w:r>
+        <w:t xml:space="preserve">, for forecasting models.</w:t>
+      </w:r>
+      <w:r>
+        <w:rPr>
+          <w:vertAlign w:val="superscript"/>
+        </w:rPr>
+        <w:t xml:space="preserve">32</w:t>
+      </w:r>
+    </w:p>
+    <w:bookmarkEnd w:id="63"/>
+    <w:bookmarkStart w:id="64" w:name="machine-learning"/>
+    <w:p>
+      <w:pPr>
+        <w:pStyle w:val="Heading2"/>
+      </w:pPr>
+      <w:r>
+        <w:t xml:space="preserve">1.7 Machine Learning</w:t>
+      </w:r>
+    </w:p>
+    <w:p>
+      <w:pPr>
+        <w:pStyle w:val="FirstParagraph"/>
+      </w:pPr>
+      <w:r>
+        <w:t xml:space="preserve">Associations between</w:t>
+      </w:r>
+      <w:r>
+        <w:t xml:space="preserve"> </w:t>
+      </w:r>
+      <w:hyperlink w:anchor="acronyms_CGM">
+        <w:r>
+          <w:rPr>
+            <w:rStyle w:val="Hyperlink"/>
+          </w:rPr>
+          <w:t xml:space="preserve">CGM</w:t>
+        </w:r>
+      </w:hyperlink>
+      <w:r>
+        <w:t xml:space="preserve">-derived metrics and</w:t>
       </w:r>
       <w:r>
         <w:t xml:space="preserve"> </w:t>
@@ -2190,139 +2754,53 @@
         <w:t xml:space="preserve"> </w:t>
       </w:r>
       <w:r>
-        <w:t xml:space="preserve">in individuals with</w:t>
-      </w:r>
-      <w:r>
-        <w:t xml:space="preserve"> </w:t>
-      </w:r>
-      <w:hyperlink w:anchor="acronyms_T2D">
-        <w:r>
-          <w:rPr>
-            <w:rStyle w:val="Hyperlink"/>
-          </w:rPr>
-          <w:t xml:space="preserve">T2D</w:t>
-        </w:r>
-      </w:hyperlink>
-      <w:r>
-        <w:t xml:space="preserve">. It was developed and calibrated using European cohorts, making it particularly relevant for the Danish cohort included in this dissertation.</w:t>
+        <w:t xml:space="preserve">outcomes have been investigated in the literature,</w:t>
       </w:r>
       <w:r>
         <w:rPr>
           <w:vertAlign w:val="superscript"/>
         </w:rPr>
-        <w:t xml:space="preserve">19</w:t>
-      </w:r>
-      <w:r>
-        <w:t xml:space="preserve"> </w:t>
-      </w:r>
-      <w:r>
-        <w:t xml:space="preserve">However, the</w:t>
-      </w:r>
-      <w:r>
-        <w:t xml:space="preserve"> </w:t>
-      </w:r>
-      <w:hyperlink w:anchor="acronyms_SCORE2_Diabetes">
-        <w:r>
-          <w:rPr>
-            <w:rStyle w:val="Hyperlink"/>
-          </w:rPr>
-          <w:t xml:space="preserve">SCORE2-Diabetes</w:t>
-        </w:r>
-      </w:hyperlink>
-      <w:r>
-        <w:t xml:space="preserve"> </w:t>
-      </w:r>
-      <w:r>
-        <w:t xml:space="preserve">model relies solely on traditional clinical variables, including age, sex, smoking status, systolic blood pressure, high-density lipoprotein cholesterol, age at diabetes diagnosis,</w:t>
-      </w:r>
-      <w:r>
-        <w:t xml:space="preserve"> </w:t>
-      </w:r>
-      <w:hyperlink w:anchor="acronyms_HbA1c">
-        <w:r>
-          <w:rPr>
-            <w:rStyle w:val="Hyperlink"/>
-          </w:rPr>
-          <w:t xml:space="preserve">HbA1c</w:t>
-        </w:r>
-      </w:hyperlink>
-      <w:r>
-        <w:t xml:space="preserve">, and</w:t>
-      </w:r>
-      <w:r>
-        <w:t xml:space="preserve"> </w:t>
-      </w:r>
-      <w:hyperlink w:anchor="acronyms_eGFR">
-        <w:r>
-          <w:rPr>
-            <w:rStyle w:val="Hyperlink"/>
-          </w:rPr>
-          <w:t xml:space="preserve">Estimated Glomerular Filtration Rate (eGFR)</w:t>
-        </w:r>
-      </w:hyperlink>
-      <w:r>
-        <w:t xml:space="preserve">, and does not incorporate information on glucose dynamics beyond the long-term glycemic exposure reflected by</w:t>
-      </w:r>
-      <w:r>
-        <w:t xml:space="preserve"> </w:t>
-      </w:r>
-      <w:hyperlink w:anchor="acronyms_HbA1c">
-        <w:r>
-          <w:rPr>
-            <w:rStyle w:val="Hyperlink"/>
-          </w:rPr>
-          <w:t xml:space="preserve">HbA1c</w:t>
-        </w:r>
-      </w:hyperlink>
-      <w:r>
-        <w:t xml:space="preserve">.</w:t>
+        <w:t xml:space="preserve">33–35</w:t>
+      </w:r>
+      <w:r>
+        <w:t xml:space="preserve"> </w:t>
+      </w:r>
+      <w:r>
+        <w:t xml:space="preserve">whereas evidence regarding the predictive value of CGM-derived metrics for cardiovascular risk assessment remains limited.</w:t>
       </w:r>
       <w:r>
         <w:rPr>
           <w:vertAlign w:val="superscript"/>
         </w:rPr>
-        <w:t xml:space="preserve">19</w:t>
-      </w:r>
-      <w:r>
-        <w:t xml:space="preserve"> </w:t>
-      </w:r>
-      <w:hyperlink w:anchor="acronyms_HbA1c">
-        <w:r>
-          <w:rPr>
-            <w:rStyle w:val="Hyperlink"/>
-          </w:rPr>
-          <w:t xml:space="preserve">HbA1c</w:t>
-        </w:r>
-      </w:hyperlink>
-      <w:r>
-        <w:t xml:space="preserve"> </w:t>
-      </w:r>
-      <w:r>
-        <w:t xml:space="preserve">have been independently associated with risk of heart failure,</w:t>
+        <w:t xml:space="preserve">36,</w:t>
+      </w:r>
+      <w:r>
+        <w:rPr>
+          <w:b/>
+          <w:bCs/>
+          <w:vertAlign w:val="superscript"/>
+        </w:rPr>
+        <w:t xml:space="preserve">Hua2012?</w:t>
       </w:r>
       <w:r>
         <w:rPr>
           <w:vertAlign w:val="superscript"/>
         </w:rPr>
-        <w:t xml:space="preserve">24</w:t>
-      </w:r>
-      <w:r>
-        <w:t xml:space="preserve"> </w:t>
-      </w:r>
-      <w:r>
-        <w:t xml:space="preserve">however it does not capture the short-term glucose fluctuations, which may be associated with the progression of vascular complications in diabetes.</w:t>
+        <w:t xml:space="preserve">,</w:t>
       </w:r>
       <w:r>
         <w:rPr>
+          <w:b/>
+          <w:bCs/>
           <w:vertAlign w:val="superscript"/>
         </w:rPr>
-        <w:t xml:space="preserve">25</w:t>
-      </w:r>
-      <w:r>
-        <w:t xml:space="preserve"> </w:t>
-      </w:r>
-      <w:r>
-        <w:t xml:space="preserve">Associations between</w:t>
+        <w:t xml:space="preserve">Koroleva2022?</w:t>
+      </w:r>
+      <w:r>
+        <w:t xml:space="preserve"> </w:t>
+      </w:r>
+      <w:r>
+        <w:t xml:space="preserve">With the increased availability of</w:t>
       </w:r>
       <w:r>
         <w:t xml:space="preserve"> </w:t>
@@ -2336,125 +2814,48 @@
         </w:r>
       </w:hyperlink>
       <w:r>
-        <w:t xml:space="preserve">-derived metrics and</w:t>
-      </w:r>
-      <w:r>
-        <w:t xml:space="preserve"> </w:t>
-      </w:r>
-      <w:hyperlink w:anchor="acronyms_CVD">
+        <w:t xml:space="preserve"> </w:t>
+      </w:r>
+      <w:r>
+        <w:t xml:space="preserve">data, machine learning models have become increasingly popular.</w:t>
+      </w:r>
+      <w:r>
+        <w:rPr>
+          <w:vertAlign w:val="superscript"/>
+        </w:rPr>
+        <w:t xml:space="preserve">37</w:t>
+      </w:r>
+      <w:r>
+        <w:t xml:space="preserve"> </w:t>
+      </w:r>
+      <w:r>
+        <w:t xml:space="preserve">Machine learning models are often devided into supervised and unsupervised machine learning.</w:t>
+      </w:r>
+      <w:r>
+        <w:rPr>
+          <w:vertAlign w:val="superscript"/>
+        </w:rPr>
+        <w:t xml:space="preserve">38</w:t>
+      </w:r>
+      <w:r>
+        <w:t xml:space="preserve"> </w:t>
+      </w:r>
+      <w:r>
+        <w:t xml:space="preserve">Supervised machine learning uses labelled data where each sample (e.g. </w:t>
+      </w:r>
+      <w:hyperlink w:anchor="acronyms_CGM">
         <w:r>
           <w:rPr>
             <w:rStyle w:val="Hyperlink"/>
           </w:rPr>
-          <w:t xml:space="preserve">CVD</w:t>
+          <w:t xml:space="preserve">CGM</w:t>
         </w:r>
       </w:hyperlink>
       <w:r>
         <w:t xml:space="preserve"> </w:t>
       </w:r>
       <w:r>
-        <w:t xml:space="preserve">outcomes have been investigated in the literature</w:t>
-      </w:r>
-      <w:r>
-        <w:rPr>
-          <w:vertAlign w:val="superscript"/>
-        </w:rPr>
-        <w:t xml:space="preserve">26–28</w:t>
-      </w:r>
-      <w:r>
-        <w:t xml:space="preserve"> </w:t>
-      </w:r>
-      <w:r>
-        <w:t xml:space="preserve">however evidence regarding the predictive power of CGM-derived metrics in predicting CVD remains limited.</w:t>
-      </w:r>
-      <w:r>
-        <w:rPr>
-          <w:vertAlign w:val="superscript"/>
-        </w:rPr>
-        <w:t xml:space="preserve">29</w:t>
-      </w:r>
-    </w:p>
-    <w:bookmarkEnd w:id="59"/>
-    <w:bookmarkStart w:id="60" w:name="heart-failure"/>
-    <w:p>
-      <w:pPr>
-        <w:pStyle w:val="Heading2"/>
-      </w:pPr>
-      <w:r>
-        <w:t xml:space="preserve">1.5 Heart Failure</w:t>
-      </w:r>
-    </w:p>
-    <w:p>
-      <w:pPr>
-        <w:pStyle w:val="FirstParagraph"/>
-      </w:pPr>
-      <w:r>
-        <w:t xml:space="preserve">The limited evidence on the predictive value of CGM data is particularly important for heart failure, as the condition is at least twice as prevalent among people with diabetes as in the general population.</w:t>
-      </w:r>
-      <w:r>
-        <w:rPr>
-          <w:vertAlign w:val="superscript"/>
-        </w:rPr>
-        <w:t xml:space="preserve">18,30</w:t>
-      </w:r>
-      <w:r>
-        <w:t xml:space="preserve"> </w:t>
-      </w:r>
-      <w:r>
-        <w:t xml:space="preserve">Heart failure may present as either an acute or a chronic condition.</w:t>
-      </w:r>
-      <w:r>
-        <w:rPr>
-          <w:vertAlign w:val="superscript"/>
-        </w:rPr>
-        <w:t xml:space="preserve">31</w:t>
-      </w:r>
-      <w:r>
-        <w:t xml:space="preserve"> </w:t>
-      </w:r>
-      <w:r>
-        <w:t xml:space="preserve">It is a clinical syndrome characterized by a combination of symptoms, including breathlessness, fatigue, and ankle swelling, together with clinical signs such as elevated jugular venous pressure and pulmonary crackles.</w:t>
-      </w:r>
-      <w:r>
-        <w:rPr>
-          <w:vertAlign w:val="superscript"/>
-        </w:rPr>
-        <w:t xml:space="preserve">31</w:t>
-      </w:r>
-      <w:r>
-        <w:t xml:space="preserve"> </w:t>
-      </w:r>
-      <w:r>
-        <w:t xml:space="preserve">In individuals with suspected chronic heart failure based on risk factors, symptoms, clinical findings, and supporting investigations such as electrocardiography, measurement of</w:t>
-      </w:r>
-      <w:r>
-        <w:t xml:space="preserve"> </w:t>
-      </w:r>
-      <w:hyperlink w:anchor="acronyms_NT_proBNP">
-        <w:r>
-          <w:rPr>
-            <w:rStyle w:val="Hyperlink"/>
-          </w:rPr>
-          <w:t xml:space="preserve">N-terminal Pro-B-type Natriuretic Peptide (NT-proBNP)</w:t>
-        </w:r>
-      </w:hyperlink>
-      <w:r>
-        <w:t xml:space="preserve"> </w:t>
-      </w:r>
-      <w:r>
-        <w:t xml:space="preserve">is recommended as part of the diagnostic work-up.</w:t>
-      </w:r>
-      <w:r>
-        <w:rPr>
-          <w:vertAlign w:val="superscript"/>
-        </w:rPr>
-        <w:t xml:space="preserve">31</w:t>
-      </w:r>
-      <w:r>
-        <w:t xml:space="preserve"> </w:t>
-      </w:r>
-      <w:r>
-        <w:t xml:space="preserve">An</w:t>
+        <w:t xml:space="preserve">data from one individual) has a label or an outcome (e.g., elevated</w:t>
       </w:r>
       <w:r>
         <w:t xml:space="preserve"> </w:t>
@@ -2468,72 +2869,80 @@
         </w:r>
       </w:hyperlink>
       <w:r>
-        <w:t xml:space="preserve"> </w:t>
-      </w:r>
-      <w:r>
-        <w:t xml:space="preserve">concentration of ≥125 pg/mL indicates the need for further cardiac evaluation, whereas concentrations below this threshold make chronic heart failure unlikely and alternative diagnoses should be considered.</w:t>
+        <w:t xml:space="preserve">) to predict outcomes for new unforseen data. Unsupervised machine learning on the other hand uses data without labels to explore underlying structures or clusters in data.</w:t>
       </w:r>
       <w:r>
         <w:rPr>
           <w:vertAlign w:val="superscript"/>
         </w:rPr>
-        <w:t xml:space="preserve">31</w:t>
-      </w:r>
-      <w:r>
-        <w:t xml:space="preserve"> </w:t>
-      </w:r>
-      <w:r>
-        <w:t xml:space="preserve">Consequently,</w:t>
-      </w:r>
-      <w:r>
-        <w:t xml:space="preserve"> </w:t>
-      </w:r>
-      <w:hyperlink w:anchor="acronyms_NT_proBNP">
-        <w:r>
-          <w:rPr>
-            <w:rStyle w:val="Hyperlink"/>
-          </w:rPr>
-          <w:t xml:space="preserve">NT-proBNP</w:t>
-        </w:r>
-      </w:hyperlink>
-      <w:r>
-        <w:t xml:space="preserve"> </w:t>
-      </w:r>
-      <w:r>
-        <w:t xml:space="preserve">represents a clinically relevant biomarker for identifying individuals at increased risk of chronic heart failure.</w:t>
-      </w:r>
-    </w:p>
-    <w:bookmarkEnd w:id="60"/>
-    <w:bookmarkStart w:id="61" w:name="association-vs-prediction"/>
-    <w:p>
-      <w:pPr>
-        <w:pStyle w:val="Heading2"/>
-      </w:pPr>
-      <w:r>
-        <w:t xml:space="preserve">1.6 Association vs Prediction</w:t>
+        <w:t xml:space="preserve">38</w:t>
       </w:r>
     </w:p>
     <w:p>
       <w:pPr>
-        <w:pStyle w:val="FirstParagraph"/>
-      </w:pPr>
-      <w:r>
-        <w:t xml:space="preserve">Many studies have</w:t>
-      </w:r>
-    </w:p>
-    <w:bookmarkEnd w:id="61"/>
-    <w:bookmarkStart w:id="62" w:name="machine-learning"/>
-    <w:p>
-      <w:pPr>
-        <w:pStyle w:val="Heading2"/>
-      </w:pPr>
-      <w:r>
-        <w:t xml:space="preserve">1.7 Machine learning</w:t>
+        <w:pStyle w:val="BodyText"/>
+      </w:pPr>
+      <w:r>
+        <w:t xml:space="preserve">especially the neural networks that does not require any manuel processing or feature extraction of the predictors but has automated the process.</w:t>
+      </w:r>
+      <w:r>
+        <w:rPr>
+          <w:vertAlign w:val="superscript"/>
+        </w:rPr>
+        <w:t xml:space="preserve">37</w:t>
       </w:r>
     </w:p>
     <w:p>
       <w:pPr>
-        <w:pStyle w:val="FirstParagraph"/>
+        <w:pStyle w:val="BodyText"/>
+      </w:pPr>
+      <w:r>
+        <w:t xml:space="preserve">Although prediction models differ from association studies in their objective, both have traditionally relied on predefined predictors selected based on prior biological or clinical knowledge. In diabetes research, this includes conventional clinical variables as well as handcrafted CGM-derived metrics such as TIR, MAGE, and coefficient of variation, which were developed to summarize specific aspects of glucose regulation.</w:t>
+      </w:r>
+    </w:p>
+    <w:p>
+      <w:pPr>
+        <w:pStyle w:val="BodyText"/>
+      </w:pPr>
+      <w:r>
+        <w:t xml:space="preserve">Then:</w:t>
+      </w:r>
+    </w:p>
+    <w:p>
+      <w:pPr>
+        <w:pStyle w:val="BodyText"/>
+      </w:pPr>
+      <w:r>
+        <w:t xml:space="preserve">While these metrics are physiologically motivated and clinically interpretable, they represent predefined summaries of the glucose signal and may therefore fail to capture more complex temporal patterns.</w:t>
+      </w:r>
+    </w:p>
+    <w:p>
+      <w:pPr>
+        <w:pStyle w:val="BodyText"/>
+      </w:pPr>
+      <w:r>
+        <w:t xml:space="preserve">Now you’ve naturally arrived at the limitation.</w:t>
+      </w:r>
+    </w:p>
+    <w:p>
+      <w:pPr>
+        <w:pStyle w:val="BodyText"/>
+      </w:pPr>
+      <w:r>
+        <w:t xml:space="preserve">Then introduce machine learning</w:t>
+      </w:r>
+    </w:p>
+    <w:p>
+      <w:pPr>
+        <w:pStyle w:val="BodyText"/>
+      </w:pPr>
+      <w:r>
+        <w:t xml:space="preserve">Machine learning provides an alternative approach by learning predictive patterns directly from data rather than relying solely on predefined features. Instead of manually engineering summary metrics, machine learning models can learn representations that capture complex characteristics of the underlying glucose signal.</w:t>
+      </w:r>
+    </w:p>
+    <w:p>
+      <w:pPr>
+        <w:pStyle w:val="BodyText"/>
       </w:pPr>
       <w:r>
         <w:rPr>
@@ -2659,7 +3068,7 @@
         <w:rPr>
           <w:vertAlign w:val="superscript"/>
         </w:rPr>
-        <w:t xml:space="preserve">32</w:t>
+        <w:t xml:space="preserve">39</w:t>
       </w:r>
     </w:p>
     <w:p>
@@ -2698,8 +3107,8 @@
         <w:t xml:space="preserve">Interpretability and explainability</w:t>
       </w:r>
     </w:p>
-    <w:bookmarkEnd w:id="62"/>
-    <w:bookmarkStart w:id="63" w:name="fairness-and-bias-in-machine-learning"/>
+    <w:bookmarkEnd w:id="64"/>
+    <w:bookmarkStart w:id="65" w:name="fairness-and-bias-in-machine-learning"/>
     <w:p>
       <w:pPr>
         <w:pStyle w:val="Heading2"/>
@@ -2752,9 +3161,9 @@
         <w:t xml:space="preserve">Trends in the quality of care and racial disparities in Medicare managed care: https://pubmed.ncbi.nlm.nih.gov/16107622/</w:t>
       </w:r>
     </w:p>
-    <w:bookmarkEnd w:id="63"/>
-    <w:bookmarkEnd w:id="64"/>
-    <w:bookmarkStart w:id="118" w:name="sec-refs"/>
+    <w:bookmarkEnd w:id="65"/>
+    <w:bookmarkEnd w:id="66"/>
+    <w:bookmarkStart w:id="133" w:name="sec-refs"/>
     <w:p>
       <w:pPr>
         <w:pStyle w:val="Heading1"/>
@@ -2763,8 +3172,8 @@
         <w:t xml:space="preserve">References</w:t>
       </w:r>
     </w:p>
-    <w:bookmarkStart w:id="117" w:name="refs"/>
-    <w:bookmarkStart w:id="65" w:name="ref-Sacks2023"/>
+    <w:bookmarkStart w:id="132" w:name="refs"/>
+    <w:bookmarkStart w:id="67" w:name="ref-Sacks2023"/>
     <w:p>
       <w:pPr>
         <w:pStyle w:val="Bibliography"/>
@@ -2785,8 +3194,8 @@
         <w:t xml:space="preserve"> </w:t>
       </w:r>
     </w:p>
-    <w:bookmarkEnd w:id="65"/>
-    <w:bookmarkStart w:id="66" w:name="ref-Deshpande2008"/>
+    <w:bookmarkEnd w:id="67"/>
+    <w:bookmarkStart w:id="68" w:name="ref-Deshpande2008"/>
     <w:p>
       <w:pPr>
         <w:pStyle w:val="Bibliography"/>
@@ -2807,8 +3216,8 @@
         <w:t xml:space="preserve"> </w:t>
       </w:r>
     </w:p>
-    <w:bookmarkEnd w:id="66"/>
-    <w:bookmarkStart w:id="68" w:name="ref-IDF_ed10_Magliano2021"/>
+    <w:bookmarkEnd w:id="68"/>
+    <w:bookmarkStart w:id="70" w:name="ref-IDF_ed10_Magliano2021"/>
     <w:p>
       <w:pPr>
         <w:pStyle w:val="Bibliography"/>
@@ -2828,7 +3237,7 @@
       <w:r>
         <w:t xml:space="preserve"> </w:t>
       </w:r>
-      <w:hyperlink r:id="rId67">
+      <w:hyperlink r:id="rId69">
         <w:r>
           <w:rPr>
             <w:rStyle w:val="Hyperlink"/>
@@ -2837,8 +3246,8 @@
         </w:r>
       </w:hyperlink>
     </w:p>
-    <w:bookmarkEnd w:id="68"/>
-    <w:bookmarkStart w:id="70" w:name="ref-ADA2026_ch2"/>
+    <w:bookmarkEnd w:id="70"/>
+    <w:bookmarkStart w:id="72" w:name="ref-ADA2026_ch2"/>
     <w:p>
       <w:pPr>
         <w:pStyle w:val="Bibliography"/>
@@ -2924,7 +3333,7 @@
       <w:r>
         <w:t xml:space="preserve"> </w:t>
       </w:r>
-      <w:hyperlink r:id="rId69">
+      <w:hyperlink r:id="rId71">
         <w:r>
           <w:rPr>
             <w:rStyle w:val="Hyperlink"/>
@@ -2933,8 +3342,8 @@
         </w:r>
       </w:hyperlink>
     </w:p>
-    <w:bookmarkEnd w:id="70"/>
-    <w:bookmarkStart w:id="71" w:name="ref-Hall2020"/>
+    <w:bookmarkEnd w:id="72"/>
+    <w:bookmarkStart w:id="73" w:name="ref-Hall2020"/>
     <w:p>
       <w:pPr>
         <w:pStyle w:val="Bibliography"/>
@@ -2955,8 +3364,8 @@
         <w:t xml:space="preserve"> </w:t>
       </w:r>
     </w:p>
-    <w:bookmarkEnd w:id="71"/>
-    <w:bookmarkStart w:id="73" w:name="ref-ADA2023_ch6"/>
+    <w:bookmarkEnd w:id="73"/>
+    <w:bookmarkStart w:id="75" w:name="ref-ADA2023_ch6"/>
     <w:p>
       <w:pPr>
         <w:pStyle w:val="Bibliography"/>
@@ -3036,7 +3445,7 @@
       <w:r>
         <w:t xml:space="preserve"> </w:t>
       </w:r>
-      <w:hyperlink r:id="rId72">
+      <w:hyperlink r:id="rId74">
         <w:r>
           <w:rPr>
             <w:rStyle w:val="Hyperlink"/>
@@ -3045,8 +3454,8 @@
         </w:r>
       </w:hyperlink>
     </w:p>
-    <w:bookmarkEnd w:id="73"/>
-    <w:bookmarkStart w:id="75" w:name="ref-Selvin2013"/>
+    <w:bookmarkEnd w:id="75"/>
+    <w:bookmarkStart w:id="77" w:name="ref-Selvin2013"/>
     <w:p>
       <w:pPr>
         <w:pStyle w:val="Bibliography"/>
@@ -3147,7 +3556,7 @@
       <w:r>
         <w:t xml:space="preserve"> </w:t>
       </w:r>
-      <w:hyperlink r:id="rId74">
+      <w:hyperlink r:id="rId76">
         <w:r>
           <w:rPr>
             <w:rStyle w:val="Hyperlink"/>
@@ -3156,8 +3565,8 @@
         </w:r>
       </w:hyperlink>
     </w:p>
-    <w:bookmarkEnd w:id="75"/>
-    <w:bookmarkStart w:id="77" w:name="ref-kirk2006"/>
+    <w:bookmarkEnd w:id="77"/>
+    <w:bookmarkStart w:id="79" w:name="ref-kirk2006"/>
     <w:p>
       <w:pPr>
         <w:pStyle w:val="Bibliography"/>
@@ -3252,7 +3661,7 @@
       <w:r>
         <w:t xml:space="preserve"> </w:t>
       </w:r>
-      <w:hyperlink r:id="rId76">
+      <w:hyperlink r:id="rId78">
         <w:r>
           <w:rPr>
             <w:rStyle w:val="Hyperlink"/>
@@ -3261,8 +3670,8 @@
         </w:r>
       </w:hyperlink>
     </w:p>
-    <w:bookmarkEnd w:id="77"/>
-    <w:bookmarkStart w:id="79" w:name="ref-ADA2026_ch6"/>
+    <w:bookmarkEnd w:id="79"/>
+    <w:bookmarkStart w:id="81" w:name="ref-ADA2026_ch6"/>
     <w:p>
       <w:pPr>
         <w:pStyle w:val="Bibliography"/>
@@ -3354,7 +3763,7 @@
       <w:r>
         <w:t xml:space="preserve"> </w:t>
       </w:r>
-      <w:hyperlink r:id="rId78">
+      <w:hyperlink r:id="rId80">
         <w:r>
           <w:rPr>
             <w:rStyle w:val="Hyperlink"/>
@@ -3363,8 +3772,8 @@
         </w:r>
       </w:hyperlink>
     </w:p>
-    <w:bookmarkEnd w:id="79"/>
-    <w:bookmarkStart w:id="81" w:name="ref-IDF_2025_guidelines"/>
+    <w:bookmarkEnd w:id="81"/>
+    <w:bookmarkStart w:id="83" w:name="ref-IDF_2025_guidelines"/>
     <w:p>
       <w:pPr>
         <w:pStyle w:val="Bibliography"/>
@@ -3384,7 +3793,7 @@
       <w:r>
         <w:t xml:space="preserve"> </w:t>
       </w:r>
-      <w:hyperlink r:id="rId80">
+      <w:hyperlink r:id="rId82">
         <w:r>
           <w:rPr>
             <w:rStyle w:val="Hyperlink"/>
@@ -3393,8 +3802,8 @@
         </w:r>
       </w:hyperlink>
     </w:p>
-    <w:bookmarkEnd w:id="81"/>
-    <w:bookmarkStart w:id="83" w:name="ref-Buscemi2010"/>
+    <w:bookmarkEnd w:id="83"/>
+    <w:bookmarkStart w:id="85" w:name="ref-Buscemi2010"/>
     <w:p>
       <w:pPr>
         <w:pStyle w:val="Bibliography"/>
@@ -3426,7 +3835,7 @@
       <w:r>
         <w:t xml:space="preserve"> </w:t>
       </w:r>
-      <w:hyperlink r:id="rId82">
+      <w:hyperlink r:id="rId84">
         <w:r>
           <w:rPr>
             <w:rStyle w:val="Hyperlink"/>
@@ -3435,8 +3844,8 @@
         </w:r>
       </w:hyperlink>
     </w:p>
-    <w:bookmarkEnd w:id="83"/>
-    <w:bookmarkStart w:id="84" w:name="ref-Danne2017"/>
+    <w:bookmarkEnd w:id="85"/>
+    <w:bookmarkStart w:id="86" w:name="ref-Danne2017"/>
     <w:p>
       <w:pPr>
         <w:pStyle w:val="Bibliography"/>
@@ -3457,8 +3866,8 @@
         <w:t xml:space="preserve"> </w:t>
       </w:r>
     </w:p>
-    <w:bookmarkEnd w:id="84"/>
-    <w:bookmarkStart w:id="86" w:name="ref-Freckmann2024"/>
+    <w:bookmarkEnd w:id="86"/>
+    <w:bookmarkStart w:id="88" w:name="ref-Freckmann2024"/>
     <w:p>
       <w:pPr>
         <w:pStyle w:val="Bibliography"/>
@@ -3478,7 +3887,7 @@
       <w:r>
         <w:t xml:space="preserve"> </w:t>
       </w:r>
-      <w:hyperlink r:id="rId85">
+      <w:hyperlink r:id="rId87">
         <w:r>
           <w:rPr>
             <w:rStyle w:val="Hyperlink"/>
@@ -3661,8 +4070,8 @@
         <w:t xml:space="preserve"> </w:t>
       </w:r>
     </w:p>
-    <w:bookmarkEnd w:id="86"/>
-    <w:bookmarkStart w:id="88" w:name="ref-ADA2026_ch7"/>
+    <w:bookmarkEnd w:id="88"/>
+    <w:bookmarkStart w:id="90" w:name="ref-ADA2026_ch7"/>
     <w:p>
       <w:pPr>
         <w:pStyle w:val="Bibliography"/>
@@ -3730,7 +4139,7 @@
       <w:r>
         <w:t xml:space="preserve"> </w:t>
       </w:r>
-      <w:hyperlink r:id="rId87">
+      <w:hyperlink r:id="rId89">
         <w:r>
           <w:rPr>
             <w:rStyle w:val="Hyperlink"/>
@@ -3739,8 +4148,8 @@
         </w:r>
       </w:hyperlink>
     </w:p>
-    <w:bookmarkEnd w:id="88"/>
-    <w:bookmarkStart w:id="90" w:name="ref-Kovatchev2016"/>
+    <w:bookmarkEnd w:id="90"/>
+    <w:bookmarkStart w:id="92" w:name="ref-Kovatchev2016"/>
     <w:p>
       <w:pPr>
         <w:pStyle w:val="Bibliography"/>
@@ -3826,7 +4235,7 @@
       <w:r>
         <w:t xml:space="preserve"> </w:t>
       </w:r>
-      <w:hyperlink r:id="rId89">
+      <w:hyperlink r:id="rId91">
         <w:r>
           <w:rPr>
             <w:rStyle w:val="Hyperlink"/>
@@ -3835,8 +4244,8 @@
         </w:r>
       </w:hyperlink>
     </w:p>
-    <w:bookmarkEnd w:id="90"/>
-    <w:bookmarkStart w:id="92" w:name="ref-Mo2024"/>
+    <w:bookmarkEnd w:id="92"/>
+    <w:bookmarkStart w:id="94" w:name="ref-Mo2024"/>
     <w:p>
       <w:pPr>
         <w:pStyle w:val="Bibliography"/>
@@ -3865,7 +4274,7 @@
       <w:r>
         <w:t xml:space="preserve"> </w:t>
       </w:r>
-      <w:hyperlink r:id="rId91">
+      <w:hyperlink r:id="rId93">
         <w:r>
           <w:rPr>
             <w:rStyle w:val="Hyperlink"/>
@@ -3874,8 +4283,8 @@
         </w:r>
       </w:hyperlink>
     </w:p>
-    <w:bookmarkEnd w:id="92"/>
-    <w:bookmarkStart w:id="94" w:name="ref-rawshani2017"/>
+    <w:bookmarkEnd w:id="94"/>
+    <w:bookmarkStart w:id="96" w:name="ref-rawshani2017"/>
     <w:p>
       <w:pPr>
         <w:pStyle w:val="Bibliography"/>
@@ -3949,7 +4358,7 @@
       <w:r>
         <w:t xml:space="preserve"> </w:t>
       </w:r>
-      <w:hyperlink r:id="rId93">
+      <w:hyperlink r:id="rId95">
         <w:r>
           <w:rPr>
             <w:rStyle w:val="Hyperlink"/>
@@ -3958,8 +4367,8 @@
         </w:r>
       </w:hyperlink>
     </w:p>
-    <w:bookmarkEnd w:id="94"/>
-    <w:bookmarkStart w:id="95" w:name="ref-ADA2026_ch10"/>
+    <w:bookmarkEnd w:id="96"/>
+    <w:bookmarkStart w:id="97" w:name="ref-ADA2026_ch10"/>
     <w:p>
       <w:pPr>
         <w:pStyle w:val="Bibliography"/>
@@ -3980,8 +4389,8 @@
         <w:t xml:space="preserve"> </w:t>
       </w:r>
     </w:p>
-    <w:bookmarkEnd w:id="95"/>
-    <w:bookmarkStart w:id="96" w:name="ref-Pennells2023_score2dm"/>
+    <w:bookmarkEnd w:id="97"/>
+    <w:bookmarkStart w:id="98" w:name="ref-Pennells2023_score2dm"/>
     <w:p>
       <w:pPr>
         <w:pStyle w:val="Bibliography"/>
@@ -4002,8 +4411,8 @@
         <w:t xml:space="preserve"> </w:t>
       </w:r>
     </w:p>
-    <w:bookmarkEnd w:id="96"/>
-    <w:bookmarkStart w:id="98" w:name="ref-Framingham2007"/>
+    <w:bookmarkEnd w:id="98"/>
+    <w:bookmarkStart w:id="100" w:name="ref-Hoek2024"/>
     <w:p>
       <w:pPr>
         <w:pStyle w:val="Bibliography"/>
@@ -4018,12 +4427,207 @@
         <w:t xml:space="preserve">	</w:t>
       </w:r>
       <w:r>
+        <w:t xml:space="preserve">Hoek AG, Dal Canto E, Wenker E, et al. Epidemiology of heart failure in diabetes: A disease in disguise. Diabetologia [Internet] 2024 [cited 2026 July 13];67(4):574–601. Available from:</w:t>
+      </w:r>
+      <w:r>
+        <w:t xml:space="preserve"> </w:t>
+      </w:r>
+      <w:hyperlink r:id="rId99">
+        <w:r>
+          <w:rPr>
+            <w:rStyle w:val="Hyperlink"/>
+          </w:rPr>
+          <w:t xml:space="preserve">https://doi.org/10.1007/s00125-023-06068-2</w:t>
+        </w:r>
+      </w:hyperlink>
+    </w:p>
+    <w:bookmarkEnd w:id="100"/>
+    <w:bookmarkStart w:id="102" w:name="ref-mcdonagh2021"/>
+    <w:p>
+      <w:pPr>
+        <w:pStyle w:val="Bibliography"/>
+      </w:pPr>
+      <w:r>
+        <w:t xml:space="preserve">21.</w:t>
+      </w:r>
+      <w:r>
+        <w:t xml:space="preserve"> </w:t>
+      </w:r>
+      <w:r>
+        <w:t xml:space="preserve">	</w:t>
+      </w:r>
+      <w:r>
+        <w:t xml:space="preserve">McDonagh TA, Metra M, Adamo M, et al. 2021</w:t>
+      </w:r>
+      <w:r>
+        <w:t xml:space="preserve"> </w:t>
+      </w:r>
+      <w:r>
+        <w:t xml:space="preserve">ESC</w:t>
+      </w:r>
+      <w:r>
+        <w:t xml:space="preserve"> </w:t>
+      </w:r>
+      <w:r>
+        <w:t xml:space="preserve">Guidelines</w:t>
+      </w:r>
+      <w:r>
+        <w:t xml:space="preserve"> </w:t>
+      </w:r>
+      <w:r>
+        <w:t xml:space="preserve">for the diagnosis and treatment of acute and chronic heart failure:</w:t>
+      </w:r>
+      <w:r>
+        <w:t xml:space="preserve"> </w:t>
+      </w:r>
+      <w:r>
+        <w:t xml:space="preserve">Developed</w:t>
+      </w:r>
+      <w:r>
+        <w:t xml:space="preserve"> </w:t>
+      </w:r>
+      <w:r>
+        <w:t xml:space="preserve">by the</w:t>
+      </w:r>
+      <w:r>
+        <w:t xml:space="preserve"> </w:t>
+      </w:r>
+      <w:r>
+        <w:t xml:space="preserve">Task</w:t>
+      </w:r>
+      <w:r>
+        <w:t xml:space="preserve"> </w:t>
+      </w:r>
+      <w:r>
+        <w:t xml:space="preserve">Force</w:t>
+      </w:r>
+      <w:r>
+        <w:t xml:space="preserve"> </w:t>
+      </w:r>
+      <w:r>
+        <w:t xml:space="preserve">for the diagnosis and treatment of acute and chronic heart failure of the</w:t>
+      </w:r>
+      <w:r>
+        <w:t xml:space="preserve"> </w:t>
+      </w:r>
+      <w:r>
+        <w:t xml:space="preserve">European</w:t>
+      </w:r>
+      <w:r>
+        <w:t xml:space="preserve"> </w:t>
+      </w:r>
+      <w:r>
+        <w:t xml:space="preserve">Society</w:t>
+      </w:r>
+      <w:r>
+        <w:t xml:space="preserve"> </w:t>
+      </w:r>
+      <w:r>
+        <w:t xml:space="preserve">of</w:t>
+      </w:r>
+      <w:r>
+        <w:t xml:space="preserve"> </w:t>
+      </w:r>
+      <w:r>
+        <w:t xml:space="preserve">Cardiology</w:t>
+      </w:r>
+      <w:r>
+        <w:t xml:space="preserve"> </w:t>
+      </w:r>
+      <w:r>
+        <w:t xml:space="preserve">(</w:t>
+      </w:r>
+      <w:r>
+        <w:t xml:space="preserve">ESC</w:t>
+      </w:r>
+      <w:r>
+        <w:t xml:space="preserve">)</w:t>
+      </w:r>
+      <w:r>
+        <w:t xml:space="preserve"> </w:t>
+      </w:r>
+      <w:r>
+        <w:t xml:space="preserve">With</w:t>
+      </w:r>
+      <w:r>
+        <w:t xml:space="preserve"> </w:t>
+      </w:r>
+      <w:r>
+        <w:t xml:space="preserve">the special contribution of the</w:t>
+      </w:r>
+      <w:r>
+        <w:t xml:space="preserve"> </w:t>
+      </w:r>
+      <w:r>
+        <w:t xml:space="preserve">Heart</w:t>
+      </w:r>
+      <w:r>
+        <w:t xml:space="preserve"> </w:t>
+      </w:r>
+      <w:r>
+        <w:t xml:space="preserve">Failure</w:t>
+      </w:r>
+      <w:r>
+        <w:t xml:space="preserve"> </w:t>
+      </w:r>
+      <w:r>
+        <w:t xml:space="preserve">Association</w:t>
+      </w:r>
+      <w:r>
+        <w:t xml:space="preserve"> </w:t>
+      </w:r>
+      <w:r>
+        <w:t xml:space="preserve">(</w:t>
+      </w:r>
+      <w:r>
+        <w:t xml:space="preserve">HFA</w:t>
+      </w:r>
+      <w:r>
+        <w:t xml:space="preserve">) of the</w:t>
+      </w:r>
+      <w:r>
+        <w:t xml:space="preserve"> </w:t>
+      </w:r>
+      <w:r>
+        <w:t xml:space="preserve">ESC</w:t>
+      </w:r>
+      <w:r>
+        <w:t xml:space="preserve">. European Heart Journal [Internet] 2021 [cited 2026 July 13];42(36):3599–726. Available from:</w:t>
+      </w:r>
+      <w:r>
+        <w:t xml:space="preserve"> </w:t>
+      </w:r>
+      <w:hyperlink r:id="rId101">
+        <w:r>
+          <w:rPr>
+            <w:rStyle w:val="Hyperlink"/>
+          </w:rPr>
+          <w:t xml:space="preserve">https://doi.org/10.1093/eurheartj/ehab368</w:t>
+        </w:r>
+      </w:hyperlink>
+    </w:p>
+    <w:bookmarkEnd w:id="102"/>
+    <w:bookmarkStart w:id="104" w:name="ref-Framingham2007"/>
+    <w:p>
+      <w:pPr>
+        <w:pStyle w:val="Bibliography"/>
+      </w:pPr>
+      <w:r>
+        <w:t xml:space="preserve">22.</w:t>
+      </w:r>
+      <w:r>
+        <w:t xml:space="preserve"> </w:t>
+      </w:r>
+      <w:r>
+        <w:t xml:space="preserve">	</w:t>
+      </w:r>
+      <w:r>
         <w:t xml:space="preserve">Hemann BA, Bimson WF, Taylor AJ. The framingham risk score: An appraisal of its benefits and limitations. American Heart Hospital Journal [Internet] 2007;5(2):91–6. Available from:</w:t>
       </w:r>
       <w:r>
         <w:t xml:space="preserve"> </w:t>
       </w:r>
-      <w:hyperlink r:id="rId97">
+      <w:hyperlink r:id="rId103">
         <w:r>
           <w:rPr>
             <w:rStyle w:val="Hyperlink"/>
@@ -4032,14 +4636,14 @@
         </w:r>
       </w:hyperlink>
     </w:p>
-    <w:bookmarkEnd w:id="98"/>
-    <w:bookmarkStart w:id="100" w:name="ref-QRISK_2007"/>
+    <w:bookmarkEnd w:id="104"/>
+    <w:bookmarkStart w:id="106" w:name="ref-QRISK_2007"/>
     <w:p>
       <w:pPr>
         <w:pStyle w:val="Bibliography"/>
       </w:pPr>
       <w:r>
-        <w:t xml:space="preserve">21.</w:t>
+        <w:t xml:space="preserve">23.</w:t>
       </w:r>
       <w:r>
         <w:t xml:space="preserve"> </w:t>
@@ -4077,7 +4681,7 @@
       <w:r>
         <w:t xml:space="preserve"> </w:t>
       </w:r>
-      <w:hyperlink r:id="rId99">
+      <w:hyperlink r:id="rId105">
         <w:r>
           <w:rPr>
             <w:rStyle w:val="Hyperlink"/>
@@ -4086,14 +4690,14 @@
         </w:r>
       </w:hyperlink>
     </w:p>
-    <w:bookmarkEnd w:id="100"/>
-    <w:bookmarkStart w:id="102" w:name="ref-Segar2019"/>
+    <w:bookmarkEnd w:id="106"/>
+    <w:bookmarkStart w:id="108" w:name="ref-Segar2019"/>
     <w:p>
       <w:pPr>
         <w:pStyle w:val="Bibliography"/>
       </w:pPr>
       <w:r>
-        <w:t xml:space="preserve">22.</w:t>
+        <w:t xml:space="preserve">24.</w:t>
       </w:r>
       <w:r>
         <w:t xml:space="preserve"> </w:t>
@@ -4227,7 +4831,7 @@
       <w:r>
         <w:t xml:space="preserve"> </w:t>
       </w:r>
-      <w:hyperlink r:id="rId101">
+      <w:hyperlink r:id="rId107">
         <w:r>
           <w:rPr>
             <w:rStyle w:val="Hyperlink"/>
@@ -4236,14 +4840,14 @@
         </w:r>
       </w:hyperlink>
     </w:p>
-    <w:bookmarkEnd w:id="102"/>
-    <w:bookmarkStart w:id="104" w:name="ref-Donald2010"/>
+    <w:bookmarkEnd w:id="108"/>
+    <w:bookmarkStart w:id="110" w:name="ref-Donald2010"/>
     <w:p>
       <w:pPr>
         <w:pStyle w:val="Bibliography"/>
       </w:pPr>
       <w:r>
-        <w:t xml:space="preserve">23.</w:t>
+        <w:t xml:space="preserve">25.</w:t>
       </w:r>
       <w:r>
         <w:t xml:space="preserve"> </w:t>
@@ -4257,7 +4861,7 @@
       <w:r>
         <w:t xml:space="preserve"> </w:t>
       </w:r>
-      <w:hyperlink r:id="rId103">
+      <w:hyperlink r:id="rId109">
         <w:r>
           <w:rPr>
             <w:rStyle w:val="Hyperlink"/>
@@ -4266,14 +4870,14 @@
         </w:r>
       </w:hyperlink>
     </w:p>
-    <w:bookmarkEnd w:id="104"/>
-    <w:bookmarkStart w:id="105" w:name="ref-Hsiao2025"/>
+    <w:bookmarkEnd w:id="110"/>
+    <w:bookmarkStart w:id="111" w:name="ref-Hsiao2025"/>
     <w:p>
       <w:pPr>
         <w:pStyle w:val="Bibliography"/>
       </w:pPr>
       <w:r>
-        <w:t xml:space="preserve">24.</w:t>
+        <w:t xml:space="preserve">26.</w:t>
       </w:r>
       <w:r>
         <w:t xml:space="preserve"> </w:t>
@@ -4288,14 +4892,14 @@
         <w:t xml:space="preserve"> </w:t>
       </w:r>
     </w:p>
-    <w:bookmarkEnd w:id="105"/>
-    <w:bookmarkStart w:id="106" w:name="ref-Belli2023"/>
+    <w:bookmarkEnd w:id="111"/>
+    <w:bookmarkStart w:id="112" w:name="ref-Belli2023"/>
     <w:p>
       <w:pPr>
         <w:pStyle w:val="Bibliography"/>
       </w:pPr>
       <w:r>
-        <w:t xml:space="preserve">25.</w:t>
+        <w:t xml:space="preserve">27.</w:t>
       </w:r>
       <w:r>
         <w:t xml:space="preserve"> </w:t>
@@ -4310,14 +4914,14 @@
         <w:t xml:space="preserve"> </w:t>
       </w:r>
     </w:p>
-    <w:bookmarkEnd w:id="106"/>
-    <w:bookmarkStart w:id="107" w:name="ref-Yapanis2022"/>
+    <w:bookmarkEnd w:id="112"/>
+    <w:bookmarkStart w:id="114" w:name="ref-TiborVarga2020"/>
     <w:p>
       <w:pPr>
         <w:pStyle w:val="Bibliography"/>
       </w:pPr>
       <w:r>
-        <w:t xml:space="preserve">26.</w:t>
+        <w:t xml:space="preserve">28.</w:t>
       </w:r>
       <w:r>
         <w:t xml:space="preserve"> </w:t>
@@ -4326,20 +4930,243 @@
         <w:t xml:space="preserve">	</w:t>
       </w:r>
       <w:r>
+        <w:t xml:space="preserve">Varga TV, Niss K, Estampador AC, Collin CB, Moseley PL. Association is not prediction:</w:t>
+      </w:r>
+      <w:r>
+        <w:t xml:space="preserve"> </w:t>
+      </w:r>
+      <w:r>
+        <w:t xml:space="preserve">A</w:t>
+      </w:r>
+      <w:r>
+        <w:t xml:space="preserve"> </w:t>
+      </w:r>
+      <w:r>
+        <w:t xml:space="preserve">landscape of confused reporting in diabetes –</w:t>
+      </w:r>
+      <w:r>
+        <w:t xml:space="preserve"> </w:t>
+      </w:r>
+      <w:r>
+        <w:t xml:space="preserve">A</w:t>
+      </w:r>
+      <w:r>
+        <w:t xml:space="preserve"> </w:t>
+      </w:r>
+      <w:r>
+        <w:t xml:space="preserve">systematic review. Diabetes Research and Clinical Practice [Internet] 2020 [cited 2025 Aug 6];170:108497. Available from:</w:t>
+      </w:r>
+      <w:r>
+        <w:t xml:space="preserve"> </w:t>
+      </w:r>
+      <w:hyperlink r:id="rId113">
+        <w:r>
+          <w:rPr>
+            <w:rStyle w:val="Hyperlink"/>
+          </w:rPr>
+          <w:t xml:space="preserve">https://www.sciencedirect.com/science/article/pii/S0168822720307518</w:t>
+        </w:r>
+      </w:hyperlink>
+    </w:p>
+    <w:bookmarkEnd w:id="114"/>
+    <w:bookmarkStart w:id="116" w:name="ref-Shmueli2010"/>
+    <w:p>
+      <w:pPr>
+        <w:pStyle w:val="Bibliography"/>
+      </w:pPr>
+      <w:r>
+        <w:t xml:space="preserve">29.</w:t>
+      </w:r>
+      <w:r>
+        <w:t xml:space="preserve"> </w:t>
+      </w:r>
+      <w:r>
+        <w:t xml:space="preserve">	</w:t>
+      </w:r>
+      <w:r>
+        <w:t xml:space="preserve">Shmueli G. To</w:t>
+      </w:r>
+      <w:r>
+        <w:t xml:space="preserve"> </w:t>
+      </w:r>
+      <w:r>
+        <w:t xml:space="preserve">Explain</w:t>
+      </w:r>
+      <w:r>
+        <w:t xml:space="preserve"> </w:t>
+      </w:r>
+      <w:r>
+        <w:t xml:space="preserve">or to</w:t>
+      </w:r>
+      <w:r>
+        <w:t xml:space="preserve"> </w:t>
+      </w:r>
+      <w:r>
+        <w:t xml:space="preserve">Predict</w:t>
+      </w:r>
+      <w:r>
+        <w:t xml:space="preserve">? Statistical Science [Internet] 2010 [cited 2026 July 14];25(3):289–310. Available from:</w:t>
+      </w:r>
+      <w:r>
+        <w:t xml:space="preserve"> </w:t>
+      </w:r>
+      <w:hyperlink r:id="rId115">
+        <w:r>
+          <w:rPr>
+            <w:rStyle w:val="Hyperlink"/>
+          </w:rPr>
+          <w:t xml:space="preserve">https://www.jstor.org/stable/41058949</w:t>
+        </w:r>
+      </w:hyperlink>
+    </w:p>
+    <w:bookmarkEnd w:id="116"/>
+    <w:bookmarkStart w:id="118" w:name="ref-Breiman2001"/>
+    <w:p>
+      <w:pPr>
+        <w:pStyle w:val="Bibliography"/>
+      </w:pPr>
+      <w:r>
+        <w:t xml:space="preserve">30.</w:t>
+      </w:r>
+      <w:r>
+        <w:t xml:space="preserve"> </w:t>
+      </w:r>
+      <w:r>
+        <w:t xml:space="preserve">	</w:t>
+      </w:r>
+      <w:r>
+        <w:t xml:space="preserve">Breiman L. Statistical</w:t>
+      </w:r>
+      <w:r>
+        <w:t xml:space="preserve"> </w:t>
+      </w:r>
+      <w:r>
+        <w:t xml:space="preserve">Modeling</w:t>
+      </w:r>
+      <w:r>
+        <w:t xml:space="preserve">:</w:t>
+      </w:r>
+      <w:r>
+        <w:t xml:space="preserve"> </w:t>
+      </w:r>
+      <w:r>
+        <w:t xml:space="preserve">The</w:t>
+      </w:r>
+      <w:r>
+        <w:t xml:space="preserve"> </w:t>
+      </w:r>
+      <w:r>
+        <w:t xml:space="preserve">Two</w:t>
+      </w:r>
+      <w:r>
+        <w:t xml:space="preserve"> </w:t>
+      </w:r>
+      <w:r>
+        <w:t xml:space="preserve">Cultures</w:t>
+      </w:r>
+      <w:r>
+        <w:t xml:space="preserve"> </w:t>
+      </w:r>
+      <w:r>
+        <w:t xml:space="preserve">(with comments and a rejoinder by the author). Statistical Science [Internet] 2001 [cited 2026 July 14];16(3):199–231. Available from:</w:t>
+      </w:r>
+      <w:r>
+        <w:t xml:space="preserve"> </w:t>
+      </w:r>
+      <w:hyperlink r:id="rId117">
+        <w:r>
+          <w:rPr>
+            <w:rStyle w:val="Hyperlink"/>
+          </w:rPr>
+          <w:t xml:space="preserve">https://projecteuclid.org/journals/statistical-science/volume-16/issue-3/Statistical-Modeling--The-Two-Cultures-with-comments-and-a/10.1214/ss/1009213726.full</w:t>
+        </w:r>
+      </w:hyperlink>
+    </w:p>
+    <w:bookmarkEnd w:id="118"/>
+    <w:bookmarkStart w:id="120" w:name="ref-VanCalster2025"/>
+    <w:p>
+      <w:pPr>
+        <w:pStyle w:val="Bibliography"/>
+      </w:pPr>
+      <w:r>
+        <w:t xml:space="preserve">31.</w:t>
+      </w:r>
+      <w:r>
+        <w:t xml:space="preserve"> </w:t>
+      </w:r>
+      <w:r>
+        <w:t xml:space="preserve">	</w:t>
+      </w:r>
+      <w:r>
+        <w:t xml:space="preserve">Van Calster B, Collins GS, Vickers AJ, et al.</w:t>
+      </w:r>
+      <w:r>
+        <w:t xml:space="preserve"> Evaluation of performance measures in predictive artificial intelligence models to support medical decisions: Overview and guidance. The Lancet Digital Health [Internet] 2025;7(12):100916. Available from:</w:t>
+      </w:r>
+      <w:r>
+        <w:t xml:space="preserve"> </w:t>
+      </w:r>
+      <w:hyperlink r:id="rId119">
+        <w:r>
+          <w:rPr>
+            <w:rStyle w:val="Hyperlink"/>
+          </w:rPr>
+          <w:t xml:space="preserve">https://www.sciencedirect.com/science/article/pii/S2589750025000986</w:t>
+        </w:r>
+      </w:hyperlink>
+    </w:p>
+    <w:bookmarkEnd w:id="120"/>
+    <w:bookmarkStart w:id="121" w:name="ref-vanDoorn2021"/>
+    <w:p>
+      <w:pPr>
+        <w:pStyle w:val="Bibliography"/>
+      </w:pPr>
+      <w:r>
+        <w:t xml:space="preserve">32.</w:t>
+      </w:r>
+      <w:r>
+        <w:t xml:space="preserve"> </w:t>
+      </w:r>
+      <w:r>
+        <w:t xml:space="preserve">	</w:t>
+      </w:r>
+      <w:r>
+        <w:t xml:space="preserve">Doorn WPTM van, Foreman YD, Schaper NC, et al. Machine learning-based glucose prediction with use of continuous glucose and physical activity monitoring data: The maastricht study. PloS one 2021;16(6):e0253125–.</w:t>
+      </w:r>
+      <w:r>
+        <w:t xml:space="preserve"> </w:t>
+      </w:r>
+    </w:p>
+    <w:bookmarkEnd w:id="121"/>
+    <w:bookmarkStart w:id="122" w:name="ref-Yapanis2022"/>
+    <w:p>
+      <w:pPr>
+        <w:pStyle w:val="Bibliography"/>
+      </w:pPr>
+      <w:r>
+        <w:t xml:space="preserve">33.</w:t>
+      </w:r>
+      <w:r>
+        <w:t xml:space="preserve"> </w:t>
+      </w:r>
+      <w:r>
+        <w:t xml:space="preserve">	</w:t>
+      </w:r>
+      <w:r>
         <w:t xml:space="preserve">Yapanis M, James S, Craig ME, O’Neal D, Ekinci EI. Complications of diabetes and metrics of glycemic management derived from continuous glucose monitoring. The journal of clinical endocrinology and metabolism 2022;107(6):e2221–36.</w:t>
       </w:r>
       <w:r>
         <w:t xml:space="preserve"> </w:t>
       </w:r>
     </w:p>
-    <w:bookmarkEnd w:id="107"/>
-    <w:bookmarkStart w:id="109" w:name="ref-Thomsen2026"/>
+    <w:bookmarkEnd w:id="122"/>
+    <w:bookmarkStart w:id="124" w:name="ref-Thomsen2026"/>
     <w:p>
       <w:pPr>
         <w:pStyle w:val="Bibliography"/>
       </w:pPr>
       <w:r>
-        <w:t xml:space="preserve">27.</w:t>
+        <w:t xml:space="preserve">34.</w:t>
       </w:r>
       <w:r>
         <w:t xml:space="preserve"> </w:t>
@@ -4353,7 +5180,7 @@
       <w:r>
         <w:t xml:space="preserve"> </w:t>
       </w:r>
-      <w:hyperlink r:id="rId108">
+      <w:hyperlink r:id="rId123">
         <w:r>
           <w:rPr>
             <w:rStyle w:val="Hyperlink"/>
@@ -4362,14 +5189,14 @@
         </w:r>
       </w:hyperlink>
     </w:p>
-    <w:bookmarkEnd w:id="109"/>
-    <w:bookmarkStart w:id="110" w:name="ref-Zhang2024"/>
+    <w:bookmarkEnd w:id="124"/>
+    <w:bookmarkStart w:id="125" w:name="ref-Zhang2024"/>
     <w:p>
       <w:pPr>
         <w:pStyle w:val="Bibliography"/>
       </w:pPr>
       <w:r>
-        <w:t xml:space="preserve">28.</w:t>
+        <w:t xml:space="preserve">35.</w:t>
       </w:r>
       <w:r>
         <w:t xml:space="preserve"> </w:t>
@@ -4384,14 +5211,14 @@
         <w:t xml:space="preserve"> </w:t>
       </w:r>
     </w:p>
-    <w:bookmarkEnd w:id="110"/>
-    <w:bookmarkStart w:id="111" w:name="ref-Su2011"/>
+    <w:bookmarkEnd w:id="125"/>
+    <w:bookmarkStart w:id="126" w:name="ref-Su2011"/>
     <w:p>
       <w:pPr>
         <w:pStyle w:val="Bibliography"/>
       </w:pPr>
       <w:r>
-        <w:t xml:space="preserve">29.</w:t>
+        <w:t xml:space="preserve">36.</w:t>
       </w:r>
       <w:r>
         <w:t xml:space="preserve"> </w:t>
@@ -4406,14 +5233,14 @@
         <w:t xml:space="preserve"> </w:t>
       </w:r>
     </w:p>
-    <w:bookmarkEnd w:id="111"/>
-    <w:bookmarkStart w:id="113" w:name="ref-Hoek2024"/>
+    <w:bookmarkEnd w:id="126"/>
+    <w:bookmarkStart w:id="128" w:name="ref-Jaloli2023"/>
     <w:p>
       <w:pPr>
         <w:pStyle w:val="Bibliography"/>
       </w:pPr>
       <w:r>
-        <w:t xml:space="preserve">30.</w:t>
+        <w:t xml:space="preserve">37.</w:t>
       </w:r>
       <w:r>
         <w:t xml:space="preserve"> </w:t>
@@ -4422,28 +5249,136 @@
         <w:t xml:space="preserve">	</w:t>
       </w:r>
       <w:r>
-        <w:t xml:space="preserve">Hoek AG, Dal Canto E, Wenker E, et al. Epidemiology of heart failure in diabetes: A disease in disguise. Diabetologia [Internet] 2024 [cited 2026 July 13];67(4):574–601. Available from:</w:t>
-      </w:r>
-      <w:r>
-        <w:t xml:space="preserve"> </w:t>
-      </w:r>
-      <w:hyperlink r:id="rId112">
+        <w:t xml:space="preserve">Jaloli M, Cescon M. Long-</w:t>
+      </w:r>
+      <w:r>
+        <w:t xml:space="preserve">Term</w:t>
+      </w:r>
+      <w:r>
+        <w:t xml:space="preserve"> </w:t>
+      </w:r>
+      <w:r>
+        <w:t xml:space="preserve">Prediction</w:t>
+      </w:r>
+      <w:r>
+        <w:t xml:space="preserve"> </w:t>
+      </w:r>
+      <w:r>
+        <w:t xml:space="preserve">of</w:t>
+      </w:r>
+      <w:r>
+        <w:t xml:space="preserve"> </w:t>
+      </w:r>
+      <w:r>
+        <w:t xml:space="preserve">Blood</w:t>
+      </w:r>
+      <w:r>
+        <w:t xml:space="preserve"> </w:t>
+      </w:r>
+      <w:r>
+        <w:t xml:space="preserve">Glucose</w:t>
+      </w:r>
+      <w:r>
+        <w:t xml:space="preserve"> </w:t>
+      </w:r>
+      <w:r>
+        <w:t xml:space="preserve">Levels</w:t>
+      </w:r>
+      <w:r>
+        <w:t xml:space="preserve"> </w:t>
+      </w:r>
+      <w:r>
+        <w:t xml:space="preserve">in</w:t>
+      </w:r>
+      <w:r>
+        <w:t xml:space="preserve"> </w:t>
+      </w:r>
+      <w:r>
+        <w:t xml:space="preserve">Type</w:t>
+      </w:r>
+      <w:r>
+        <w:t xml:space="preserve"> </w:t>
+      </w:r>
+      <w:r>
+        <w:t xml:space="preserve">1</w:t>
+      </w:r>
+      <w:r>
+        <w:t xml:space="preserve"> </w:t>
+      </w:r>
+      <w:r>
+        <w:t xml:space="preserve">Diabetes</w:t>
+      </w:r>
+      <w:r>
+        <w:t xml:space="preserve"> </w:t>
+      </w:r>
+      <w:r>
+        <w:t xml:space="preserve">Using</w:t>
+      </w:r>
+      <w:r>
+        <w:t xml:space="preserve"> </w:t>
+      </w:r>
+      <w:r>
+        <w:t xml:space="preserve">a</w:t>
+      </w:r>
+      <w:r>
+        <w:t xml:space="preserve"> </w:t>
+      </w:r>
+      <w:r>
+        <w:t xml:space="preserve">CNN</w:t>
+      </w:r>
+      <w:r>
+        <w:t xml:space="preserve">-</w:t>
+      </w:r>
+      <w:r>
+        <w:t xml:space="preserve">LSTM</w:t>
+      </w:r>
+      <w:r>
+        <w:t xml:space="preserve">-</w:t>
+      </w:r>
+      <w:r>
+        <w:t xml:space="preserve">Based</w:t>
+      </w:r>
+      <w:r>
+        <w:t xml:space="preserve"> </w:t>
+      </w:r>
+      <w:r>
+        <w:t xml:space="preserve">Deep</w:t>
+      </w:r>
+      <w:r>
+        <w:t xml:space="preserve"> </w:t>
+      </w:r>
+      <w:r>
+        <w:t xml:space="preserve">Neural</w:t>
+      </w:r>
+      <w:r>
+        <w:t xml:space="preserve"> </w:t>
+      </w:r>
+      <w:r>
+        <w:t xml:space="preserve">Network</w:t>
+      </w:r>
+      <w:r>
+        <w:t xml:space="preserve">. Journal of Diabetes Science and Technology [Internet] 2023 [cited 2025 Jan 28];17(6):1590–601. Available from:</w:t>
+      </w:r>
+      <w:r>
+        <w:t xml:space="preserve"> </w:t>
+      </w:r>
+      <w:hyperlink r:id="rId127">
         <w:r>
           <w:rPr>
             <w:rStyle w:val="Hyperlink"/>
           </w:rPr>
-          <w:t xml:space="preserve">https://doi.org/10.1007/s00125-023-06068-2</w:t>
+          <w:t xml:space="preserve">http://journals.sagepub.com/doi/10.1177/19322968221092785</w:t>
         </w:r>
       </w:hyperlink>
     </w:p>
-    <w:bookmarkEnd w:id="113"/>
-    <w:bookmarkStart w:id="115" w:name="ref-mcdonagh2021"/>
+    <w:bookmarkEnd w:id="128"/>
+    <w:bookmarkStart w:id="130" w:name="ref-Badillo2020"/>
     <w:p>
       <w:pPr>
         <w:pStyle w:val="Bibliography"/>
       </w:pPr>
       <w:r>
-        <w:t xml:space="preserve">31.</w:t>
+        <w:t xml:space="preserve">38.</w:t>
       </w:r>
       <w:r>
         <w:t xml:space="preserve"> </w:t>
@@ -4452,163 +5387,55 @@
         <w:t xml:space="preserve">	</w:t>
       </w:r>
       <w:r>
-        <w:t xml:space="preserve">McDonagh TA, Metra M, Adamo M, et al. 2021</w:t>
-      </w:r>
-      <w:r>
-        <w:t xml:space="preserve"> </w:t>
-      </w:r>
-      <w:r>
-        <w:t xml:space="preserve">ESC</w:t>
-      </w:r>
-      <w:r>
-        <w:t xml:space="preserve"> </w:t>
-      </w:r>
-      <w:r>
-        <w:t xml:space="preserve">Guidelines</w:t>
-      </w:r>
-      <w:r>
-        <w:t xml:space="preserve"> </w:t>
-      </w:r>
-      <w:r>
-        <w:t xml:space="preserve">for the diagnosis and treatment of acute and chronic heart failure:</w:t>
-      </w:r>
-      <w:r>
-        <w:t xml:space="preserve"> </w:t>
-      </w:r>
-      <w:r>
-        <w:t xml:space="preserve">Developed</w:t>
-      </w:r>
-      <w:r>
-        <w:t xml:space="preserve"> </w:t>
-      </w:r>
-      <w:r>
-        <w:t xml:space="preserve">by the</w:t>
-      </w:r>
-      <w:r>
-        <w:t xml:space="preserve"> </w:t>
-      </w:r>
-      <w:r>
-        <w:t xml:space="preserve">Task</w:t>
-      </w:r>
-      <w:r>
-        <w:t xml:space="preserve"> </w:t>
-      </w:r>
-      <w:r>
-        <w:t xml:space="preserve">Force</w:t>
-      </w:r>
-      <w:r>
-        <w:t xml:space="preserve"> </w:t>
-      </w:r>
-      <w:r>
-        <w:t xml:space="preserve">for the diagnosis and treatment of acute and chronic heart failure of the</w:t>
-      </w:r>
-      <w:r>
-        <w:t xml:space="preserve"> </w:t>
-      </w:r>
-      <w:r>
-        <w:t xml:space="preserve">European</w:t>
-      </w:r>
-      <w:r>
-        <w:t xml:space="preserve"> </w:t>
-      </w:r>
-      <w:r>
-        <w:t xml:space="preserve">Society</w:t>
-      </w:r>
-      <w:r>
-        <w:t xml:space="preserve"> </w:t>
-      </w:r>
-      <w:r>
-        <w:t xml:space="preserve">of</w:t>
-      </w:r>
-      <w:r>
-        <w:t xml:space="preserve"> </w:t>
-      </w:r>
-      <w:r>
-        <w:t xml:space="preserve">Cardiology</w:t>
-      </w:r>
-      <w:r>
-        <w:t xml:space="preserve"> </w:t>
-      </w:r>
-      <w:r>
-        <w:t xml:space="preserve">(</w:t>
-      </w:r>
-      <w:r>
-        <w:t xml:space="preserve">ESC</w:t>
-      </w:r>
-      <w:r>
-        <w:t xml:space="preserve">)</w:t>
-      </w:r>
-      <w:r>
-        <w:t xml:space="preserve"> </w:t>
-      </w:r>
-      <w:r>
-        <w:t xml:space="preserve">With</w:t>
-      </w:r>
-      <w:r>
-        <w:t xml:space="preserve"> </w:t>
-      </w:r>
-      <w:r>
-        <w:t xml:space="preserve">the special contribution of the</w:t>
-      </w:r>
-      <w:r>
-        <w:t xml:space="preserve"> </w:t>
-      </w:r>
-      <w:r>
-        <w:t xml:space="preserve">Heart</w:t>
-      </w:r>
-      <w:r>
-        <w:t xml:space="preserve"> </w:t>
-      </w:r>
-      <w:r>
-        <w:t xml:space="preserve">Failure</w:t>
-      </w:r>
-      <w:r>
-        <w:t xml:space="preserve"> </w:t>
-      </w:r>
-      <w:r>
-        <w:t xml:space="preserve">Association</w:t>
-      </w:r>
-      <w:r>
-        <w:t xml:space="preserve"> </w:t>
-      </w:r>
-      <w:r>
-        <w:t xml:space="preserve">(</w:t>
-      </w:r>
-      <w:r>
-        <w:t xml:space="preserve">HFA</w:t>
-      </w:r>
-      <w:r>
-        <w:t xml:space="preserve">) of the</w:t>
-      </w:r>
-      <w:r>
-        <w:t xml:space="preserve"> </w:t>
-      </w:r>
-      <w:r>
-        <w:t xml:space="preserve">ESC</w:t>
-      </w:r>
-      <w:r>
-        <w:t xml:space="preserve">. European Heart Journal [Internet] 2021 [cited 2026 July 13];42(36):3599–726. Available from:</w:t>
-      </w:r>
-      <w:r>
-        <w:t xml:space="preserve"> </w:t>
-      </w:r>
-      <w:hyperlink r:id="rId114">
+        <w:t xml:space="preserve">Badillo S, Banfai B, Birzele F, et al. An</w:t>
+      </w:r>
+      <w:r>
+        <w:t xml:space="preserve"> </w:t>
+      </w:r>
+      <w:r>
+        <w:t xml:space="preserve">Introduction</w:t>
+      </w:r>
+      <w:r>
+        <w:t xml:space="preserve"> </w:t>
+      </w:r>
+      <w:r>
+        <w:t xml:space="preserve">to</w:t>
+      </w:r>
+      <w:r>
+        <w:t xml:space="preserve"> </w:t>
+      </w:r>
+      <w:r>
+        <w:t xml:space="preserve">Machine</w:t>
+      </w:r>
+      <w:r>
+        <w:t xml:space="preserve"> </w:t>
+      </w:r>
+      <w:r>
+        <w:t xml:space="preserve">Learning</w:t>
+      </w:r>
+      <w:r>
+        <w:t xml:space="preserve">. Clinical Pharmacology &amp; Therapeutics [Internet] 2020 [cited 2026 July 14];107(4):871–85. Available from:</w:t>
+      </w:r>
+      <w:r>
+        <w:t xml:space="preserve"> </w:t>
+      </w:r>
+      <w:hyperlink r:id="rId129">
         <w:r>
           <w:rPr>
             <w:rStyle w:val="Hyperlink"/>
           </w:rPr>
-          <w:t xml:space="preserve">https://doi.org/10.1093/eurheartj/ehab368</w:t>
+          <w:t xml:space="preserve">https://ascpt.onlinelibrary.wiley.com/doi/10.1002/cpt.1796</w:t>
         </w:r>
       </w:hyperlink>
     </w:p>
-    <w:bookmarkEnd w:id="115"/>
-    <w:bookmarkStart w:id="116" w:name="ref-YurunLu2025"/>
+    <w:bookmarkEnd w:id="130"/>
+    <w:bookmarkStart w:id="131" w:name="ref-YurunLu2025"/>
     <w:p>
       <w:pPr>
         <w:pStyle w:val="Bibliography"/>
       </w:pPr>
       <w:r>
-        <w:t xml:space="preserve">32.</w:t>
+        <w:t xml:space="preserve">39.</w:t>
       </w:r>
       <w:r>
         <w:t xml:space="preserve"> </w:t>
@@ -4623,10 +5450,10 @@
         <w:t xml:space="preserve"> </w:t>
       </w:r>
     </w:p>
-    <w:bookmarkEnd w:id="116"/>
-    <w:bookmarkEnd w:id="117"/>
-    <w:bookmarkEnd w:id="118"/>
-    <w:bookmarkStart w:id="121" w:name="sec-suppl-search-strings"/>
+    <w:bookmarkEnd w:id="131"/>
+    <w:bookmarkEnd w:id="132"/>
+    <w:bookmarkEnd w:id="133"/>
+    <w:bookmarkStart w:id="136" w:name="sec-suppl-search-strings"/>
     <w:p>
       <w:pPr>
         <w:pStyle w:val="Heading1"/>
@@ -4648,7 +5475,7 @@
       <w:tr>
         <w:tc>
           <w:tcPr/>
-          <w:bookmarkStart w:id="119" w:name="tbl-suppl-search-strings-medline"/>
+          <w:bookmarkStart w:id="134" w:name="tbl-suppl-search-strings-medline"/>
           <w:p>
             <w:pPr>
               <w:jc w:val="center"/>
@@ -6249,7 +7076,7 @@
               </w:tc>
             </w:tr>
           </w:tbl>
-          <w:bookmarkEnd w:id="119"/>
+          <w:bookmarkEnd w:id="134"/>
           <w:p/>
         </w:tc>
       </w:tr>
@@ -6268,7 +7095,7 @@
       <w:tr>
         <w:tc>
           <w:tcPr/>
-          <w:bookmarkStart w:id="120" w:name="tbl-suppl-search-strings-embase"/>
+          <w:bookmarkStart w:id="135" w:name="tbl-suppl-search-strings-embase"/>
           <w:p>
             <w:pPr>
               <w:jc w:val="center"/>
@@ -8004,13 +8831,13 @@
               </w:tc>
             </w:tr>
           </w:tbl>
-          <w:bookmarkEnd w:id="120"/>
+          <w:bookmarkEnd w:id="135"/>
           <w:p/>
         </w:tc>
       </w:tr>
     </w:tbl>
-    <w:bookmarkEnd w:id="121"/>
-    <w:bookmarkStart w:id="122" w:name="sec-suppl-study1-reports"/>
+    <w:bookmarkEnd w:id="136"/>
+    <w:bookmarkStart w:id="137" w:name="sec-suppl-study1-reports"/>
     <w:p>
       <w:pPr>
         <w:pStyle w:val="Heading1"/>
@@ -8019,8 +8846,8 @@
         <w:t xml:space="preserve">Appendix A — Study I: Included and excluded reports</w:t>
       </w:r>
     </w:p>
-    <w:bookmarkEnd w:id="122"/>
-    <w:bookmarkStart w:id="123" w:name="sec-suppl-geo-map"/>
+    <w:bookmarkEnd w:id="137"/>
+    <w:bookmarkStart w:id="138" w:name="sec-suppl-geo-map"/>
     <w:p>
       <w:pPr>
         <w:pStyle w:val="Heading1"/>
@@ -8185,8 +9012,8 @@
         <w:t xml:space="preserve">mean blood glucose show stronger associations with cardiovascular disease risk factors than do postprandial glycaemia or glucose variability in persons with diabetes: the A1C-Derived Average Glucose (ADAG) study. 2011; ADAG Study Group, editor. Diabetologia. 54: 69–72. doi:10.1007/s00125-010-1918-2</w:t>
       </w:r>
     </w:p>
-    <w:bookmarkEnd w:id="123"/>
-    <w:bookmarkStart w:id="124" w:name="sec-suppl-subclin-results"/>
+    <w:bookmarkEnd w:id="138"/>
+    <w:bookmarkStart w:id="139" w:name="sec-suppl-subclin-results"/>
     <w:p>
       <w:pPr>
         <w:pStyle w:val="Heading1"/>
@@ -8219,8 +9046,8 @@
         <w:t xml:space="preserve">Add table overview of subclinical results</w:t>
       </w:r>
     </w:p>
-    <w:bookmarkEnd w:id="124"/>
-    <w:bookmarkStart w:id="130" w:name="sec-suppl-pred-stability"/>
+    <w:bookmarkEnd w:id="139"/>
+    <w:bookmarkStart w:id="145" w:name="sec-suppl-pred-stability"/>
     <w:p>
       <w:pPr>
         <w:pStyle w:val="Heading1"/>
@@ -8260,30 +9087,30 @@
       <w:tr>
         <w:tc>
           <w:tcPr/>
-          <w:bookmarkStart w:id="129" w:name="fig-pred-stability"/>
+          <w:bookmarkStart w:id="144" w:name="fig-pred-stability"/>
           <w:p>
             <w:pPr>
               <w:pStyle w:val="Compact"/>
               <w:jc w:val="center"/>
             </w:pPr>
-            <w:hyperlink r:id="rId128">
+            <w:hyperlink r:id="rId143">
               <w:r>
                 <w:drawing>
                   <wp:inline>
                     <wp:extent cx="5334000" cy="7638288"/>
                     <wp:effectExtent b="0" l="0" r="0" t="0"/>
-                    <wp:docPr descr="" title="" id="126" name="Picture"/>
+                    <wp:docPr descr="" title="" id="141" name="Picture"/>
                     <a:graphic>
                       <a:graphicData uri="http://schemas.openxmlformats.org/drawingml/2006/picture">
                         <pic:pic>
                           <pic:nvPicPr>
-                            <pic:cNvPr descr="figures/4_results_fig/study_2_prediction_stability.png" id="127" name="Picture"/>
+                            <pic:cNvPr descr="figures/4_results_fig/study_2_prediction_stability.png" id="142" name="Picture"/>
                             <pic:cNvPicPr>
                               <a:picLocks noChangeArrowheads="1" noChangeAspect="1"/>
                             </pic:cNvPicPr>
                           </pic:nvPicPr>
                           <pic:blipFill>
-                            <a:blip r:embed="rId125"/>
+                            <a:blip r:embed="rId140"/>
                             <a:stretch>
                               <a:fillRect/>
                             </a:stretch>
@@ -8324,12 +9151,12 @@
               <w:t xml:space="preserve">Figure E.1: Prediction stability plots show the predictions (estimated risk) for the full dataset from the development model (equivalent to the apparent model) on the x-axis, and the predictions from all bootstrap models on the y-axis. Tight alignment along the diagonal indicates higher prediction stability.</w:t>
             </w:r>
           </w:p>
-          <w:bookmarkEnd w:id="129"/>
+          <w:bookmarkEnd w:id="144"/>
         </w:tc>
       </w:tr>
     </w:tbl>
-    <w:bookmarkEnd w:id="130"/>
-    <w:bookmarkStart w:id="133" w:name="sec-suppl-seg-results"/>
+    <w:bookmarkEnd w:id="145"/>
+    <w:bookmarkStart w:id="148" w:name="sec-suppl-seg-results"/>
     <w:p>
       <w:pPr>
         <w:pStyle w:val="Heading1"/>
@@ -8351,7 +9178,7 @@
       <w:tr>
         <w:tc>
           <w:tcPr/>
-          <w:bookmarkStart w:id="131" w:name="tbl-seg-white"/>
+          <w:bookmarkStart w:id="146" w:name="tbl-seg-white"/>
           <w:p>
             <w:pPr>
               <w:jc w:val="center"/>
@@ -10726,7 +11553,7 @@
               </w:tc>
             </w:tr>
           </w:tbl>
-          <w:bookmarkEnd w:id="131"/>
+          <w:bookmarkEnd w:id="146"/>
           <w:p/>
         </w:tc>
       </w:tr>
@@ -10756,7 +11583,7 @@
       <w:tr>
         <w:tc>
           <w:tcPr/>
-          <w:bookmarkStart w:id="132" w:name="tbl-seg-black"/>
+          <w:bookmarkStart w:id="147" w:name="tbl-seg-black"/>
           <w:p>
             <w:pPr>
               <w:jc w:val="center"/>
@@ -13131,13 +13958,13 @@
               </w:tc>
             </w:tr>
           </w:tbl>
-          <w:bookmarkEnd w:id="132"/>
+          <w:bookmarkEnd w:id="147"/>
           <w:p/>
         </w:tc>
       </w:tr>
     </w:tbl>
-    <w:bookmarkEnd w:id="133"/>
-    <w:bookmarkStart w:id="136" w:name="addenda-and-errata"/>
+    <w:bookmarkEnd w:id="148"/>
+    <w:bookmarkStart w:id="151" w:name="addenda-and-errata"/>
     <w:p>
       <w:pPr>
         <w:pStyle w:val="Heading1"/>
@@ -13178,7 +14005,7 @@
         <w:t xml:space="preserve">Errata: corrections to errors discovered since submission of the dissertation.</w:t>
       </w:r>
     </w:p>
-    <w:bookmarkStart w:id="134" w:name="addenda"/>
+    <w:bookmarkStart w:id="149" w:name="addenda"/>
     <w:p>
       <w:pPr>
         <w:pStyle w:val="Heading2"/>
@@ -13187,8 +14014,8 @@
         <w:t xml:space="preserve">B.1 Addenda</w:t>
       </w:r>
     </w:p>
-    <w:bookmarkEnd w:id="134"/>
-    <w:bookmarkStart w:id="135" w:name="errata"/>
+    <w:bookmarkEnd w:id="149"/>
+    <w:bookmarkStart w:id="150" w:name="errata"/>
     <w:p>
       <w:pPr>
         <w:pStyle w:val="Heading2"/>
@@ -13197,8 +14024,8 @@
         <w:t xml:space="preserve">B.2 Errata</w:t>
       </w:r>
     </w:p>
-    <w:bookmarkEnd w:id="135"/>
-    <w:bookmarkEnd w:id="136"/>
+    <w:bookmarkEnd w:id="150"/>
+    <w:bookmarkEnd w:id="151"/>
     <w:sectPr>
       <w:footnotePr>
         <w:numRestart w:val="eachSect"/>
